--- a/docs/3/project-management/reports/PM_practice-06_report-template.docx
+++ b/docs/3/project-management/reports/PM_practice-06_report-template.docx
@@ -39,19 +39,6 @@
           <w:sz w:val="24"/>
         </w:rPr>
         <w:t>Scrum-доска</w:t>
-      </w:r>
-    </w:p>
-    <w:p>
-      <w:pPr>
-        <w:jc w:val="center"/>
-      </w:pPr>
-      <w:r>
-        <w:rPr>
-          <w:b w:val="0"/>
-          <w:i/>
-          <w:sz w:val="24"/>
-        </w:rPr>
-        <w:t>Продолжительность: 90 минут</w:t>
       </w:r>
     </w:p>
     <w:p/>
@@ -107,6 +94,15 @@
       </w:r>
     </w:p>
     <w:p/>
+    <w:p>
+      <w:r>
+        <w:rPr>
+          <w:b/>
+          <w:sz w:val="24"/>
+        </w:rPr>
+        <w:t>Ход работы</w:t>
+      </w:r>
+    </w:p>
     <w:p>
       <w:r>
         <w:rPr>

--- a/docs/3/project-management/reports/PM_practice-06_report-template.docx
+++ b/docs/3/project-management/reports/PM_practice-06_report-template.docx
@@ -4,10 +4,13 @@
   <w:body>
     <w:p>
       <w:pPr>
+        <w:spacing w:line="360" w:lineRule="auto" w:before="0" w:after="0"/>
+        <w:ind w:firstLine="0"/>
         <w:jc w:val="center"/>
       </w:pPr>
       <w:r>
         <w:rPr>
+          <w:rFonts w:ascii="Times New Roman" w:hAnsi="Times New Roman" w:eastAsia="Times New Roman" w:cs="Times New Roman"/>
           <w:b/>
           <w:i w:val="0"/>
           <w:sz w:val="28"/>
@@ -17,108 +20,171 @@
     </w:p>
     <w:p>
       <w:pPr>
+        <w:spacing w:line="360" w:lineRule="auto" w:before="0" w:after="0"/>
+        <w:ind w:firstLine="0"/>
         <w:jc w:val="center"/>
       </w:pPr>
       <w:r>
         <w:rPr>
+          <w:rFonts w:ascii="Times New Roman" w:hAnsi="Times New Roman" w:eastAsia="Times New Roman" w:cs="Times New Roman"/>
           <w:b/>
           <w:i w:val="0"/>
-          <w:sz w:val="26"/>
+          <w:sz w:val="28"/>
         </w:rPr>
         <w:t>Практическая работа 6</w:t>
       </w:r>
     </w:p>
     <w:p>
       <w:pPr>
+        <w:spacing w:line="360" w:lineRule="auto" w:before="0" w:after="0"/>
+        <w:ind w:firstLine="0"/>
         <w:jc w:val="center"/>
       </w:pPr>
       <w:r>
         <w:rPr>
+          <w:rFonts w:ascii="Times New Roman" w:hAnsi="Times New Roman" w:eastAsia="Times New Roman" w:cs="Times New Roman"/>
           <w:b w:val="0"/>
           <w:i w:val="0"/>
-          <w:sz w:val="24"/>
+          <w:sz w:val="28"/>
         </w:rPr>
         <w:t>Scrum-доска</w:t>
       </w:r>
     </w:p>
     <w:p/>
     <w:p>
+      <w:pPr>
+        <w:spacing w:line="360" w:lineRule="auto" w:before="0" w:after="0"/>
+        <w:ind w:firstLine="0"/>
+        <w:jc w:val="left"/>
+      </w:pPr>
       <w:r>
         <w:rPr>
+          <w:rFonts w:ascii="Times New Roman" w:hAnsi="Times New Roman" w:eastAsia="Times New Roman" w:cs="Times New Roman"/>
           <w:b w:val="0"/>
           <w:i w:val="0"/>
-          <w:sz w:val="24"/>
+          <w:sz w:val="28"/>
         </w:rPr>
         <w:t>ФИО студента: ______________________________________</w:t>
       </w:r>
     </w:p>
     <w:p>
+      <w:pPr>
+        <w:spacing w:line="360" w:lineRule="auto" w:before="0" w:after="0"/>
+        <w:ind w:firstLine="0"/>
+        <w:jc w:val="left"/>
+      </w:pPr>
       <w:r>
         <w:rPr>
+          <w:rFonts w:ascii="Times New Roman" w:hAnsi="Times New Roman" w:eastAsia="Times New Roman" w:cs="Times New Roman"/>
           <w:b w:val="0"/>
           <w:i w:val="0"/>
-          <w:sz w:val="24"/>
+          <w:sz w:val="28"/>
         </w:rPr>
         <w:t>Группа: ______________________  Дата: _______________</w:t>
       </w:r>
     </w:p>
     <w:p>
+      <w:pPr>
+        <w:spacing w:line="360" w:lineRule="auto" w:before="0" w:after="0"/>
+        <w:ind w:firstLine="0"/>
+        <w:jc w:val="left"/>
+      </w:pPr>
       <w:r>
         <w:rPr>
+          <w:rFonts w:ascii="Times New Roman" w:hAnsi="Times New Roman" w:eastAsia="Times New Roman" w:cs="Times New Roman"/>
           <w:b w:val="0"/>
           <w:i w:val="0"/>
-          <w:sz w:val="24"/>
+          <w:sz w:val="28"/>
         </w:rPr>
         <w:t>Проект: ____________________________________________</w:t>
       </w:r>
     </w:p>
     <w:p/>
     <w:p>
+      <w:pPr>
+        <w:pStyle w:val="Heading1"/>
+        <w:keepNext/>
+        <w:keepLines/>
+        <w:spacing w:line="240" w:lineRule="auto" w:before="240" w:after="0"/>
+        <w:ind w:left="0" w:firstLine="0"/>
+        <w:jc w:val="both"/>
+      </w:pPr>
       <w:r>
         <w:rPr>
-          <w:b/>
+          <w:rFonts w:ascii="Times New Roman" w:hAnsi="Times New Roman" w:eastAsia="Times New Roman" w:cs="Times New Roman"/>
+          <w:b w:val="0"/>
           <w:i w:val="0"/>
-          <w:sz w:val="24"/>
+          <w:sz w:val="28"/>
         </w:rPr>
         <w:t>Цель работы</w:t>
       </w:r>
     </w:p>
     <w:p>
+      <w:pPr>
+        <w:spacing w:line="360" w:lineRule="auto" w:before="0" w:after="0"/>
+        <w:ind w:firstLine="709"/>
+        <w:jc w:val="both"/>
+      </w:pPr>
       <w:r>
         <w:rPr>
+          <w:rFonts w:ascii="Times New Roman" w:hAnsi="Times New Roman" w:eastAsia="Times New Roman" w:cs="Times New Roman"/>
           <w:b w:val="0"/>
           <w:i w:val="0"/>
-          <w:sz w:val="24"/>
+          <w:sz w:val="28"/>
         </w:rPr>
         <w:t>Собрать и проверить проектный документ так, чтобы его мог понять новый участник команды и комиссия. Все решения должны опираться на числа и проверяемые факты.</w:t>
       </w:r>
     </w:p>
     <w:p/>
     <w:p>
+      <w:pPr>
+        <w:pStyle w:val="Heading1"/>
+        <w:keepNext/>
+        <w:keepLines/>
+        <w:spacing w:line="240" w:lineRule="auto" w:before="240" w:after="0"/>
+        <w:ind w:left="0" w:firstLine="0"/>
+        <w:jc w:val="both"/>
+      </w:pPr>
       <w:r>
         <w:rPr>
-          <w:b/>
-          <w:sz w:val="24"/>
+          <w:rFonts w:ascii="Times New Roman" w:hAnsi="Times New Roman" w:eastAsia="Times New Roman" w:cs="Times New Roman"/>
+          <w:b w:val="0"/>
+          <w:sz w:val="28"/>
         </w:rPr>
         <w:t>Ход работы</w:t>
       </w:r>
     </w:p>
     <w:p>
+      <w:pPr>
+        <w:pStyle w:val="Heading2"/>
+        <w:keepNext/>
+        <w:keepLines/>
+        <w:spacing w:line="240" w:lineRule="auto" w:before="40" w:after="0"/>
+        <w:ind w:left="0" w:firstLine="0"/>
+        <w:jc w:val="left"/>
+      </w:pPr>
       <w:r>
         <w:rPr>
+          <w:rFonts w:ascii="Times New Roman" w:hAnsi="Times New Roman" w:eastAsia="Times New Roman" w:cs="Times New Roman"/>
           <w:b/>
           <w:i w:val="0"/>
-          <w:sz w:val="24"/>
+          <w:sz w:val="28"/>
         </w:rPr>
         <w:t>1. Продуктовый бэклог</w:t>
       </w:r>
     </w:p>
     <w:p>
+      <w:pPr>
+        <w:spacing w:line="360" w:lineRule="auto" w:before="0" w:after="0"/>
+        <w:ind w:firstLine="709"/>
+        <w:jc w:val="both"/>
+      </w:pPr>
       <w:r>
         <w:rPr>
+          <w:rFonts w:ascii="Times New Roman" w:hAnsi="Times New Roman" w:eastAsia="Times New Roman" w:cs="Times New Roman"/>
           <w:b w:val="0"/>
           <w:i w:val="0"/>
-          <w:sz w:val="24"/>
+          <w:sz w:val="28"/>
         </w:rPr>
         <w:t>История записывается как роль, потребность и ценность. Критерии приёмки проверяемы без спора о вкусах.</w:t>
       </w:r>
@@ -127,6 +193,7 @@
       <w:tblPr>
         <w:tblStyle w:val="TableGrid"/>
         <w:tblW w:type="auto" w:w="0"/>
+        <w:tblLayout w:type="autofit"/>
         <w:tblLook w:firstColumn="1" w:firstRow="1" w:lastColumn="0" w:lastRow="0" w:noHBand="0" w:noVBand="1" w:val="04A0"/>
       </w:tblPr>
       <w:tblGrid>
@@ -144,10 +211,16 @@
             <w:tcW w:type="dxa" w:w="1234"/>
           </w:tcPr>
           <w:p>
+            <w:pPr>
+              <w:spacing w:line="360" w:lineRule="auto" w:before="0" w:after="0"/>
+              <w:ind w:firstLine="0"/>
+              <w:jc w:val="center"/>
+            </w:pPr>
             <w:r>
               <w:rPr>
+                <w:rFonts w:ascii="Times New Roman" w:hAnsi="Times New Roman" w:eastAsia="Times New Roman" w:cs="Times New Roman"/>
                 <w:b/>
-                <w:sz w:val="18"/>
+                <w:sz w:val="22"/>
               </w:rPr>
               <w:t>ID</w:t>
             </w:r>
@@ -158,10 +231,16 @@
             <w:tcW w:type="dxa" w:w="1234"/>
           </w:tcPr>
           <w:p>
+            <w:pPr>
+              <w:spacing w:line="360" w:lineRule="auto" w:before="0" w:after="0"/>
+              <w:ind w:firstLine="0"/>
+              <w:jc w:val="center"/>
+            </w:pPr>
             <w:r>
               <w:rPr>
+                <w:rFonts w:ascii="Times New Roman" w:hAnsi="Times New Roman" w:eastAsia="Times New Roman" w:cs="Times New Roman"/>
                 <w:b/>
-                <w:sz w:val="18"/>
+                <w:sz w:val="22"/>
               </w:rPr>
               <w:t>Как</w:t>
             </w:r>
@@ -172,10 +251,16 @@
             <w:tcW w:type="dxa" w:w="1234"/>
           </w:tcPr>
           <w:p>
+            <w:pPr>
+              <w:spacing w:line="360" w:lineRule="auto" w:before="0" w:after="0"/>
+              <w:ind w:firstLine="0"/>
+              <w:jc w:val="center"/>
+            </w:pPr>
             <w:r>
               <w:rPr>
+                <w:rFonts w:ascii="Times New Roman" w:hAnsi="Times New Roman" w:eastAsia="Times New Roman" w:cs="Times New Roman"/>
                 <w:b/>
-                <w:sz w:val="18"/>
+                <w:sz w:val="22"/>
               </w:rPr>
               <w:t>Я хочу</w:t>
             </w:r>
@@ -186,10 +271,16 @@
             <w:tcW w:type="dxa" w:w="1234"/>
           </w:tcPr>
           <w:p>
+            <w:pPr>
+              <w:spacing w:line="360" w:lineRule="auto" w:before="0" w:after="0"/>
+              <w:ind w:firstLine="0"/>
+              <w:jc w:val="center"/>
+            </w:pPr>
             <w:r>
               <w:rPr>
+                <w:rFonts w:ascii="Times New Roman" w:hAnsi="Times New Roman" w:eastAsia="Times New Roman" w:cs="Times New Roman"/>
                 <w:b/>
-                <w:sz w:val="18"/>
+                <w:sz w:val="22"/>
               </w:rPr>
               <w:t>Чтобы</w:t>
             </w:r>
@@ -200,10 +291,16 @@
             <w:tcW w:type="dxa" w:w="1234"/>
           </w:tcPr>
           <w:p>
+            <w:pPr>
+              <w:spacing w:line="360" w:lineRule="auto" w:before="0" w:after="0"/>
+              <w:ind w:firstLine="0"/>
+              <w:jc w:val="center"/>
+            </w:pPr>
             <w:r>
               <w:rPr>
+                <w:rFonts w:ascii="Times New Roman" w:hAnsi="Times New Roman" w:eastAsia="Times New Roman" w:cs="Times New Roman"/>
                 <w:b/>
-                <w:sz w:val="18"/>
+                <w:sz w:val="22"/>
               </w:rPr>
               <w:t>Оценка</w:t>
             </w:r>
@@ -214,10 +311,16 @@
             <w:tcW w:type="dxa" w:w="1234"/>
           </w:tcPr>
           <w:p>
+            <w:pPr>
+              <w:spacing w:line="360" w:lineRule="auto" w:before="0" w:after="0"/>
+              <w:ind w:firstLine="0"/>
+              <w:jc w:val="center"/>
+            </w:pPr>
             <w:r>
               <w:rPr>
+                <w:rFonts w:ascii="Times New Roman" w:hAnsi="Times New Roman" w:eastAsia="Times New Roman" w:cs="Times New Roman"/>
                 <w:b/>
-                <w:sz w:val="18"/>
+                <w:sz w:val="22"/>
               </w:rPr>
               <w:t>Приоритет</w:t>
             </w:r>
@@ -228,10 +331,16 @@
             <w:tcW w:type="dxa" w:w="1234"/>
           </w:tcPr>
           <w:p>
+            <w:pPr>
+              <w:spacing w:line="360" w:lineRule="auto" w:before="0" w:after="0"/>
+              <w:ind w:firstLine="0"/>
+              <w:jc w:val="center"/>
+            </w:pPr>
             <w:r>
               <w:rPr>
+                <w:rFonts w:ascii="Times New Roman" w:hAnsi="Times New Roman" w:eastAsia="Times New Roman" w:cs="Times New Roman"/>
                 <w:b/>
-                <w:sz w:val="18"/>
+                <w:sz w:val="22"/>
               </w:rPr>
               <w:t>Критерий приёмки</w:t>
             </w:r>
@@ -244,9 +353,16 @@
             <w:tcW w:type="dxa" w:w="1234"/>
           </w:tcPr>
           <w:p>
+            <w:pPr>
+              <w:spacing w:line="360" w:lineRule="auto" w:before="0" w:after="0"/>
+              <w:ind w:firstLine="0"/>
+              <w:jc w:val="both"/>
+            </w:pPr>
             <w:r>
               <w:rPr>
-                <w:sz w:val="18"/>
+                <w:rFonts w:ascii="Times New Roman" w:hAnsi="Times New Roman" w:eastAsia="Times New Roman" w:cs="Times New Roman"/>
+                <w:b w:val="0"/>
+                <w:sz w:val="22"/>
               </w:rPr>
               <w:t>US1</w:t>
             </w:r>
@@ -257,9 +373,16 @@
             <w:tcW w:type="dxa" w:w="1234"/>
           </w:tcPr>
           <w:p>
+            <w:pPr>
+              <w:spacing w:line="360" w:lineRule="auto" w:before="0" w:after="0"/>
+              <w:ind w:firstLine="0"/>
+              <w:jc w:val="both"/>
+            </w:pPr>
             <w:r>
               <w:rPr>
-                <w:sz w:val="18"/>
+                <w:rFonts w:ascii="Times New Roman" w:hAnsi="Times New Roman" w:eastAsia="Times New Roman" w:cs="Times New Roman"/>
+                <w:b w:val="0"/>
+                <w:sz w:val="22"/>
               </w:rPr>
             </w:r>
           </w:p>
@@ -269,9 +392,16 @@
             <w:tcW w:type="dxa" w:w="1234"/>
           </w:tcPr>
           <w:p>
+            <w:pPr>
+              <w:spacing w:line="360" w:lineRule="auto" w:before="0" w:after="0"/>
+              <w:ind w:firstLine="0"/>
+              <w:jc w:val="both"/>
+            </w:pPr>
             <w:r>
               <w:rPr>
-                <w:sz w:val="18"/>
+                <w:rFonts w:ascii="Times New Roman" w:hAnsi="Times New Roman" w:eastAsia="Times New Roman" w:cs="Times New Roman"/>
+                <w:b w:val="0"/>
+                <w:sz w:val="22"/>
               </w:rPr>
             </w:r>
           </w:p>
@@ -281,9 +411,16 @@
             <w:tcW w:type="dxa" w:w="1234"/>
           </w:tcPr>
           <w:p>
+            <w:pPr>
+              <w:spacing w:line="360" w:lineRule="auto" w:before="0" w:after="0"/>
+              <w:ind w:firstLine="0"/>
+              <w:jc w:val="both"/>
+            </w:pPr>
             <w:r>
               <w:rPr>
-                <w:sz w:val="18"/>
+                <w:rFonts w:ascii="Times New Roman" w:hAnsi="Times New Roman" w:eastAsia="Times New Roman" w:cs="Times New Roman"/>
+                <w:b w:val="0"/>
+                <w:sz w:val="22"/>
               </w:rPr>
             </w:r>
           </w:p>
@@ -293,9 +430,16 @@
             <w:tcW w:type="dxa" w:w="1234"/>
           </w:tcPr>
           <w:p>
+            <w:pPr>
+              <w:spacing w:line="360" w:lineRule="auto" w:before="0" w:after="0"/>
+              <w:ind w:firstLine="0"/>
+              <w:jc w:val="both"/>
+            </w:pPr>
             <w:r>
               <w:rPr>
-                <w:sz w:val="18"/>
+                <w:rFonts w:ascii="Times New Roman" w:hAnsi="Times New Roman" w:eastAsia="Times New Roman" w:cs="Times New Roman"/>
+                <w:b w:val="0"/>
+                <w:sz w:val="22"/>
               </w:rPr>
             </w:r>
           </w:p>
@@ -305,9 +449,16 @@
             <w:tcW w:type="dxa" w:w="1234"/>
           </w:tcPr>
           <w:p>
+            <w:pPr>
+              <w:spacing w:line="360" w:lineRule="auto" w:before="0" w:after="0"/>
+              <w:ind w:firstLine="0"/>
+              <w:jc w:val="both"/>
+            </w:pPr>
             <w:r>
               <w:rPr>
-                <w:sz w:val="18"/>
+                <w:rFonts w:ascii="Times New Roman" w:hAnsi="Times New Roman" w:eastAsia="Times New Roman" w:cs="Times New Roman"/>
+                <w:b w:val="0"/>
+                <w:sz w:val="22"/>
               </w:rPr>
             </w:r>
           </w:p>
@@ -317,9 +468,16 @@
             <w:tcW w:type="dxa" w:w="1234"/>
           </w:tcPr>
           <w:p>
+            <w:pPr>
+              <w:spacing w:line="360" w:lineRule="auto" w:before="0" w:after="0"/>
+              <w:ind w:firstLine="0"/>
+              <w:jc w:val="both"/>
+            </w:pPr>
             <w:r>
               <w:rPr>
-                <w:sz w:val="18"/>
+                <w:rFonts w:ascii="Times New Roman" w:hAnsi="Times New Roman" w:eastAsia="Times New Roman" w:cs="Times New Roman"/>
+                <w:b w:val="0"/>
+                <w:sz w:val="22"/>
               </w:rPr>
             </w:r>
           </w:p>
@@ -331,9 +489,16 @@
             <w:tcW w:type="dxa" w:w="1234"/>
           </w:tcPr>
           <w:p>
+            <w:pPr>
+              <w:spacing w:line="360" w:lineRule="auto" w:before="0" w:after="0"/>
+              <w:ind w:firstLine="0"/>
+              <w:jc w:val="both"/>
+            </w:pPr>
             <w:r>
               <w:rPr>
-                <w:sz w:val="18"/>
+                <w:rFonts w:ascii="Times New Roman" w:hAnsi="Times New Roman" w:eastAsia="Times New Roman" w:cs="Times New Roman"/>
+                <w:b w:val="0"/>
+                <w:sz w:val="22"/>
               </w:rPr>
               <w:t>US2</w:t>
             </w:r>
@@ -344,9 +509,16 @@
             <w:tcW w:type="dxa" w:w="1234"/>
           </w:tcPr>
           <w:p>
+            <w:pPr>
+              <w:spacing w:line="360" w:lineRule="auto" w:before="0" w:after="0"/>
+              <w:ind w:firstLine="0"/>
+              <w:jc w:val="both"/>
+            </w:pPr>
             <w:r>
               <w:rPr>
-                <w:sz w:val="18"/>
+                <w:rFonts w:ascii="Times New Roman" w:hAnsi="Times New Roman" w:eastAsia="Times New Roman" w:cs="Times New Roman"/>
+                <w:b w:val="0"/>
+                <w:sz w:val="22"/>
               </w:rPr>
             </w:r>
           </w:p>
@@ -356,9 +528,16 @@
             <w:tcW w:type="dxa" w:w="1234"/>
           </w:tcPr>
           <w:p>
+            <w:pPr>
+              <w:spacing w:line="360" w:lineRule="auto" w:before="0" w:after="0"/>
+              <w:ind w:firstLine="0"/>
+              <w:jc w:val="both"/>
+            </w:pPr>
             <w:r>
               <w:rPr>
-                <w:sz w:val="18"/>
+                <w:rFonts w:ascii="Times New Roman" w:hAnsi="Times New Roman" w:eastAsia="Times New Roman" w:cs="Times New Roman"/>
+                <w:b w:val="0"/>
+                <w:sz w:val="22"/>
               </w:rPr>
             </w:r>
           </w:p>
@@ -368,9 +547,16 @@
             <w:tcW w:type="dxa" w:w="1234"/>
           </w:tcPr>
           <w:p>
+            <w:pPr>
+              <w:spacing w:line="360" w:lineRule="auto" w:before="0" w:after="0"/>
+              <w:ind w:firstLine="0"/>
+              <w:jc w:val="both"/>
+            </w:pPr>
             <w:r>
               <w:rPr>
-                <w:sz w:val="18"/>
+                <w:rFonts w:ascii="Times New Roman" w:hAnsi="Times New Roman" w:eastAsia="Times New Roman" w:cs="Times New Roman"/>
+                <w:b w:val="0"/>
+                <w:sz w:val="22"/>
               </w:rPr>
             </w:r>
           </w:p>
@@ -380,9 +566,16 @@
             <w:tcW w:type="dxa" w:w="1234"/>
           </w:tcPr>
           <w:p>
+            <w:pPr>
+              <w:spacing w:line="360" w:lineRule="auto" w:before="0" w:after="0"/>
+              <w:ind w:firstLine="0"/>
+              <w:jc w:val="both"/>
+            </w:pPr>
             <w:r>
               <w:rPr>
-                <w:sz w:val="18"/>
+                <w:rFonts w:ascii="Times New Roman" w:hAnsi="Times New Roman" w:eastAsia="Times New Roman" w:cs="Times New Roman"/>
+                <w:b w:val="0"/>
+                <w:sz w:val="22"/>
               </w:rPr>
             </w:r>
           </w:p>
@@ -392,9 +585,16 @@
             <w:tcW w:type="dxa" w:w="1234"/>
           </w:tcPr>
           <w:p>
+            <w:pPr>
+              <w:spacing w:line="360" w:lineRule="auto" w:before="0" w:after="0"/>
+              <w:ind w:firstLine="0"/>
+              <w:jc w:val="both"/>
+            </w:pPr>
             <w:r>
               <w:rPr>
-                <w:sz w:val="18"/>
+                <w:rFonts w:ascii="Times New Roman" w:hAnsi="Times New Roman" w:eastAsia="Times New Roman" w:cs="Times New Roman"/>
+                <w:b w:val="0"/>
+                <w:sz w:val="22"/>
               </w:rPr>
             </w:r>
           </w:p>
@@ -404,9 +604,16 @@
             <w:tcW w:type="dxa" w:w="1234"/>
           </w:tcPr>
           <w:p>
+            <w:pPr>
+              <w:spacing w:line="360" w:lineRule="auto" w:before="0" w:after="0"/>
+              <w:ind w:firstLine="0"/>
+              <w:jc w:val="both"/>
+            </w:pPr>
             <w:r>
               <w:rPr>
-                <w:sz w:val="18"/>
+                <w:rFonts w:ascii="Times New Roman" w:hAnsi="Times New Roman" w:eastAsia="Times New Roman" w:cs="Times New Roman"/>
+                <w:b w:val="0"/>
+                <w:sz w:val="22"/>
               </w:rPr>
             </w:r>
           </w:p>
@@ -418,9 +625,16 @@
             <w:tcW w:type="dxa" w:w="1234"/>
           </w:tcPr>
           <w:p>
+            <w:pPr>
+              <w:spacing w:line="360" w:lineRule="auto" w:before="0" w:after="0"/>
+              <w:ind w:firstLine="0"/>
+              <w:jc w:val="both"/>
+            </w:pPr>
             <w:r>
               <w:rPr>
-                <w:sz w:val="18"/>
+                <w:rFonts w:ascii="Times New Roman" w:hAnsi="Times New Roman" w:eastAsia="Times New Roman" w:cs="Times New Roman"/>
+                <w:b w:val="0"/>
+                <w:sz w:val="22"/>
               </w:rPr>
               <w:t>US3</w:t>
             </w:r>
@@ -431,9 +645,16 @@
             <w:tcW w:type="dxa" w:w="1234"/>
           </w:tcPr>
           <w:p>
+            <w:pPr>
+              <w:spacing w:line="360" w:lineRule="auto" w:before="0" w:after="0"/>
+              <w:ind w:firstLine="0"/>
+              <w:jc w:val="both"/>
+            </w:pPr>
             <w:r>
               <w:rPr>
-                <w:sz w:val="18"/>
+                <w:rFonts w:ascii="Times New Roman" w:hAnsi="Times New Roman" w:eastAsia="Times New Roman" w:cs="Times New Roman"/>
+                <w:b w:val="0"/>
+                <w:sz w:val="22"/>
               </w:rPr>
             </w:r>
           </w:p>
@@ -443,9 +664,16 @@
             <w:tcW w:type="dxa" w:w="1234"/>
           </w:tcPr>
           <w:p>
+            <w:pPr>
+              <w:spacing w:line="360" w:lineRule="auto" w:before="0" w:after="0"/>
+              <w:ind w:firstLine="0"/>
+              <w:jc w:val="both"/>
+            </w:pPr>
             <w:r>
               <w:rPr>
-                <w:sz w:val="18"/>
+                <w:rFonts w:ascii="Times New Roman" w:hAnsi="Times New Roman" w:eastAsia="Times New Roman" w:cs="Times New Roman"/>
+                <w:b w:val="0"/>
+                <w:sz w:val="22"/>
               </w:rPr>
             </w:r>
           </w:p>
@@ -455,9 +683,16 @@
             <w:tcW w:type="dxa" w:w="1234"/>
           </w:tcPr>
           <w:p>
+            <w:pPr>
+              <w:spacing w:line="360" w:lineRule="auto" w:before="0" w:after="0"/>
+              <w:ind w:firstLine="0"/>
+              <w:jc w:val="both"/>
+            </w:pPr>
             <w:r>
               <w:rPr>
-                <w:sz w:val="18"/>
+                <w:rFonts w:ascii="Times New Roman" w:hAnsi="Times New Roman" w:eastAsia="Times New Roman" w:cs="Times New Roman"/>
+                <w:b w:val="0"/>
+                <w:sz w:val="22"/>
               </w:rPr>
             </w:r>
           </w:p>
@@ -467,9 +702,16 @@
             <w:tcW w:type="dxa" w:w="1234"/>
           </w:tcPr>
           <w:p>
+            <w:pPr>
+              <w:spacing w:line="360" w:lineRule="auto" w:before="0" w:after="0"/>
+              <w:ind w:firstLine="0"/>
+              <w:jc w:val="both"/>
+            </w:pPr>
             <w:r>
               <w:rPr>
-                <w:sz w:val="18"/>
+                <w:rFonts w:ascii="Times New Roman" w:hAnsi="Times New Roman" w:eastAsia="Times New Roman" w:cs="Times New Roman"/>
+                <w:b w:val="0"/>
+                <w:sz w:val="22"/>
               </w:rPr>
             </w:r>
           </w:p>
@@ -479,9 +721,16 @@
             <w:tcW w:type="dxa" w:w="1234"/>
           </w:tcPr>
           <w:p>
+            <w:pPr>
+              <w:spacing w:line="360" w:lineRule="auto" w:before="0" w:after="0"/>
+              <w:ind w:firstLine="0"/>
+              <w:jc w:val="both"/>
+            </w:pPr>
             <w:r>
               <w:rPr>
-                <w:sz w:val="18"/>
+                <w:rFonts w:ascii="Times New Roman" w:hAnsi="Times New Roman" w:eastAsia="Times New Roman" w:cs="Times New Roman"/>
+                <w:b w:val="0"/>
+                <w:sz w:val="22"/>
               </w:rPr>
             </w:r>
           </w:p>
@@ -491,9 +740,16 @@
             <w:tcW w:type="dxa" w:w="1234"/>
           </w:tcPr>
           <w:p>
+            <w:pPr>
+              <w:spacing w:line="360" w:lineRule="auto" w:before="0" w:after="0"/>
+              <w:ind w:firstLine="0"/>
+              <w:jc w:val="both"/>
+            </w:pPr>
             <w:r>
               <w:rPr>
-                <w:sz w:val="18"/>
+                <w:rFonts w:ascii="Times New Roman" w:hAnsi="Times New Roman" w:eastAsia="Times New Roman" w:cs="Times New Roman"/>
+                <w:b w:val="0"/>
+                <w:sz w:val="22"/>
               </w:rPr>
             </w:r>
           </w:p>
@@ -505,9 +761,16 @@
             <w:tcW w:type="dxa" w:w="1234"/>
           </w:tcPr>
           <w:p>
+            <w:pPr>
+              <w:spacing w:line="360" w:lineRule="auto" w:before="0" w:after="0"/>
+              <w:ind w:firstLine="0"/>
+              <w:jc w:val="both"/>
+            </w:pPr>
             <w:r>
               <w:rPr>
-                <w:sz w:val="18"/>
+                <w:rFonts w:ascii="Times New Roman" w:hAnsi="Times New Roman" w:eastAsia="Times New Roman" w:cs="Times New Roman"/>
+                <w:b w:val="0"/>
+                <w:sz w:val="22"/>
               </w:rPr>
               <w:t>US4</w:t>
             </w:r>
@@ -518,9 +781,16 @@
             <w:tcW w:type="dxa" w:w="1234"/>
           </w:tcPr>
           <w:p>
+            <w:pPr>
+              <w:spacing w:line="360" w:lineRule="auto" w:before="0" w:after="0"/>
+              <w:ind w:firstLine="0"/>
+              <w:jc w:val="both"/>
+            </w:pPr>
             <w:r>
               <w:rPr>
-                <w:sz w:val="18"/>
+                <w:rFonts w:ascii="Times New Roman" w:hAnsi="Times New Roman" w:eastAsia="Times New Roman" w:cs="Times New Roman"/>
+                <w:b w:val="0"/>
+                <w:sz w:val="22"/>
               </w:rPr>
             </w:r>
           </w:p>
@@ -530,9 +800,16 @@
             <w:tcW w:type="dxa" w:w="1234"/>
           </w:tcPr>
           <w:p>
+            <w:pPr>
+              <w:spacing w:line="360" w:lineRule="auto" w:before="0" w:after="0"/>
+              <w:ind w:firstLine="0"/>
+              <w:jc w:val="both"/>
+            </w:pPr>
             <w:r>
               <w:rPr>
-                <w:sz w:val="18"/>
+                <w:rFonts w:ascii="Times New Roman" w:hAnsi="Times New Roman" w:eastAsia="Times New Roman" w:cs="Times New Roman"/>
+                <w:b w:val="0"/>
+                <w:sz w:val="22"/>
               </w:rPr>
             </w:r>
           </w:p>
@@ -542,9 +819,16 @@
             <w:tcW w:type="dxa" w:w="1234"/>
           </w:tcPr>
           <w:p>
+            <w:pPr>
+              <w:spacing w:line="360" w:lineRule="auto" w:before="0" w:after="0"/>
+              <w:ind w:firstLine="0"/>
+              <w:jc w:val="both"/>
+            </w:pPr>
             <w:r>
               <w:rPr>
-                <w:sz w:val="18"/>
+                <w:rFonts w:ascii="Times New Roman" w:hAnsi="Times New Roman" w:eastAsia="Times New Roman" w:cs="Times New Roman"/>
+                <w:b w:val="0"/>
+                <w:sz w:val="22"/>
               </w:rPr>
             </w:r>
           </w:p>
@@ -554,9 +838,16 @@
             <w:tcW w:type="dxa" w:w="1234"/>
           </w:tcPr>
           <w:p>
+            <w:pPr>
+              <w:spacing w:line="360" w:lineRule="auto" w:before="0" w:after="0"/>
+              <w:ind w:firstLine="0"/>
+              <w:jc w:val="both"/>
+            </w:pPr>
             <w:r>
               <w:rPr>
-                <w:sz w:val="18"/>
+                <w:rFonts w:ascii="Times New Roman" w:hAnsi="Times New Roman" w:eastAsia="Times New Roman" w:cs="Times New Roman"/>
+                <w:b w:val="0"/>
+                <w:sz w:val="22"/>
               </w:rPr>
             </w:r>
           </w:p>
@@ -566,9 +857,16 @@
             <w:tcW w:type="dxa" w:w="1234"/>
           </w:tcPr>
           <w:p>
+            <w:pPr>
+              <w:spacing w:line="360" w:lineRule="auto" w:before="0" w:after="0"/>
+              <w:ind w:firstLine="0"/>
+              <w:jc w:val="both"/>
+            </w:pPr>
             <w:r>
               <w:rPr>
-                <w:sz w:val="18"/>
+                <w:rFonts w:ascii="Times New Roman" w:hAnsi="Times New Roman" w:eastAsia="Times New Roman" w:cs="Times New Roman"/>
+                <w:b w:val="0"/>
+                <w:sz w:val="22"/>
               </w:rPr>
             </w:r>
           </w:p>
@@ -578,9 +876,16 @@
             <w:tcW w:type="dxa" w:w="1234"/>
           </w:tcPr>
           <w:p>
+            <w:pPr>
+              <w:spacing w:line="360" w:lineRule="auto" w:before="0" w:after="0"/>
+              <w:ind w:firstLine="0"/>
+              <w:jc w:val="both"/>
+            </w:pPr>
             <w:r>
               <w:rPr>
-                <w:sz w:val="18"/>
+                <w:rFonts w:ascii="Times New Roman" w:hAnsi="Times New Roman" w:eastAsia="Times New Roman" w:cs="Times New Roman"/>
+                <w:b w:val="0"/>
+                <w:sz w:val="22"/>
               </w:rPr>
             </w:r>
           </w:p>
@@ -592,9 +897,16 @@
             <w:tcW w:type="dxa" w:w="1234"/>
           </w:tcPr>
           <w:p>
+            <w:pPr>
+              <w:spacing w:line="360" w:lineRule="auto" w:before="0" w:after="0"/>
+              <w:ind w:firstLine="0"/>
+              <w:jc w:val="both"/>
+            </w:pPr>
             <w:r>
               <w:rPr>
-                <w:sz w:val="18"/>
+                <w:rFonts w:ascii="Times New Roman" w:hAnsi="Times New Roman" w:eastAsia="Times New Roman" w:cs="Times New Roman"/>
+                <w:b w:val="0"/>
+                <w:sz w:val="22"/>
               </w:rPr>
               <w:t>US5</w:t>
             </w:r>
@@ -605,9 +917,16 @@
             <w:tcW w:type="dxa" w:w="1234"/>
           </w:tcPr>
           <w:p>
+            <w:pPr>
+              <w:spacing w:line="360" w:lineRule="auto" w:before="0" w:after="0"/>
+              <w:ind w:firstLine="0"/>
+              <w:jc w:val="both"/>
+            </w:pPr>
             <w:r>
               <w:rPr>
-                <w:sz w:val="18"/>
+                <w:rFonts w:ascii="Times New Roman" w:hAnsi="Times New Roman" w:eastAsia="Times New Roman" w:cs="Times New Roman"/>
+                <w:b w:val="0"/>
+                <w:sz w:val="22"/>
               </w:rPr>
             </w:r>
           </w:p>
@@ -617,9 +936,16 @@
             <w:tcW w:type="dxa" w:w="1234"/>
           </w:tcPr>
           <w:p>
+            <w:pPr>
+              <w:spacing w:line="360" w:lineRule="auto" w:before="0" w:after="0"/>
+              <w:ind w:firstLine="0"/>
+              <w:jc w:val="both"/>
+            </w:pPr>
             <w:r>
               <w:rPr>
-                <w:sz w:val="18"/>
+                <w:rFonts w:ascii="Times New Roman" w:hAnsi="Times New Roman" w:eastAsia="Times New Roman" w:cs="Times New Roman"/>
+                <w:b w:val="0"/>
+                <w:sz w:val="22"/>
               </w:rPr>
             </w:r>
           </w:p>
@@ -629,9 +955,16 @@
             <w:tcW w:type="dxa" w:w="1234"/>
           </w:tcPr>
           <w:p>
+            <w:pPr>
+              <w:spacing w:line="360" w:lineRule="auto" w:before="0" w:after="0"/>
+              <w:ind w:firstLine="0"/>
+              <w:jc w:val="both"/>
+            </w:pPr>
             <w:r>
               <w:rPr>
-                <w:sz w:val="18"/>
+                <w:rFonts w:ascii="Times New Roman" w:hAnsi="Times New Roman" w:eastAsia="Times New Roman" w:cs="Times New Roman"/>
+                <w:b w:val="0"/>
+                <w:sz w:val="22"/>
               </w:rPr>
             </w:r>
           </w:p>
@@ -641,9 +974,16 @@
             <w:tcW w:type="dxa" w:w="1234"/>
           </w:tcPr>
           <w:p>
+            <w:pPr>
+              <w:spacing w:line="360" w:lineRule="auto" w:before="0" w:after="0"/>
+              <w:ind w:firstLine="0"/>
+              <w:jc w:val="both"/>
+            </w:pPr>
             <w:r>
               <w:rPr>
-                <w:sz w:val="18"/>
+                <w:rFonts w:ascii="Times New Roman" w:hAnsi="Times New Roman" w:eastAsia="Times New Roman" w:cs="Times New Roman"/>
+                <w:b w:val="0"/>
+                <w:sz w:val="22"/>
               </w:rPr>
             </w:r>
           </w:p>
@@ -653,9 +993,16 @@
             <w:tcW w:type="dxa" w:w="1234"/>
           </w:tcPr>
           <w:p>
+            <w:pPr>
+              <w:spacing w:line="360" w:lineRule="auto" w:before="0" w:after="0"/>
+              <w:ind w:firstLine="0"/>
+              <w:jc w:val="both"/>
+            </w:pPr>
             <w:r>
               <w:rPr>
-                <w:sz w:val="18"/>
+                <w:rFonts w:ascii="Times New Roman" w:hAnsi="Times New Roman" w:eastAsia="Times New Roman" w:cs="Times New Roman"/>
+                <w:b w:val="0"/>
+                <w:sz w:val="22"/>
               </w:rPr>
             </w:r>
           </w:p>
@@ -665,9 +1012,16 @@
             <w:tcW w:type="dxa" w:w="1234"/>
           </w:tcPr>
           <w:p>
+            <w:pPr>
+              <w:spacing w:line="360" w:lineRule="auto" w:before="0" w:after="0"/>
+              <w:ind w:firstLine="0"/>
+              <w:jc w:val="both"/>
+            </w:pPr>
             <w:r>
               <w:rPr>
-                <w:sz w:val="18"/>
+                <w:rFonts w:ascii="Times New Roman" w:hAnsi="Times New Roman" w:eastAsia="Times New Roman" w:cs="Times New Roman"/>
+                <w:b w:val="0"/>
+                <w:sz w:val="22"/>
               </w:rPr>
             </w:r>
           </w:p>
@@ -679,9 +1033,16 @@
             <w:tcW w:type="dxa" w:w="1234"/>
           </w:tcPr>
           <w:p>
+            <w:pPr>
+              <w:spacing w:line="360" w:lineRule="auto" w:before="0" w:after="0"/>
+              <w:ind w:firstLine="0"/>
+              <w:jc w:val="both"/>
+            </w:pPr>
             <w:r>
               <w:rPr>
-                <w:sz w:val="18"/>
+                <w:rFonts w:ascii="Times New Roman" w:hAnsi="Times New Roman" w:eastAsia="Times New Roman" w:cs="Times New Roman"/>
+                <w:b w:val="0"/>
+                <w:sz w:val="22"/>
               </w:rPr>
               <w:t>US6</w:t>
             </w:r>
@@ -692,9 +1053,16 @@
             <w:tcW w:type="dxa" w:w="1234"/>
           </w:tcPr>
           <w:p>
+            <w:pPr>
+              <w:spacing w:line="360" w:lineRule="auto" w:before="0" w:after="0"/>
+              <w:ind w:firstLine="0"/>
+              <w:jc w:val="both"/>
+            </w:pPr>
             <w:r>
               <w:rPr>
-                <w:sz w:val="18"/>
+                <w:rFonts w:ascii="Times New Roman" w:hAnsi="Times New Roman" w:eastAsia="Times New Roman" w:cs="Times New Roman"/>
+                <w:b w:val="0"/>
+                <w:sz w:val="22"/>
               </w:rPr>
             </w:r>
           </w:p>
@@ -704,9 +1072,16 @@
             <w:tcW w:type="dxa" w:w="1234"/>
           </w:tcPr>
           <w:p>
+            <w:pPr>
+              <w:spacing w:line="360" w:lineRule="auto" w:before="0" w:after="0"/>
+              <w:ind w:firstLine="0"/>
+              <w:jc w:val="both"/>
+            </w:pPr>
             <w:r>
               <w:rPr>
-                <w:sz w:val="18"/>
+                <w:rFonts w:ascii="Times New Roman" w:hAnsi="Times New Roman" w:eastAsia="Times New Roman" w:cs="Times New Roman"/>
+                <w:b w:val="0"/>
+                <w:sz w:val="22"/>
               </w:rPr>
             </w:r>
           </w:p>
@@ -716,9 +1091,16 @@
             <w:tcW w:type="dxa" w:w="1234"/>
           </w:tcPr>
           <w:p>
+            <w:pPr>
+              <w:spacing w:line="360" w:lineRule="auto" w:before="0" w:after="0"/>
+              <w:ind w:firstLine="0"/>
+              <w:jc w:val="both"/>
+            </w:pPr>
             <w:r>
               <w:rPr>
-                <w:sz w:val="18"/>
+                <w:rFonts w:ascii="Times New Roman" w:hAnsi="Times New Roman" w:eastAsia="Times New Roman" w:cs="Times New Roman"/>
+                <w:b w:val="0"/>
+                <w:sz w:val="22"/>
               </w:rPr>
             </w:r>
           </w:p>
@@ -728,9 +1110,16 @@
             <w:tcW w:type="dxa" w:w="1234"/>
           </w:tcPr>
           <w:p>
+            <w:pPr>
+              <w:spacing w:line="360" w:lineRule="auto" w:before="0" w:after="0"/>
+              <w:ind w:firstLine="0"/>
+              <w:jc w:val="both"/>
+            </w:pPr>
             <w:r>
               <w:rPr>
-                <w:sz w:val="18"/>
+                <w:rFonts w:ascii="Times New Roman" w:hAnsi="Times New Roman" w:eastAsia="Times New Roman" w:cs="Times New Roman"/>
+                <w:b w:val="0"/>
+                <w:sz w:val="22"/>
               </w:rPr>
             </w:r>
           </w:p>
@@ -740,9 +1129,16 @@
             <w:tcW w:type="dxa" w:w="1234"/>
           </w:tcPr>
           <w:p>
+            <w:pPr>
+              <w:spacing w:line="360" w:lineRule="auto" w:before="0" w:after="0"/>
+              <w:ind w:firstLine="0"/>
+              <w:jc w:val="both"/>
+            </w:pPr>
             <w:r>
               <w:rPr>
-                <w:sz w:val="18"/>
+                <w:rFonts w:ascii="Times New Roman" w:hAnsi="Times New Roman" w:eastAsia="Times New Roman" w:cs="Times New Roman"/>
+                <w:b w:val="0"/>
+                <w:sz w:val="22"/>
               </w:rPr>
             </w:r>
           </w:p>
@@ -752,9 +1148,16 @@
             <w:tcW w:type="dxa" w:w="1234"/>
           </w:tcPr>
           <w:p>
+            <w:pPr>
+              <w:spacing w:line="360" w:lineRule="auto" w:before="0" w:after="0"/>
+              <w:ind w:firstLine="0"/>
+              <w:jc w:val="both"/>
+            </w:pPr>
             <w:r>
               <w:rPr>
-                <w:sz w:val="18"/>
+                <w:rFonts w:ascii="Times New Roman" w:hAnsi="Times New Roman" w:eastAsia="Times New Roman" w:cs="Times New Roman"/>
+                <w:b w:val="0"/>
+                <w:sz w:val="22"/>
               </w:rPr>
             </w:r>
           </w:p>
@@ -766,9 +1169,16 @@
             <w:tcW w:type="dxa" w:w="1234"/>
           </w:tcPr>
           <w:p>
+            <w:pPr>
+              <w:spacing w:line="360" w:lineRule="auto" w:before="0" w:after="0"/>
+              <w:ind w:firstLine="0"/>
+              <w:jc w:val="both"/>
+            </w:pPr>
             <w:r>
               <w:rPr>
-                <w:sz w:val="18"/>
+                <w:rFonts w:ascii="Times New Roman" w:hAnsi="Times New Roman" w:eastAsia="Times New Roman" w:cs="Times New Roman"/>
+                <w:b w:val="0"/>
+                <w:sz w:val="22"/>
               </w:rPr>
               <w:t>US7</w:t>
             </w:r>
@@ -779,9 +1189,16 @@
             <w:tcW w:type="dxa" w:w="1234"/>
           </w:tcPr>
           <w:p>
+            <w:pPr>
+              <w:spacing w:line="360" w:lineRule="auto" w:before="0" w:after="0"/>
+              <w:ind w:firstLine="0"/>
+              <w:jc w:val="both"/>
+            </w:pPr>
             <w:r>
               <w:rPr>
-                <w:sz w:val="18"/>
+                <w:rFonts w:ascii="Times New Roman" w:hAnsi="Times New Roman" w:eastAsia="Times New Roman" w:cs="Times New Roman"/>
+                <w:b w:val="0"/>
+                <w:sz w:val="22"/>
               </w:rPr>
             </w:r>
           </w:p>
@@ -791,9 +1208,16 @@
             <w:tcW w:type="dxa" w:w="1234"/>
           </w:tcPr>
           <w:p>
+            <w:pPr>
+              <w:spacing w:line="360" w:lineRule="auto" w:before="0" w:after="0"/>
+              <w:ind w:firstLine="0"/>
+              <w:jc w:val="both"/>
+            </w:pPr>
             <w:r>
               <w:rPr>
-                <w:sz w:val="18"/>
+                <w:rFonts w:ascii="Times New Roman" w:hAnsi="Times New Roman" w:eastAsia="Times New Roman" w:cs="Times New Roman"/>
+                <w:b w:val="0"/>
+                <w:sz w:val="22"/>
               </w:rPr>
             </w:r>
           </w:p>
@@ -803,9 +1227,16 @@
             <w:tcW w:type="dxa" w:w="1234"/>
           </w:tcPr>
           <w:p>
+            <w:pPr>
+              <w:spacing w:line="360" w:lineRule="auto" w:before="0" w:after="0"/>
+              <w:ind w:firstLine="0"/>
+              <w:jc w:val="both"/>
+            </w:pPr>
             <w:r>
               <w:rPr>
-                <w:sz w:val="18"/>
+                <w:rFonts w:ascii="Times New Roman" w:hAnsi="Times New Roman" w:eastAsia="Times New Roman" w:cs="Times New Roman"/>
+                <w:b w:val="0"/>
+                <w:sz w:val="22"/>
               </w:rPr>
             </w:r>
           </w:p>
@@ -815,9 +1246,16 @@
             <w:tcW w:type="dxa" w:w="1234"/>
           </w:tcPr>
           <w:p>
+            <w:pPr>
+              <w:spacing w:line="360" w:lineRule="auto" w:before="0" w:after="0"/>
+              <w:ind w:firstLine="0"/>
+              <w:jc w:val="both"/>
+            </w:pPr>
             <w:r>
               <w:rPr>
-                <w:sz w:val="18"/>
+                <w:rFonts w:ascii="Times New Roman" w:hAnsi="Times New Roman" w:eastAsia="Times New Roman" w:cs="Times New Roman"/>
+                <w:b w:val="0"/>
+                <w:sz w:val="22"/>
               </w:rPr>
             </w:r>
           </w:p>
@@ -827,9 +1265,16 @@
             <w:tcW w:type="dxa" w:w="1234"/>
           </w:tcPr>
           <w:p>
+            <w:pPr>
+              <w:spacing w:line="360" w:lineRule="auto" w:before="0" w:after="0"/>
+              <w:ind w:firstLine="0"/>
+              <w:jc w:val="both"/>
+            </w:pPr>
             <w:r>
               <w:rPr>
-                <w:sz w:val="18"/>
+                <w:rFonts w:ascii="Times New Roman" w:hAnsi="Times New Roman" w:eastAsia="Times New Roman" w:cs="Times New Roman"/>
+                <w:b w:val="0"/>
+                <w:sz w:val="22"/>
               </w:rPr>
             </w:r>
           </w:p>
@@ -839,9 +1284,16 @@
             <w:tcW w:type="dxa" w:w="1234"/>
           </w:tcPr>
           <w:p>
+            <w:pPr>
+              <w:spacing w:line="360" w:lineRule="auto" w:before="0" w:after="0"/>
+              <w:ind w:firstLine="0"/>
+              <w:jc w:val="both"/>
+            </w:pPr>
             <w:r>
               <w:rPr>
-                <w:sz w:val="18"/>
+                <w:rFonts w:ascii="Times New Roman" w:hAnsi="Times New Roman" w:eastAsia="Times New Roman" w:cs="Times New Roman"/>
+                <w:b w:val="0"/>
+                <w:sz w:val="22"/>
               </w:rPr>
             </w:r>
           </w:p>
@@ -853,9 +1305,16 @@
             <w:tcW w:type="dxa" w:w="1234"/>
           </w:tcPr>
           <w:p>
+            <w:pPr>
+              <w:spacing w:line="360" w:lineRule="auto" w:before="0" w:after="0"/>
+              <w:ind w:firstLine="0"/>
+              <w:jc w:val="both"/>
+            </w:pPr>
             <w:r>
               <w:rPr>
-                <w:sz w:val="18"/>
+                <w:rFonts w:ascii="Times New Roman" w:hAnsi="Times New Roman" w:eastAsia="Times New Roman" w:cs="Times New Roman"/>
+                <w:b w:val="0"/>
+                <w:sz w:val="22"/>
               </w:rPr>
               <w:t>US8</w:t>
             </w:r>
@@ -866,9 +1325,16 @@
             <w:tcW w:type="dxa" w:w="1234"/>
           </w:tcPr>
           <w:p>
+            <w:pPr>
+              <w:spacing w:line="360" w:lineRule="auto" w:before="0" w:after="0"/>
+              <w:ind w:firstLine="0"/>
+              <w:jc w:val="both"/>
+            </w:pPr>
             <w:r>
               <w:rPr>
-                <w:sz w:val="18"/>
+                <w:rFonts w:ascii="Times New Roman" w:hAnsi="Times New Roman" w:eastAsia="Times New Roman" w:cs="Times New Roman"/>
+                <w:b w:val="0"/>
+                <w:sz w:val="22"/>
               </w:rPr>
             </w:r>
           </w:p>
@@ -878,9 +1344,16 @@
             <w:tcW w:type="dxa" w:w="1234"/>
           </w:tcPr>
           <w:p>
+            <w:pPr>
+              <w:spacing w:line="360" w:lineRule="auto" w:before="0" w:after="0"/>
+              <w:ind w:firstLine="0"/>
+              <w:jc w:val="both"/>
+            </w:pPr>
             <w:r>
               <w:rPr>
-                <w:sz w:val="18"/>
+                <w:rFonts w:ascii="Times New Roman" w:hAnsi="Times New Roman" w:eastAsia="Times New Roman" w:cs="Times New Roman"/>
+                <w:b w:val="0"/>
+                <w:sz w:val="22"/>
               </w:rPr>
             </w:r>
           </w:p>
@@ -890,9 +1363,16 @@
             <w:tcW w:type="dxa" w:w="1234"/>
           </w:tcPr>
           <w:p>
+            <w:pPr>
+              <w:spacing w:line="360" w:lineRule="auto" w:before="0" w:after="0"/>
+              <w:ind w:firstLine="0"/>
+              <w:jc w:val="both"/>
+            </w:pPr>
             <w:r>
               <w:rPr>
-                <w:sz w:val="18"/>
+                <w:rFonts w:ascii="Times New Roman" w:hAnsi="Times New Roman" w:eastAsia="Times New Roman" w:cs="Times New Roman"/>
+                <w:b w:val="0"/>
+                <w:sz w:val="22"/>
               </w:rPr>
             </w:r>
           </w:p>
@@ -902,9 +1382,16 @@
             <w:tcW w:type="dxa" w:w="1234"/>
           </w:tcPr>
           <w:p>
+            <w:pPr>
+              <w:spacing w:line="360" w:lineRule="auto" w:before="0" w:after="0"/>
+              <w:ind w:firstLine="0"/>
+              <w:jc w:val="both"/>
+            </w:pPr>
             <w:r>
               <w:rPr>
-                <w:sz w:val="18"/>
+                <w:rFonts w:ascii="Times New Roman" w:hAnsi="Times New Roman" w:eastAsia="Times New Roman" w:cs="Times New Roman"/>
+                <w:b w:val="0"/>
+                <w:sz w:val="22"/>
               </w:rPr>
             </w:r>
           </w:p>
@@ -914,9 +1401,16 @@
             <w:tcW w:type="dxa" w:w="1234"/>
           </w:tcPr>
           <w:p>
+            <w:pPr>
+              <w:spacing w:line="360" w:lineRule="auto" w:before="0" w:after="0"/>
+              <w:ind w:firstLine="0"/>
+              <w:jc w:val="both"/>
+            </w:pPr>
             <w:r>
               <w:rPr>
-                <w:sz w:val="18"/>
+                <w:rFonts w:ascii="Times New Roman" w:hAnsi="Times New Roman" w:eastAsia="Times New Roman" w:cs="Times New Roman"/>
+                <w:b w:val="0"/>
+                <w:sz w:val="22"/>
               </w:rPr>
             </w:r>
           </w:p>
@@ -926,9 +1420,16 @@
             <w:tcW w:type="dxa" w:w="1234"/>
           </w:tcPr>
           <w:p>
+            <w:pPr>
+              <w:spacing w:line="360" w:lineRule="auto" w:before="0" w:after="0"/>
+              <w:ind w:firstLine="0"/>
+              <w:jc w:val="both"/>
+            </w:pPr>
             <w:r>
               <w:rPr>
-                <w:sz w:val="18"/>
+                <w:rFonts w:ascii="Times New Roman" w:hAnsi="Times New Roman" w:eastAsia="Times New Roman" w:cs="Times New Roman"/>
+                <w:b w:val="0"/>
+                <w:sz w:val="22"/>
               </w:rPr>
             </w:r>
           </w:p>
@@ -937,11 +1438,20 @@
     </w:tbl>
     <w:p/>
     <w:p>
+      <w:pPr>
+        <w:pStyle w:val="Heading2"/>
+        <w:keepNext/>
+        <w:keepLines/>
+        <w:spacing w:line="240" w:lineRule="auto" w:before="40" w:after="0"/>
+        <w:ind w:left="0" w:firstLine="0"/>
+        <w:jc w:val="left"/>
+      </w:pPr>
       <w:r>
         <w:rPr>
+          <w:rFonts w:ascii="Times New Roman" w:hAnsi="Times New Roman" w:eastAsia="Times New Roman" w:cs="Times New Roman"/>
           <w:b/>
           <w:i w:val="0"/>
-          <w:sz w:val="24"/>
+          <w:sz w:val="28"/>
         </w:rPr>
         <w:t>2. План спринта</w:t>
       </w:r>
@@ -950,6 +1460,7 @@
       <w:tblPr>
         <w:tblStyle w:val="TableGrid"/>
         <w:tblW w:type="auto" w:w="0"/>
+        <w:tblLayout w:type="autofit"/>
         <w:tblLook w:firstColumn="1" w:firstRow="1" w:lastColumn="0" w:lastRow="0" w:noHBand="0" w:noVBand="1" w:val="04A0"/>
       </w:tblPr>
       <w:tblGrid>
@@ -962,10 +1473,16 @@
             <w:tcW w:type="dxa" w:w="4320"/>
           </w:tcPr>
           <w:p>
+            <w:pPr>
+              <w:spacing w:line="360" w:lineRule="auto" w:before="0" w:after="0"/>
+              <w:ind w:firstLine="0"/>
+              <w:jc w:val="center"/>
+            </w:pPr>
             <w:r>
               <w:rPr>
+                <w:rFonts w:ascii="Times New Roman" w:hAnsi="Times New Roman" w:eastAsia="Times New Roman" w:cs="Times New Roman"/>
                 <w:b/>
-                <w:sz w:val="18"/>
+                <w:sz w:val="22"/>
               </w:rPr>
               <w:t>Параметр</w:t>
             </w:r>
@@ -976,10 +1493,16 @@
             <w:tcW w:type="dxa" w:w="4320"/>
           </w:tcPr>
           <w:p>
+            <w:pPr>
+              <w:spacing w:line="360" w:lineRule="auto" w:before="0" w:after="0"/>
+              <w:ind w:firstLine="0"/>
+              <w:jc w:val="center"/>
+            </w:pPr>
             <w:r>
               <w:rPr>
+                <w:rFonts w:ascii="Times New Roman" w:hAnsi="Times New Roman" w:eastAsia="Times New Roman" w:cs="Times New Roman"/>
                 <w:b/>
-                <w:sz w:val="18"/>
+                <w:sz w:val="22"/>
               </w:rPr>
               <w:t>Значение</w:t>
             </w:r>
@@ -992,9 +1515,16 @@
             <w:tcW w:type="dxa" w:w="4320"/>
           </w:tcPr>
           <w:p>
+            <w:pPr>
+              <w:spacing w:line="360" w:lineRule="auto" w:before="0" w:after="0"/>
+              <w:ind w:firstLine="0"/>
+              <w:jc w:val="both"/>
+            </w:pPr>
             <w:r>
               <w:rPr>
-                <w:sz w:val="18"/>
+                <w:rFonts w:ascii="Times New Roman" w:hAnsi="Times New Roman" w:eastAsia="Times New Roman" w:cs="Times New Roman"/>
+                <w:b w:val="0"/>
+                <w:sz w:val="22"/>
               </w:rPr>
               <w:t>Длина спринта</w:t>
             </w:r>
@@ -1005,9 +1535,16 @@
             <w:tcW w:type="dxa" w:w="4320"/>
           </w:tcPr>
           <w:p>
+            <w:pPr>
+              <w:spacing w:line="360" w:lineRule="auto" w:before="0" w:after="0"/>
+              <w:ind w:firstLine="0"/>
+              <w:jc w:val="both"/>
+            </w:pPr>
             <w:r>
               <w:rPr>
-                <w:sz w:val="18"/>
+                <w:rFonts w:ascii="Times New Roman" w:hAnsi="Times New Roman" w:eastAsia="Times New Roman" w:cs="Times New Roman"/>
+                <w:b w:val="0"/>
+                <w:sz w:val="22"/>
               </w:rPr>
               <w:t>10 рабочих дней</w:t>
             </w:r>
@@ -1020,9 +1557,16 @@
             <w:tcW w:type="dxa" w:w="4320"/>
           </w:tcPr>
           <w:p>
+            <w:pPr>
+              <w:spacing w:line="360" w:lineRule="auto" w:before="0" w:after="0"/>
+              <w:ind w:firstLine="0"/>
+              <w:jc w:val="both"/>
+            </w:pPr>
             <w:r>
               <w:rPr>
-                <w:sz w:val="18"/>
+                <w:rFonts w:ascii="Times New Roman" w:hAnsi="Times New Roman" w:eastAsia="Times New Roman" w:cs="Times New Roman"/>
+                <w:b w:val="0"/>
+                <w:sz w:val="22"/>
               </w:rPr>
               <w:t>Скорость команды</w:t>
             </w:r>
@@ -1033,9 +1577,16 @@
             <w:tcW w:type="dxa" w:w="4320"/>
           </w:tcPr>
           <w:p>
+            <w:pPr>
+              <w:spacing w:line="360" w:lineRule="auto" w:before="0" w:after="0"/>
+              <w:ind w:firstLine="0"/>
+              <w:jc w:val="both"/>
+            </w:pPr>
             <w:r>
               <w:rPr>
-                <w:sz w:val="18"/>
+                <w:rFonts w:ascii="Times New Roman" w:hAnsi="Times New Roman" w:eastAsia="Times New Roman" w:cs="Times New Roman"/>
+                <w:b w:val="0"/>
+                <w:sz w:val="22"/>
               </w:rPr>
               <w:t>20 story points</w:t>
             </w:r>
@@ -1048,9 +1599,16 @@
             <w:tcW w:type="dxa" w:w="4320"/>
           </w:tcPr>
           <w:p>
+            <w:pPr>
+              <w:spacing w:line="360" w:lineRule="auto" w:before="0" w:after="0"/>
+              <w:ind w:firstLine="0"/>
+              <w:jc w:val="both"/>
+            </w:pPr>
             <w:r>
               <w:rPr>
-                <w:sz w:val="18"/>
+                <w:rFonts w:ascii="Times New Roman" w:hAnsi="Times New Roman" w:eastAsia="Times New Roman" w:cs="Times New Roman"/>
+                <w:b w:val="0"/>
+                <w:sz w:val="22"/>
               </w:rPr>
               <w:t>Цель спринта</w:t>
             </w:r>
@@ -1061,9 +1619,16 @@
             <w:tcW w:type="dxa" w:w="4320"/>
           </w:tcPr>
           <w:p>
+            <w:pPr>
+              <w:spacing w:line="360" w:lineRule="auto" w:before="0" w:after="0"/>
+              <w:ind w:firstLine="0"/>
+              <w:jc w:val="both"/>
+            </w:pPr>
             <w:r>
               <w:rPr>
-                <w:sz w:val="18"/>
+                <w:rFonts w:ascii="Times New Roman" w:hAnsi="Times New Roman" w:eastAsia="Times New Roman" w:cs="Times New Roman"/>
+                <w:b w:val="0"/>
+                <w:sz w:val="22"/>
               </w:rPr>
             </w:r>
           </w:p>
@@ -1075,9 +1640,16 @@
             <w:tcW w:type="dxa" w:w="4320"/>
           </w:tcPr>
           <w:p>
+            <w:pPr>
+              <w:spacing w:line="360" w:lineRule="auto" w:before="0" w:after="0"/>
+              <w:ind w:firstLine="0"/>
+              <w:jc w:val="both"/>
+            </w:pPr>
             <w:r>
               <w:rPr>
-                <w:sz w:val="18"/>
+                <w:rFonts w:ascii="Times New Roman" w:hAnsi="Times New Roman" w:eastAsia="Times New Roman" w:cs="Times New Roman"/>
+                <w:b w:val="0"/>
+                <w:sz w:val="22"/>
               </w:rPr>
               <w:t>Выбрано историй</w:t>
             </w:r>
@@ -1088,9 +1660,16 @@
             <w:tcW w:type="dxa" w:w="4320"/>
           </w:tcPr>
           <w:p>
+            <w:pPr>
+              <w:spacing w:line="360" w:lineRule="auto" w:before="0" w:after="0"/>
+              <w:ind w:firstLine="0"/>
+              <w:jc w:val="both"/>
+            </w:pPr>
             <w:r>
               <w:rPr>
-                <w:sz w:val="18"/>
+                <w:rFonts w:ascii="Times New Roman" w:hAnsi="Times New Roman" w:eastAsia="Times New Roman" w:cs="Times New Roman"/>
+                <w:b w:val="0"/>
+                <w:sz w:val="22"/>
               </w:rPr>
             </w:r>
           </w:p>
@@ -1102,9 +1681,16 @@
             <w:tcW w:type="dxa" w:w="4320"/>
           </w:tcPr>
           <w:p>
+            <w:pPr>
+              <w:spacing w:line="360" w:lineRule="auto" w:before="0" w:after="0"/>
+              <w:ind w:firstLine="0"/>
+              <w:jc w:val="both"/>
+            </w:pPr>
             <w:r>
               <w:rPr>
-                <w:sz w:val="18"/>
+                <w:rFonts w:ascii="Times New Roman" w:hAnsi="Times New Roman" w:eastAsia="Times New Roman" w:cs="Times New Roman"/>
+                <w:b w:val="0"/>
+                <w:sz w:val="22"/>
               </w:rPr>
               <w:t>Сумма story points</w:t>
             </w:r>
@@ -1115,9 +1701,16 @@
             <w:tcW w:type="dxa" w:w="4320"/>
           </w:tcPr>
           <w:p>
+            <w:pPr>
+              <w:spacing w:line="360" w:lineRule="auto" w:before="0" w:after="0"/>
+              <w:ind w:firstLine="0"/>
+              <w:jc w:val="both"/>
+            </w:pPr>
             <w:r>
               <w:rPr>
-                <w:sz w:val="18"/>
+                <w:rFonts w:ascii="Times New Roman" w:hAnsi="Times New Roman" w:eastAsia="Times New Roman" w:cs="Times New Roman"/>
+                <w:b w:val="0"/>
+                <w:sz w:val="22"/>
               </w:rPr>
             </w:r>
           </w:p>
@@ -1129,9 +1722,16 @@
             <w:tcW w:type="dxa" w:w="4320"/>
           </w:tcPr>
           <w:p>
+            <w:pPr>
+              <w:spacing w:line="360" w:lineRule="auto" w:before="0" w:after="0"/>
+              <w:ind w:firstLine="0"/>
+              <w:jc w:val="both"/>
+            </w:pPr>
             <w:r>
               <w:rPr>
-                <w:sz w:val="18"/>
+                <w:rFonts w:ascii="Times New Roman" w:hAnsi="Times New Roman" w:eastAsia="Times New Roman" w:cs="Times New Roman"/>
+                <w:b w:val="0"/>
+                <w:sz w:val="22"/>
               </w:rPr>
               <w:t>Риски спринта</w:t>
             </w:r>
@@ -1142,9 +1742,16 @@
             <w:tcW w:type="dxa" w:w="4320"/>
           </w:tcPr>
           <w:p>
+            <w:pPr>
+              <w:spacing w:line="360" w:lineRule="auto" w:before="0" w:after="0"/>
+              <w:ind w:firstLine="0"/>
+              <w:jc w:val="both"/>
+            </w:pPr>
             <w:r>
               <w:rPr>
-                <w:sz w:val="18"/>
+                <w:rFonts w:ascii="Times New Roman" w:hAnsi="Times New Roman" w:eastAsia="Times New Roman" w:cs="Times New Roman"/>
+                <w:b w:val="0"/>
+                <w:sz w:val="22"/>
               </w:rPr>
             </w:r>
           </w:p>
@@ -1153,11 +1760,20 @@
     </w:tbl>
     <w:p/>
     <w:p>
+      <w:pPr>
+        <w:pStyle w:val="Heading2"/>
+        <w:keepNext/>
+        <w:keepLines/>
+        <w:spacing w:line="240" w:lineRule="auto" w:before="40" w:after="0"/>
+        <w:ind w:left="0" w:firstLine="0"/>
+        <w:jc w:val="left"/>
+      </w:pPr>
       <w:r>
         <w:rPr>
+          <w:rFonts w:ascii="Times New Roman" w:hAnsi="Times New Roman" w:eastAsia="Times New Roman" w:cs="Times New Roman"/>
           <w:b/>
           <w:i w:val="0"/>
-          <w:sz w:val="24"/>
+          <w:sz w:val="28"/>
         </w:rPr>
         <w:t>3. Доска спринта</w:t>
       </w:r>
@@ -1166,6 +1782,7 @@
       <w:tblPr>
         <w:tblStyle w:val="TableGrid"/>
         <w:tblW w:type="auto" w:w="0"/>
+        <w:tblLayout w:type="autofit"/>
         <w:tblLook w:firstColumn="1" w:firstRow="1" w:lastColumn="0" w:lastRow="0" w:noHBand="0" w:noVBand="1" w:val="04A0"/>
       </w:tblPr>
       <w:tblGrid>
@@ -1183,10 +1800,16 @@
             <w:tcW w:type="dxa" w:w="1234"/>
           </w:tcPr>
           <w:p>
+            <w:pPr>
+              <w:spacing w:line="360" w:lineRule="auto" w:before="0" w:after="0"/>
+              <w:ind w:firstLine="0"/>
+              <w:jc w:val="center"/>
+            </w:pPr>
             <w:r>
               <w:rPr>
+                <w:rFonts w:ascii="Times New Roman" w:hAnsi="Times New Roman" w:eastAsia="Times New Roman" w:cs="Times New Roman"/>
                 <w:b/>
-                <w:sz w:val="18"/>
+                <w:sz w:val="22"/>
               </w:rPr>
               <w:t>ID</w:t>
             </w:r>
@@ -1197,10 +1820,16 @@
             <w:tcW w:type="dxa" w:w="1234"/>
           </w:tcPr>
           <w:p>
+            <w:pPr>
+              <w:spacing w:line="360" w:lineRule="auto" w:before="0" w:after="0"/>
+              <w:ind w:firstLine="0"/>
+              <w:jc w:val="center"/>
+            </w:pPr>
             <w:r>
               <w:rPr>
+                <w:rFonts w:ascii="Times New Roman" w:hAnsi="Times New Roman" w:eastAsia="Times New Roman" w:cs="Times New Roman"/>
                 <w:b/>
-                <w:sz w:val="18"/>
+                <w:sz w:val="22"/>
               </w:rPr>
               <w:t>История</w:t>
             </w:r>
@@ -1211,10 +1840,16 @@
             <w:tcW w:type="dxa" w:w="1234"/>
           </w:tcPr>
           <w:p>
+            <w:pPr>
+              <w:spacing w:line="360" w:lineRule="auto" w:before="0" w:after="0"/>
+              <w:ind w:firstLine="0"/>
+              <w:jc w:val="center"/>
+            </w:pPr>
             <w:r>
               <w:rPr>
+                <w:rFonts w:ascii="Times New Roman" w:hAnsi="Times New Roman" w:eastAsia="Times New Roman" w:cs="Times New Roman"/>
                 <w:b/>
-                <w:sz w:val="18"/>
+                <w:sz w:val="22"/>
               </w:rPr>
               <w:t>Кто</w:t>
             </w:r>
@@ -1225,10 +1860,16 @@
             <w:tcW w:type="dxa" w:w="1234"/>
           </w:tcPr>
           <w:p>
+            <w:pPr>
+              <w:spacing w:line="360" w:lineRule="auto" w:before="0" w:after="0"/>
+              <w:ind w:firstLine="0"/>
+              <w:jc w:val="center"/>
+            </w:pPr>
             <w:r>
               <w:rPr>
+                <w:rFonts w:ascii="Times New Roman" w:hAnsi="Times New Roman" w:eastAsia="Times New Roman" w:cs="Times New Roman"/>
                 <w:b/>
-                <w:sz w:val="18"/>
+                <w:sz w:val="22"/>
               </w:rPr>
               <w:t>Колонка</w:t>
             </w:r>
@@ -1239,10 +1880,16 @@
             <w:tcW w:type="dxa" w:w="1234"/>
           </w:tcPr>
           <w:p>
+            <w:pPr>
+              <w:spacing w:line="360" w:lineRule="auto" w:before="0" w:after="0"/>
+              <w:ind w:firstLine="0"/>
+              <w:jc w:val="center"/>
+            </w:pPr>
             <w:r>
               <w:rPr>
+                <w:rFonts w:ascii="Times New Roman" w:hAnsi="Times New Roman" w:eastAsia="Times New Roman" w:cs="Times New Roman"/>
                 <w:b/>
-                <w:sz w:val="18"/>
+                <w:sz w:val="22"/>
               </w:rPr>
               <w:t>День начала</w:t>
             </w:r>
@@ -1253,10 +1900,16 @@
             <w:tcW w:type="dxa" w:w="1234"/>
           </w:tcPr>
           <w:p>
+            <w:pPr>
+              <w:spacing w:line="360" w:lineRule="auto" w:before="0" w:after="0"/>
+              <w:ind w:firstLine="0"/>
+              <w:jc w:val="center"/>
+            </w:pPr>
             <w:r>
               <w:rPr>
+                <w:rFonts w:ascii="Times New Roman" w:hAnsi="Times New Roman" w:eastAsia="Times New Roman" w:cs="Times New Roman"/>
                 <w:b/>
-                <w:sz w:val="18"/>
+                <w:sz w:val="22"/>
               </w:rPr>
               <w:t>День конца</w:t>
             </w:r>
@@ -1267,10 +1920,16 @@
             <w:tcW w:type="dxa" w:w="1234"/>
           </w:tcPr>
           <w:p>
+            <w:pPr>
+              <w:spacing w:line="360" w:lineRule="auto" w:before="0" w:after="0"/>
+              <w:ind w:firstLine="0"/>
+              <w:jc w:val="center"/>
+            </w:pPr>
             <w:r>
               <w:rPr>
+                <w:rFonts w:ascii="Times New Roman" w:hAnsi="Times New Roman" w:eastAsia="Times New Roman" w:cs="Times New Roman"/>
                 <w:b/>
-                <w:sz w:val="18"/>
+                <w:sz w:val="22"/>
               </w:rPr>
               <w:t>Блокер</w:t>
             </w:r>
@@ -1283,9 +1942,16 @@
             <w:tcW w:type="dxa" w:w="1234"/>
           </w:tcPr>
           <w:p>
+            <w:pPr>
+              <w:spacing w:line="360" w:lineRule="auto" w:before="0" w:after="0"/>
+              <w:ind w:firstLine="0"/>
+              <w:jc w:val="both"/>
+            </w:pPr>
             <w:r>
               <w:rPr>
-                <w:sz w:val="18"/>
+                <w:rFonts w:ascii="Times New Roman" w:hAnsi="Times New Roman" w:eastAsia="Times New Roman" w:cs="Times New Roman"/>
+                <w:b w:val="0"/>
+                <w:sz w:val="22"/>
               </w:rPr>
               <w:t>US1</w:t>
             </w:r>
@@ -1296,9 +1962,16 @@
             <w:tcW w:type="dxa" w:w="1234"/>
           </w:tcPr>
           <w:p>
+            <w:pPr>
+              <w:spacing w:line="360" w:lineRule="auto" w:before="0" w:after="0"/>
+              <w:ind w:firstLine="0"/>
+              <w:jc w:val="both"/>
+            </w:pPr>
             <w:r>
               <w:rPr>
-                <w:sz w:val="18"/>
+                <w:rFonts w:ascii="Times New Roman" w:hAnsi="Times New Roman" w:eastAsia="Times New Roman" w:cs="Times New Roman"/>
+                <w:b w:val="0"/>
+                <w:sz w:val="22"/>
               </w:rPr>
             </w:r>
           </w:p>
@@ -1308,9 +1981,16 @@
             <w:tcW w:type="dxa" w:w="1234"/>
           </w:tcPr>
           <w:p>
+            <w:pPr>
+              <w:spacing w:line="360" w:lineRule="auto" w:before="0" w:after="0"/>
+              <w:ind w:firstLine="0"/>
+              <w:jc w:val="both"/>
+            </w:pPr>
             <w:r>
               <w:rPr>
-                <w:sz w:val="18"/>
+                <w:rFonts w:ascii="Times New Roman" w:hAnsi="Times New Roman" w:eastAsia="Times New Roman" w:cs="Times New Roman"/>
+                <w:b w:val="0"/>
+                <w:sz w:val="22"/>
               </w:rPr>
             </w:r>
           </w:p>
@@ -1320,9 +2000,16 @@
             <w:tcW w:type="dxa" w:w="1234"/>
           </w:tcPr>
           <w:p>
+            <w:pPr>
+              <w:spacing w:line="360" w:lineRule="auto" w:before="0" w:after="0"/>
+              <w:ind w:firstLine="0"/>
+              <w:jc w:val="both"/>
+            </w:pPr>
             <w:r>
               <w:rPr>
-                <w:sz w:val="18"/>
+                <w:rFonts w:ascii="Times New Roman" w:hAnsi="Times New Roman" w:eastAsia="Times New Roman" w:cs="Times New Roman"/>
+                <w:b w:val="0"/>
+                <w:sz w:val="22"/>
               </w:rPr>
               <w:t>To do</w:t>
             </w:r>
@@ -1333,9 +2020,16 @@
             <w:tcW w:type="dxa" w:w="1234"/>
           </w:tcPr>
           <w:p>
+            <w:pPr>
+              <w:spacing w:line="360" w:lineRule="auto" w:before="0" w:after="0"/>
+              <w:ind w:firstLine="0"/>
+              <w:jc w:val="both"/>
+            </w:pPr>
             <w:r>
               <w:rPr>
-                <w:sz w:val="18"/>
+                <w:rFonts w:ascii="Times New Roman" w:hAnsi="Times New Roman" w:eastAsia="Times New Roman" w:cs="Times New Roman"/>
+                <w:b w:val="0"/>
+                <w:sz w:val="22"/>
               </w:rPr>
             </w:r>
           </w:p>
@@ -1345,9 +2039,16 @@
             <w:tcW w:type="dxa" w:w="1234"/>
           </w:tcPr>
           <w:p>
+            <w:pPr>
+              <w:spacing w:line="360" w:lineRule="auto" w:before="0" w:after="0"/>
+              <w:ind w:firstLine="0"/>
+              <w:jc w:val="both"/>
+            </w:pPr>
             <w:r>
               <w:rPr>
-                <w:sz w:val="18"/>
+                <w:rFonts w:ascii="Times New Roman" w:hAnsi="Times New Roman" w:eastAsia="Times New Roman" w:cs="Times New Roman"/>
+                <w:b w:val="0"/>
+                <w:sz w:val="22"/>
               </w:rPr>
             </w:r>
           </w:p>
@@ -1357,9 +2058,16 @@
             <w:tcW w:type="dxa" w:w="1234"/>
           </w:tcPr>
           <w:p>
+            <w:pPr>
+              <w:spacing w:line="360" w:lineRule="auto" w:before="0" w:after="0"/>
+              <w:ind w:firstLine="0"/>
+              <w:jc w:val="both"/>
+            </w:pPr>
             <w:r>
               <w:rPr>
-                <w:sz w:val="18"/>
+                <w:rFonts w:ascii="Times New Roman" w:hAnsi="Times New Roman" w:eastAsia="Times New Roman" w:cs="Times New Roman"/>
+                <w:b w:val="0"/>
+                <w:sz w:val="22"/>
               </w:rPr>
             </w:r>
           </w:p>
@@ -1371,9 +2079,16 @@
             <w:tcW w:type="dxa" w:w="1234"/>
           </w:tcPr>
           <w:p>
+            <w:pPr>
+              <w:spacing w:line="360" w:lineRule="auto" w:before="0" w:after="0"/>
+              <w:ind w:firstLine="0"/>
+              <w:jc w:val="both"/>
+            </w:pPr>
             <w:r>
               <w:rPr>
-                <w:sz w:val="18"/>
+                <w:rFonts w:ascii="Times New Roman" w:hAnsi="Times New Roman" w:eastAsia="Times New Roman" w:cs="Times New Roman"/>
+                <w:b w:val="0"/>
+                <w:sz w:val="22"/>
               </w:rPr>
               <w:t>US2</w:t>
             </w:r>
@@ -1384,9 +2099,16 @@
             <w:tcW w:type="dxa" w:w="1234"/>
           </w:tcPr>
           <w:p>
+            <w:pPr>
+              <w:spacing w:line="360" w:lineRule="auto" w:before="0" w:after="0"/>
+              <w:ind w:firstLine="0"/>
+              <w:jc w:val="both"/>
+            </w:pPr>
             <w:r>
               <w:rPr>
-                <w:sz w:val="18"/>
+                <w:rFonts w:ascii="Times New Roman" w:hAnsi="Times New Roman" w:eastAsia="Times New Roman" w:cs="Times New Roman"/>
+                <w:b w:val="0"/>
+                <w:sz w:val="22"/>
               </w:rPr>
             </w:r>
           </w:p>
@@ -1396,9 +2118,16 @@
             <w:tcW w:type="dxa" w:w="1234"/>
           </w:tcPr>
           <w:p>
+            <w:pPr>
+              <w:spacing w:line="360" w:lineRule="auto" w:before="0" w:after="0"/>
+              <w:ind w:firstLine="0"/>
+              <w:jc w:val="both"/>
+            </w:pPr>
             <w:r>
               <w:rPr>
-                <w:sz w:val="18"/>
+                <w:rFonts w:ascii="Times New Roman" w:hAnsi="Times New Roman" w:eastAsia="Times New Roman" w:cs="Times New Roman"/>
+                <w:b w:val="0"/>
+                <w:sz w:val="22"/>
               </w:rPr>
             </w:r>
           </w:p>
@@ -1408,9 +2137,16 @@
             <w:tcW w:type="dxa" w:w="1234"/>
           </w:tcPr>
           <w:p>
+            <w:pPr>
+              <w:spacing w:line="360" w:lineRule="auto" w:before="0" w:after="0"/>
+              <w:ind w:firstLine="0"/>
+              <w:jc w:val="both"/>
+            </w:pPr>
             <w:r>
               <w:rPr>
-                <w:sz w:val="18"/>
+                <w:rFonts w:ascii="Times New Roman" w:hAnsi="Times New Roman" w:eastAsia="Times New Roman" w:cs="Times New Roman"/>
+                <w:b w:val="0"/>
+                <w:sz w:val="22"/>
               </w:rPr>
               <w:t>In progress</w:t>
             </w:r>
@@ -1421,9 +2157,16 @@
             <w:tcW w:type="dxa" w:w="1234"/>
           </w:tcPr>
           <w:p>
+            <w:pPr>
+              <w:spacing w:line="360" w:lineRule="auto" w:before="0" w:after="0"/>
+              <w:ind w:firstLine="0"/>
+              <w:jc w:val="both"/>
+            </w:pPr>
             <w:r>
               <w:rPr>
-                <w:sz w:val="18"/>
+                <w:rFonts w:ascii="Times New Roman" w:hAnsi="Times New Roman" w:eastAsia="Times New Roman" w:cs="Times New Roman"/>
+                <w:b w:val="0"/>
+                <w:sz w:val="22"/>
               </w:rPr>
             </w:r>
           </w:p>
@@ -1433,9 +2176,16 @@
             <w:tcW w:type="dxa" w:w="1234"/>
           </w:tcPr>
           <w:p>
+            <w:pPr>
+              <w:spacing w:line="360" w:lineRule="auto" w:before="0" w:after="0"/>
+              <w:ind w:firstLine="0"/>
+              <w:jc w:val="both"/>
+            </w:pPr>
             <w:r>
               <w:rPr>
-                <w:sz w:val="18"/>
+                <w:rFonts w:ascii="Times New Roman" w:hAnsi="Times New Roman" w:eastAsia="Times New Roman" w:cs="Times New Roman"/>
+                <w:b w:val="0"/>
+                <w:sz w:val="22"/>
               </w:rPr>
             </w:r>
           </w:p>
@@ -1445,9 +2195,16 @@
             <w:tcW w:type="dxa" w:w="1234"/>
           </w:tcPr>
           <w:p>
+            <w:pPr>
+              <w:spacing w:line="360" w:lineRule="auto" w:before="0" w:after="0"/>
+              <w:ind w:firstLine="0"/>
+              <w:jc w:val="both"/>
+            </w:pPr>
             <w:r>
               <w:rPr>
-                <w:sz w:val="18"/>
+                <w:rFonts w:ascii="Times New Roman" w:hAnsi="Times New Roman" w:eastAsia="Times New Roman" w:cs="Times New Roman"/>
+                <w:b w:val="0"/>
+                <w:sz w:val="22"/>
               </w:rPr>
             </w:r>
           </w:p>
@@ -1459,9 +2216,16 @@
             <w:tcW w:type="dxa" w:w="1234"/>
           </w:tcPr>
           <w:p>
+            <w:pPr>
+              <w:spacing w:line="360" w:lineRule="auto" w:before="0" w:after="0"/>
+              <w:ind w:firstLine="0"/>
+              <w:jc w:val="both"/>
+            </w:pPr>
             <w:r>
               <w:rPr>
-                <w:sz w:val="18"/>
+                <w:rFonts w:ascii="Times New Roman" w:hAnsi="Times New Roman" w:eastAsia="Times New Roman" w:cs="Times New Roman"/>
+                <w:b w:val="0"/>
+                <w:sz w:val="22"/>
               </w:rPr>
               <w:t>US3</w:t>
             </w:r>
@@ -1472,9 +2236,16 @@
             <w:tcW w:type="dxa" w:w="1234"/>
           </w:tcPr>
           <w:p>
+            <w:pPr>
+              <w:spacing w:line="360" w:lineRule="auto" w:before="0" w:after="0"/>
+              <w:ind w:firstLine="0"/>
+              <w:jc w:val="both"/>
+            </w:pPr>
             <w:r>
               <w:rPr>
-                <w:sz w:val="18"/>
+                <w:rFonts w:ascii="Times New Roman" w:hAnsi="Times New Roman" w:eastAsia="Times New Roman" w:cs="Times New Roman"/>
+                <w:b w:val="0"/>
+                <w:sz w:val="22"/>
               </w:rPr>
             </w:r>
           </w:p>
@@ -1484,9 +2255,16 @@
             <w:tcW w:type="dxa" w:w="1234"/>
           </w:tcPr>
           <w:p>
+            <w:pPr>
+              <w:spacing w:line="360" w:lineRule="auto" w:before="0" w:after="0"/>
+              <w:ind w:firstLine="0"/>
+              <w:jc w:val="both"/>
+            </w:pPr>
             <w:r>
               <w:rPr>
-                <w:sz w:val="18"/>
+                <w:rFonts w:ascii="Times New Roman" w:hAnsi="Times New Roman" w:eastAsia="Times New Roman" w:cs="Times New Roman"/>
+                <w:b w:val="0"/>
+                <w:sz w:val="22"/>
               </w:rPr>
             </w:r>
           </w:p>
@@ -1496,9 +2274,16 @@
             <w:tcW w:type="dxa" w:w="1234"/>
           </w:tcPr>
           <w:p>
+            <w:pPr>
+              <w:spacing w:line="360" w:lineRule="auto" w:before="0" w:after="0"/>
+              <w:ind w:firstLine="0"/>
+              <w:jc w:val="both"/>
+            </w:pPr>
             <w:r>
               <w:rPr>
-                <w:sz w:val="18"/>
+                <w:rFonts w:ascii="Times New Roman" w:hAnsi="Times New Roman" w:eastAsia="Times New Roman" w:cs="Times New Roman"/>
+                <w:b w:val="0"/>
+                <w:sz w:val="22"/>
               </w:rPr>
               <w:t>Review</w:t>
             </w:r>
@@ -1509,9 +2294,16 @@
             <w:tcW w:type="dxa" w:w="1234"/>
           </w:tcPr>
           <w:p>
+            <w:pPr>
+              <w:spacing w:line="360" w:lineRule="auto" w:before="0" w:after="0"/>
+              <w:ind w:firstLine="0"/>
+              <w:jc w:val="both"/>
+            </w:pPr>
             <w:r>
               <w:rPr>
-                <w:sz w:val="18"/>
+                <w:rFonts w:ascii="Times New Roman" w:hAnsi="Times New Roman" w:eastAsia="Times New Roman" w:cs="Times New Roman"/>
+                <w:b w:val="0"/>
+                <w:sz w:val="22"/>
               </w:rPr>
             </w:r>
           </w:p>
@@ -1521,9 +2313,16 @@
             <w:tcW w:type="dxa" w:w="1234"/>
           </w:tcPr>
           <w:p>
+            <w:pPr>
+              <w:spacing w:line="360" w:lineRule="auto" w:before="0" w:after="0"/>
+              <w:ind w:firstLine="0"/>
+              <w:jc w:val="both"/>
+            </w:pPr>
             <w:r>
               <w:rPr>
-                <w:sz w:val="18"/>
+                <w:rFonts w:ascii="Times New Roman" w:hAnsi="Times New Roman" w:eastAsia="Times New Roman" w:cs="Times New Roman"/>
+                <w:b w:val="0"/>
+                <w:sz w:val="22"/>
               </w:rPr>
             </w:r>
           </w:p>
@@ -1533,9 +2332,16 @@
             <w:tcW w:type="dxa" w:w="1234"/>
           </w:tcPr>
           <w:p>
+            <w:pPr>
+              <w:spacing w:line="360" w:lineRule="auto" w:before="0" w:after="0"/>
+              <w:ind w:firstLine="0"/>
+              <w:jc w:val="both"/>
+            </w:pPr>
             <w:r>
               <w:rPr>
-                <w:sz w:val="18"/>
+                <w:rFonts w:ascii="Times New Roman" w:hAnsi="Times New Roman" w:eastAsia="Times New Roman" w:cs="Times New Roman"/>
+                <w:b w:val="0"/>
+                <w:sz w:val="22"/>
               </w:rPr>
             </w:r>
           </w:p>
@@ -1547,9 +2353,16 @@
             <w:tcW w:type="dxa" w:w="1234"/>
           </w:tcPr>
           <w:p>
+            <w:pPr>
+              <w:spacing w:line="360" w:lineRule="auto" w:before="0" w:after="0"/>
+              <w:ind w:firstLine="0"/>
+              <w:jc w:val="both"/>
+            </w:pPr>
             <w:r>
               <w:rPr>
-                <w:sz w:val="18"/>
+                <w:rFonts w:ascii="Times New Roman" w:hAnsi="Times New Roman" w:eastAsia="Times New Roman" w:cs="Times New Roman"/>
+                <w:b w:val="0"/>
+                <w:sz w:val="22"/>
               </w:rPr>
               <w:t>US4</w:t>
             </w:r>
@@ -1560,9 +2373,16 @@
             <w:tcW w:type="dxa" w:w="1234"/>
           </w:tcPr>
           <w:p>
+            <w:pPr>
+              <w:spacing w:line="360" w:lineRule="auto" w:before="0" w:after="0"/>
+              <w:ind w:firstLine="0"/>
+              <w:jc w:val="both"/>
+            </w:pPr>
             <w:r>
               <w:rPr>
-                <w:sz w:val="18"/>
+                <w:rFonts w:ascii="Times New Roman" w:hAnsi="Times New Roman" w:eastAsia="Times New Roman" w:cs="Times New Roman"/>
+                <w:b w:val="0"/>
+                <w:sz w:val="22"/>
               </w:rPr>
             </w:r>
           </w:p>
@@ -1572,9 +2392,16 @@
             <w:tcW w:type="dxa" w:w="1234"/>
           </w:tcPr>
           <w:p>
+            <w:pPr>
+              <w:spacing w:line="360" w:lineRule="auto" w:before="0" w:after="0"/>
+              <w:ind w:firstLine="0"/>
+              <w:jc w:val="both"/>
+            </w:pPr>
             <w:r>
               <w:rPr>
-                <w:sz w:val="18"/>
+                <w:rFonts w:ascii="Times New Roman" w:hAnsi="Times New Roman" w:eastAsia="Times New Roman" w:cs="Times New Roman"/>
+                <w:b w:val="0"/>
+                <w:sz w:val="22"/>
               </w:rPr>
             </w:r>
           </w:p>
@@ -1584,9 +2411,16 @@
             <w:tcW w:type="dxa" w:w="1234"/>
           </w:tcPr>
           <w:p>
+            <w:pPr>
+              <w:spacing w:line="360" w:lineRule="auto" w:before="0" w:after="0"/>
+              <w:ind w:firstLine="0"/>
+              <w:jc w:val="both"/>
+            </w:pPr>
             <w:r>
               <w:rPr>
-                <w:sz w:val="18"/>
+                <w:rFonts w:ascii="Times New Roman" w:hAnsi="Times New Roman" w:eastAsia="Times New Roman" w:cs="Times New Roman"/>
+                <w:b w:val="0"/>
+                <w:sz w:val="22"/>
               </w:rPr>
               <w:t>Done</w:t>
             </w:r>
@@ -1597,9 +2431,16 @@
             <w:tcW w:type="dxa" w:w="1234"/>
           </w:tcPr>
           <w:p>
+            <w:pPr>
+              <w:spacing w:line="360" w:lineRule="auto" w:before="0" w:after="0"/>
+              <w:ind w:firstLine="0"/>
+              <w:jc w:val="both"/>
+            </w:pPr>
             <w:r>
               <w:rPr>
-                <w:sz w:val="18"/>
+                <w:rFonts w:ascii="Times New Roman" w:hAnsi="Times New Roman" w:eastAsia="Times New Roman" w:cs="Times New Roman"/>
+                <w:b w:val="0"/>
+                <w:sz w:val="22"/>
               </w:rPr>
             </w:r>
           </w:p>
@@ -1609,9 +2450,16 @@
             <w:tcW w:type="dxa" w:w="1234"/>
           </w:tcPr>
           <w:p>
+            <w:pPr>
+              <w:spacing w:line="360" w:lineRule="auto" w:before="0" w:after="0"/>
+              <w:ind w:firstLine="0"/>
+              <w:jc w:val="both"/>
+            </w:pPr>
             <w:r>
               <w:rPr>
-                <w:sz w:val="18"/>
+                <w:rFonts w:ascii="Times New Roman" w:hAnsi="Times New Roman" w:eastAsia="Times New Roman" w:cs="Times New Roman"/>
+                <w:b w:val="0"/>
+                <w:sz w:val="22"/>
               </w:rPr>
             </w:r>
           </w:p>
@@ -1621,9 +2469,16 @@
             <w:tcW w:type="dxa" w:w="1234"/>
           </w:tcPr>
           <w:p>
+            <w:pPr>
+              <w:spacing w:line="360" w:lineRule="auto" w:before="0" w:after="0"/>
+              <w:ind w:firstLine="0"/>
+              <w:jc w:val="both"/>
+            </w:pPr>
             <w:r>
               <w:rPr>
-                <w:sz w:val="18"/>
+                <w:rFonts w:ascii="Times New Roman" w:hAnsi="Times New Roman" w:eastAsia="Times New Roman" w:cs="Times New Roman"/>
+                <w:b w:val="0"/>
+                <w:sz w:val="22"/>
               </w:rPr>
             </w:r>
           </w:p>
@@ -1635,9 +2490,16 @@
             <w:tcW w:type="dxa" w:w="1234"/>
           </w:tcPr>
           <w:p>
+            <w:pPr>
+              <w:spacing w:line="360" w:lineRule="auto" w:before="0" w:after="0"/>
+              <w:ind w:firstLine="0"/>
+              <w:jc w:val="both"/>
+            </w:pPr>
             <w:r>
               <w:rPr>
-                <w:sz w:val="18"/>
+                <w:rFonts w:ascii="Times New Roman" w:hAnsi="Times New Roman" w:eastAsia="Times New Roman" w:cs="Times New Roman"/>
+                <w:b w:val="0"/>
+                <w:sz w:val="22"/>
               </w:rPr>
               <w:t>US5</w:t>
             </w:r>
@@ -1648,9 +2510,16 @@
             <w:tcW w:type="dxa" w:w="1234"/>
           </w:tcPr>
           <w:p>
+            <w:pPr>
+              <w:spacing w:line="360" w:lineRule="auto" w:before="0" w:after="0"/>
+              <w:ind w:firstLine="0"/>
+              <w:jc w:val="both"/>
+            </w:pPr>
             <w:r>
               <w:rPr>
-                <w:sz w:val="18"/>
+                <w:rFonts w:ascii="Times New Roman" w:hAnsi="Times New Roman" w:eastAsia="Times New Roman" w:cs="Times New Roman"/>
+                <w:b w:val="0"/>
+                <w:sz w:val="22"/>
               </w:rPr>
             </w:r>
           </w:p>
@@ -1660,9 +2529,16 @@
             <w:tcW w:type="dxa" w:w="1234"/>
           </w:tcPr>
           <w:p>
+            <w:pPr>
+              <w:spacing w:line="360" w:lineRule="auto" w:before="0" w:after="0"/>
+              <w:ind w:firstLine="0"/>
+              <w:jc w:val="both"/>
+            </w:pPr>
             <w:r>
               <w:rPr>
-                <w:sz w:val="18"/>
+                <w:rFonts w:ascii="Times New Roman" w:hAnsi="Times New Roman" w:eastAsia="Times New Roman" w:cs="Times New Roman"/>
+                <w:b w:val="0"/>
+                <w:sz w:val="22"/>
               </w:rPr>
             </w:r>
           </w:p>
@@ -1672,9 +2548,16 @@
             <w:tcW w:type="dxa" w:w="1234"/>
           </w:tcPr>
           <w:p>
+            <w:pPr>
+              <w:spacing w:line="360" w:lineRule="auto" w:before="0" w:after="0"/>
+              <w:ind w:firstLine="0"/>
+              <w:jc w:val="both"/>
+            </w:pPr>
             <w:r>
               <w:rPr>
-                <w:sz w:val="18"/>
+                <w:rFonts w:ascii="Times New Roman" w:hAnsi="Times New Roman" w:eastAsia="Times New Roman" w:cs="Times New Roman"/>
+                <w:b w:val="0"/>
+                <w:sz w:val="22"/>
               </w:rPr>
               <w:t>To do</w:t>
             </w:r>
@@ -1685,9 +2568,16 @@
             <w:tcW w:type="dxa" w:w="1234"/>
           </w:tcPr>
           <w:p>
+            <w:pPr>
+              <w:spacing w:line="360" w:lineRule="auto" w:before="0" w:after="0"/>
+              <w:ind w:firstLine="0"/>
+              <w:jc w:val="both"/>
+            </w:pPr>
             <w:r>
               <w:rPr>
-                <w:sz w:val="18"/>
+                <w:rFonts w:ascii="Times New Roman" w:hAnsi="Times New Roman" w:eastAsia="Times New Roman" w:cs="Times New Roman"/>
+                <w:b w:val="0"/>
+                <w:sz w:val="22"/>
               </w:rPr>
             </w:r>
           </w:p>
@@ -1697,9 +2587,16 @@
             <w:tcW w:type="dxa" w:w="1234"/>
           </w:tcPr>
           <w:p>
+            <w:pPr>
+              <w:spacing w:line="360" w:lineRule="auto" w:before="0" w:after="0"/>
+              <w:ind w:firstLine="0"/>
+              <w:jc w:val="both"/>
+            </w:pPr>
             <w:r>
               <w:rPr>
-                <w:sz w:val="18"/>
+                <w:rFonts w:ascii="Times New Roman" w:hAnsi="Times New Roman" w:eastAsia="Times New Roman" w:cs="Times New Roman"/>
+                <w:b w:val="0"/>
+                <w:sz w:val="22"/>
               </w:rPr>
             </w:r>
           </w:p>
@@ -1709,9 +2606,16 @@
             <w:tcW w:type="dxa" w:w="1234"/>
           </w:tcPr>
           <w:p>
+            <w:pPr>
+              <w:spacing w:line="360" w:lineRule="auto" w:before="0" w:after="0"/>
+              <w:ind w:firstLine="0"/>
+              <w:jc w:val="both"/>
+            </w:pPr>
             <w:r>
               <w:rPr>
-                <w:sz w:val="18"/>
+                <w:rFonts w:ascii="Times New Roman" w:hAnsi="Times New Roman" w:eastAsia="Times New Roman" w:cs="Times New Roman"/>
+                <w:b w:val="0"/>
+                <w:sz w:val="22"/>
               </w:rPr>
             </w:r>
           </w:p>
@@ -1720,11 +2624,20 @@
     </w:tbl>
     <w:p/>
     <w:p>
+      <w:pPr>
+        <w:pStyle w:val="Heading2"/>
+        <w:keepNext/>
+        <w:keepLines/>
+        <w:spacing w:line="240" w:lineRule="auto" w:before="40" w:after="0"/>
+        <w:ind w:left="0" w:firstLine="0"/>
+        <w:jc w:val="left"/>
+      </w:pPr>
       <w:r>
         <w:rPr>
+          <w:rFonts w:ascii="Times New Roman" w:hAnsi="Times New Roman" w:eastAsia="Times New Roman" w:cs="Times New Roman"/>
           <w:b/>
           <w:i w:val="0"/>
-          <w:sz w:val="24"/>
+          <w:sz w:val="28"/>
         </w:rPr>
         <w:t>4. График сгорания</w:t>
       </w:r>
@@ -1733,6 +2646,7 @@
       <w:tblPr>
         <w:tblStyle w:val="TableGrid"/>
         <w:tblW w:type="auto" w:w="0"/>
+        <w:tblLayout w:type="autofit"/>
         <w:tblLook w:firstColumn="1" w:firstRow="1" w:lastColumn="0" w:lastRow="0" w:noHBand="0" w:noVBand="1" w:val="04A0"/>
       </w:tblPr>
       <w:tblGrid>
@@ -1747,10 +2661,16 @@
             <w:tcW w:type="dxa" w:w="2160"/>
           </w:tcPr>
           <w:p>
+            <w:pPr>
+              <w:spacing w:line="360" w:lineRule="auto" w:before="0" w:after="0"/>
+              <w:ind w:firstLine="0"/>
+              <w:jc w:val="center"/>
+            </w:pPr>
             <w:r>
               <w:rPr>
+                <w:rFonts w:ascii="Times New Roman" w:hAnsi="Times New Roman" w:eastAsia="Times New Roman" w:cs="Times New Roman"/>
                 <w:b/>
-                <w:sz w:val="18"/>
+                <w:sz w:val="22"/>
               </w:rPr>
               <w:t>День</w:t>
             </w:r>
@@ -1761,10 +2681,16 @@
             <w:tcW w:type="dxa" w:w="2160"/>
           </w:tcPr>
           <w:p>
+            <w:pPr>
+              <w:spacing w:line="360" w:lineRule="auto" w:before="0" w:after="0"/>
+              <w:ind w:firstLine="0"/>
+              <w:jc w:val="center"/>
+            </w:pPr>
             <w:r>
               <w:rPr>
+                <w:rFonts w:ascii="Times New Roman" w:hAnsi="Times New Roman" w:eastAsia="Times New Roman" w:cs="Times New Roman"/>
                 <w:b/>
-                <w:sz w:val="18"/>
+                <w:sz w:val="22"/>
               </w:rPr>
               <w:t>Осталось story points</w:t>
             </w:r>
@@ -1775,10 +2701,16 @@
             <w:tcW w:type="dxa" w:w="2160"/>
           </w:tcPr>
           <w:p>
+            <w:pPr>
+              <w:spacing w:line="360" w:lineRule="auto" w:before="0" w:after="0"/>
+              <w:ind w:firstLine="0"/>
+              <w:jc w:val="center"/>
+            </w:pPr>
             <w:r>
               <w:rPr>
+                <w:rFonts w:ascii="Times New Roman" w:hAnsi="Times New Roman" w:eastAsia="Times New Roman" w:cs="Times New Roman"/>
                 <w:b/>
-                <w:sz w:val="18"/>
+                <w:sz w:val="22"/>
               </w:rPr>
               <w:t>Факт</w:t>
             </w:r>
@@ -1789,10 +2721,16 @@
             <w:tcW w:type="dxa" w:w="2160"/>
           </w:tcPr>
           <w:p>
+            <w:pPr>
+              <w:spacing w:line="360" w:lineRule="auto" w:before="0" w:after="0"/>
+              <w:ind w:firstLine="0"/>
+              <w:jc w:val="center"/>
+            </w:pPr>
             <w:r>
               <w:rPr>
+                <w:rFonts w:ascii="Times New Roman" w:hAnsi="Times New Roman" w:eastAsia="Times New Roman" w:cs="Times New Roman"/>
                 <w:b/>
-                <w:sz w:val="18"/>
+                <w:sz w:val="22"/>
               </w:rPr>
               <w:t>Комментарий</w:t>
             </w:r>
@@ -1805,9 +2743,16 @@
             <w:tcW w:type="dxa" w:w="2160"/>
           </w:tcPr>
           <w:p>
+            <w:pPr>
+              <w:spacing w:line="360" w:lineRule="auto" w:before="0" w:after="0"/>
+              <w:ind w:firstLine="0"/>
+              <w:jc w:val="both"/>
+            </w:pPr>
             <w:r>
               <w:rPr>
-                <w:sz w:val="18"/>
+                <w:rFonts w:ascii="Times New Roman" w:hAnsi="Times New Roman" w:eastAsia="Times New Roman" w:cs="Times New Roman"/>
+                <w:b w:val="0"/>
+                <w:sz w:val="22"/>
               </w:rPr>
               <w:t>0</w:t>
             </w:r>
@@ -1818,9 +2763,16 @@
             <w:tcW w:type="dxa" w:w="2160"/>
           </w:tcPr>
           <w:p>
+            <w:pPr>
+              <w:spacing w:line="360" w:lineRule="auto" w:before="0" w:after="0"/>
+              <w:ind w:firstLine="0"/>
+              <w:jc w:val="both"/>
+            </w:pPr>
             <w:r>
               <w:rPr>
-                <w:sz w:val="18"/>
+                <w:rFonts w:ascii="Times New Roman" w:hAnsi="Times New Roman" w:eastAsia="Times New Roman" w:cs="Times New Roman"/>
+                <w:b w:val="0"/>
+                <w:sz w:val="22"/>
               </w:rPr>
             </w:r>
           </w:p>
@@ -1830,9 +2782,16 @@
             <w:tcW w:type="dxa" w:w="2160"/>
           </w:tcPr>
           <w:p>
+            <w:pPr>
+              <w:spacing w:line="360" w:lineRule="auto" w:before="0" w:after="0"/>
+              <w:ind w:firstLine="0"/>
+              <w:jc w:val="both"/>
+            </w:pPr>
             <w:r>
               <w:rPr>
-                <w:sz w:val="18"/>
+                <w:rFonts w:ascii="Times New Roman" w:hAnsi="Times New Roman" w:eastAsia="Times New Roman" w:cs="Times New Roman"/>
+                <w:b w:val="0"/>
+                <w:sz w:val="22"/>
               </w:rPr>
             </w:r>
           </w:p>
@@ -1842,9 +2801,16 @@
             <w:tcW w:type="dxa" w:w="2160"/>
           </w:tcPr>
           <w:p>
+            <w:pPr>
+              <w:spacing w:line="360" w:lineRule="auto" w:before="0" w:after="0"/>
+              <w:ind w:firstLine="0"/>
+              <w:jc w:val="both"/>
+            </w:pPr>
             <w:r>
               <w:rPr>
-                <w:sz w:val="18"/>
+                <w:rFonts w:ascii="Times New Roman" w:hAnsi="Times New Roman" w:eastAsia="Times New Roman" w:cs="Times New Roman"/>
+                <w:b w:val="0"/>
+                <w:sz w:val="22"/>
               </w:rPr>
             </w:r>
           </w:p>
@@ -1856,9 +2822,16 @@
             <w:tcW w:type="dxa" w:w="2160"/>
           </w:tcPr>
           <w:p>
+            <w:pPr>
+              <w:spacing w:line="360" w:lineRule="auto" w:before="0" w:after="0"/>
+              <w:ind w:firstLine="0"/>
+              <w:jc w:val="both"/>
+            </w:pPr>
             <w:r>
               <w:rPr>
-                <w:sz w:val="18"/>
+                <w:rFonts w:ascii="Times New Roman" w:hAnsi="Times New Roman" w:eastAsia="Times New Roman" w:cs="Times New Roman"/>
+                <w:b w:val="0"/>
+                <w:sz w:val="22"/>
               </w:rPr>
               <w:t>1</w:t>
             </w:r>
@@ -1869,9 +2842,16 @@
             <w:tcW w:type="dxa" w:w="2160"/>
           </w:tcPr>
           <w:p>
+            <w:pPr>
+              <w:spacing w:line="360" w:lineRule="auto" w:before="0" w:after="0"/>
+              <w:ind w:firstLine="0"/>
+              <w:jc w:val="both"/>
+            </w:pPr>
             <w:r>
               <w:rPr>
-                <w:sz w:val="18"/>
+                <w:rFonts w:ascii="Times New Roman" w:hAnsi="Times New Roman" w:eastAsia="Times New Roman" w:cs="Times New Roman"/>
+                <w:b w:val="0"/>
+                <w:sz w:val="22"/>
               </w:rPr>
             </w:r>
           </w:p>
@@ -1881,9 +2861,16 @@
             <w:tcW w:type="dxa" w:w="2160"/>
           </w:tcPr>
           <w:p>
+            <w:pPr>
+              <w:spacing w:line="360" w:lineRule="auto" w:before="0" w:after="0"/>
+              <w:ind w:firstLine="0"/>
+              <w:jc w:val="both"/>
+            </w:pPr>
             <w:r>
               <w:rPr>
-                <w:sz w:val="18"/>
+                <w:rFonts w:ascii="Times New Roman" w:hAnsi="Times New Roman" w:eastAsia="Times New Roman" w:cs="Times New Roman"/>
+                <w:b w:val="0"/>
+                <w:sz w:val="22"/>
               </w:rPr>
             </w:r>
           </w:p>
@@ -1893,9 +2880,16 @@
             <w:tcW w:type="dxa" w:w="2160"/>
           </w:tcPr>
           <w:p>
+            <w:pPr>
+              <w:spacing w:line="360" w:lineRule="auto" w:before="0" w:after="0"/>
+              <w:ind w:firstLine="0"/>
+              <w:jc w:val="both"/>
+            </w:pPr>
             <w:r>
               <w:rPr>
-                <w:sz w:val="18"/>
+                <w:rFonts w:ascii="Times New Roman" w:hAnsi="Times New Roman" w:eastAsia="Times New Roman" w:cs="Times New Roman"/>
+                <w:b w:val="0"/>
+                <w:sz w:val="22"/>
               </w:rPr>
             </w:r>
           </w:p>
@@ -1907,9 +2901,16 @@
             <w:tcW w:type="dxa" w:w="2160"/>
           </w:tcPr>
           <w:p>
+            <w:pPr>
+              <w:spacing w:line="360" w:lineRule="auto" w:before="0" w:after="0"/>
+              <w:ind w:firstLine="0"/>
+              <w:jc w:val="both"/>
+            </w:pPr>
             <w:r>
               <w:rPr>
-                <w:sz w:val="18"/>
+                <w:rFonts w:ascii="Times New Roman" w:hAnsi="Times New Roman" w:eastAsia="Times New Roman" w:cs="Times New Roman"/>
+                <w:b w:val="0"/>
+                <w:sz w:val="22"/>
               </w:rPr>
               <w:t>2</w:t>
             </w:r>
@@ -1920,9 +2921,16 @@
             <w:tcW w:type="dxa" w:w="2160"/>
           </w:tcPr>
           <w:p>
+            <w:pPr>
+              <w:spacing w:line="360" w:lineRule="auto" w:before="0" w:after="0"/>
+              <w:ind w:firstLine="0"/>
+              <w:jc w:val="both"/>
+            </w:pPr>
             <w:r>
               <w:rPr>
-                <w:sz w:val="18"/>
+                <w:rFonts w:ascii="Times New Roman" w:hAnsi="Times New Roman" w:eastAsia="Times New Roman" w:cs="Times New Roman"/>
+                <w:b w:val="0"/>
+                <w:sz w:val="22"/>
               </w:rPr>
             </w:r>
           </w:p>
@@ -1932,9 +2940,16 @@
             <w:tcW w:type="dxa" w:w="2160"/>
           </w:tcPr>
           <w:p>
+            <w:pPr>
+              <w:spacing w:line="360" w:lineRule="auto" w:before="0" w:after="0"/>
+              <w:ind w:firstLine="0"/>
+              <w:jc w:val="both"/>
+            </w:pPr>
             <w:r>
               <w:rPr>
-                <w:sz w:val="18"/>
+                <w:rFonts w:ascii="Times New Roman" w:hAnsi="Times New Roman" w:eastAsia="Times New Roman" w:cs="Times New Roman"/>
+                <w:b w:val="0"/>
+                <w:sz w:val="22"/>
               </w:rPr>
             </w:r>
           </w:p>
@@ -1944,9 +2959,16 @@
             <w:tcW w:type="dxa" w:w="2160"/>
           </w:tcPr>
           <w:p>
+            <w:pPr>
+              <w:spacing w:line="360" w:lineRule="auto" w:before="0" w:after="0"/>
+              <w:ind w:firstLine="0"/>
+              <w:jc w:val="both"/>
+            </w:pPr>
             <w:r>
               <w:rPr>
-                <w:sz w:val="18"/>
+                <w:rFonts w:ascii="Times New Roman" w:hAnsi="Times New Roman" w:eastAsia="Times New Roman" w:cs="Times New Roman"/>
+                <w:b w:val="0"/>
+                <w:sz w:val="22"/>
               </w:rPr>
             </w:r>
           </w:p>
@@ -1958,9 +2980,16 @@
             <w:tcW w:type="dxa" w:w="2160"/>
           </w:tcPr>
           <w:p>
+            <w:pPr>
+              <w:spacing w:line="360" w:lineRule="auto" w:before="0" w:after="0"/>
+              <w:ind w:firstLine="0"/>
+              <w:jc w:val="both"/>
+            </w:pPr>
             <w:r>
               <w:rPr>
-                <w:sz w:val="18"/>
+                <w:rFonts w:ascii="Times New Roman" w:hAnsi="Times New Roman" w:eastAsia="Times New Roman" w:cs="Times New Roman"/>
+                <w:b w:val="0"/>
+                <w:sz w:val="22"/>
               </w:rPr>
               <w:t>3</w:t>
             </w:r>
@@ -1971,9 +3000,16 @@
             <w:tcW w:type="dxa" w:w="2160"/>
           </w:tcPr>
           <w:p>
+            <w:pPr>
+              <w:spacing w:line="360" w:lineRule="auto" w:before="0" w:after="0"/>
+              <w:ind w:firstLine="0"/>
+              <w:jc w:val="both"/>
+            </w:pPr>
             <w:r>
               <w:rPr>
-                <w:sz w:val="18"/>
+                <w:rFonts w:ascii="Times New Roman" w:hAnsi="Times New Roman" w:eastAsia="Times New Roman" w:cs="Times New Roman"/>
+                <w:b w:val="0"/>
+                <w:sz w:val="22"/>
               </w:rPr>
             </w:r>
           </w:p>
@@ -1983,9 +3019,16 @@
             <w:tcW w:type="dxa" w:w="2160"/>
           </w:tcPr>
           <w:p>
+            <w:pPr>
+              <w:spacing w:line="360" w:lineRule="auto" w:before="0" w:after="0"/>
+              <w:ind w:firstLine="0"/>
+              <w:jc w:val="both"/>
+            </w:pPr>
             <w:r>
               <w:rPr>
-                <w:sz w:val="18"/>
+                <w:rFonts w:ascii="Times New Roman" w:hAnsi="Times New Roman" w:eastAsia="Times New Roman" w:cs="Times New Roman"/>
+                <w:b w:val="0"/>
+                <w:sz w:val="22"/>
               </w:rPr>
             </w:r>
           </w:p>
@@ -1995,9 +3038,16 @@
             <w:tcW w:type="dxa" w:w="2160"/>
           </w:tcPr>
           <w:p>
+            <w:pPr>
+              <w:spacing w:line="360" w:lineRule="auto" w:before="0" w:after="0"/>
+              <w:ind w:firstLine="0"/>
+              <w:jc w:val="both"/>
+            </w:pPr>
             <w:r>
               <w:rPr>
-                <w:sz w:val="18"/>
+                <w:rFonts w:ascii="Times New Roman" w:hAnsi="Times New Roman" w:eastAsia="Times New Roman" w:cs="Times New Roman"/>
+                <w:b w:val="0"/>
+                <w:sz w:val="22"/>
               </w:rPr>
             </w:r>
           </w:p>
@@ -2009,9 +3059,16 @@
             <w:tcW w:type="dxa" w:w="2160"/>
           </w:tcPr>
           <w:p>
+            <w:pPr>
+              <w:spacing w:line="360" w:lineRule="auto" w:before="0" w:after="0"/>
+              <w:ind w:firstLine="0"/>
+              <w:jc w:val="both"/>
+            </w:pPr>
             <w:r>
               <w:rPr>
-                <w:sz w:val="18"/>
+                <w:rFonts w:ascii="Times New Roman" w:hAnsi="Times New Roman" w:eastAsia="Times New Roman" w:cs="Times New Roman"/>
+                <w:b w:val="0"/>
+                <w:sz w:val="22"/>
               </w:rPr>
               <w:t>4</w:t>
             </w:r>
@@ -2022,9 +3079,16 @@
             <w:tcW w:type="dxa" w:w="2160"/>
           </w:tcPr>
           <w:p>
+            <w:pPr>
+              <w:spacing w:line="360" w:lineRule="auto" w:before="0" w:after="0"/>
+              <w:ind w:firstLine="0"/>
+              <w:jc w:val="both"/>
+            </w:pPr>
             <w:r>
               <w:rPr>
-                <w:sz w:val="18"/>
+                <w:rFonts w:ascii="Times New Roman" w:hAnsi="Times New Roman" w:eastAsia="Times New Roman" w:cs="Times New Roman"/>
+                <w:b w:val="0"/>
+                <w:sz w:val="22"/>
               </w:rPr>
             </w:r>
           </w:p>
@@ -2034,9 +3098,16 @@
             <w:tcW w:type="dxa" w:w="2160"/>
           </w:tcPr>
           <w:p>
+            <w:pPr>
+              <w:spacing w:line="360" w:lineRule="auto" w:before="0" w:after="0"/>
+              <w:ind w:firstLine="0"/>
+              <w:jc w:val="both"/>
+            </w:pPr>
             <w:r>
               <w:rPr>
-                <w:sz w:val="18"/>
+                <w:rFonts w:ascii="Times New Roman" w:hAnsi="Times New Roman" w:eastAsia="Times New Roman" w:cs="Times New Roman"/>
+                <w:b w:val="0"/>
+                <w:sz w:val="22"/>
               </w:rPr>
             </w:r>
           </w:p>
@@ -2046,9 +3117,16 @@
             <w:tcW w:type="dxa" w:w="2160"/>
           </w:tcPr>
           <w:p>
+            <w:pPr>
+              <w:spacing w:line="360" w:lineRule="auto" w:before="0" w:after="0"/>
+              <w:ind w:firstLine="0"/>
+              <w:jc w:val="both"/>
+            </w:pPr>
             <w:r>
               <w:rPr>
-                <w:sz w:val="18"/>
+                <w:rFonts w:ascii="Times New Roman" w:hAnsi="Times New Roman" w:eastAsia="Times New Roman" w:cs="Times New Roman"/>
+                <w:b w:val="0"/>
+                <w:sz w:val="22"/>
               </w:rPr>
             </w:r>
           </w:p>
@@ -2060,9 +3138,16 @@
             <w:tcW w:type="dxa" w:w="2160"/>
           </w:tcPr>
           <w:p>
+            <w:pPr>
+              <w:spacing w:line="360" w:lineRule="auto" w:before="0" w:after="0"/>
+              <w:ind w:firstLine="0"/>
+              <w:jc w:val="both"/>
+            </w:pPr>
             <w:r>
               <w:rPr>
-                <w:sz w:val="18"/>
+                <w:rFonts w:ascii="Times New Roman" w:hAnsi="Times New Roman" w:eastAsia="Times New Roman" w:cs="Times New Roman"/>
+                <w:b w:val="0"/>
+                <w:sz w:val="22"/>
               </w:rPr>
               <w:t>5</w:t>
             </w:r>
@@ -2073,9 +3158,16 @@
             <w:tcW w:type="dxa" w:w="2160"/>
           </w:tcPr>
           <w:p>
+            <w:pPr>
+              <w:spacing w:line="360" w:lineRule="auto" w:before="0" w:after="0"/>
+              <w:ind w:firstLine="0"/>
+              <w:jc w:val="both"/>
+            </w:pPr>
             <w:r>
               <w:rPr>
-                <w:sz w:val="18"/>
+                <w:rFonts w:ascii="Times New Roman" w:hAnsi="Times New Roman" w:eastAsia="Times New Roman" w:cs="Times New Roman"/>
+                <w:b w:val="0"/>
+                <w:sz w:val="22"/>
               </w:rPr>
             </w:r>
           </w:p>
@@ -2085,9 +3177,16 @@
             <w:tcW w:type="dxa" w:w="2160"/>
           </w:tcPr>
           <w:p>
+            <w:pPr>
+              <w:spacing w:line="360" w:lineRule="auto" w:before="0" w:after="0"/>
+              <w:ind w:firstLine="0"/>
+              <w:jc w:val="both"/>
+            </w:pPr>
             <w:r>
               <w:rPr>
-                <w:sz w:val="18"/>
+                <w:rFonts w:ascii="Times New Roman" w:hAnsi="Times New Roman" w:eastAsia="Times New Roman" w:cs="Times New Roman"/>
+                <w:b w:val="0"/>
+                <w:sz w:val="22"/>
               </w:rPr>
             </w:r>
           </w:p>
@@ -2097,9 +3196,16 @@
             <w:tcW w:type="dxa" w:w="2160"/>
           </w:tcPr>
           <w:p>
+            <w:pPr>
+              <w:spacing w:line="360" w:lineRule="auto" w:before="0" w:after="0"/>
+              <w:ind w:firstLine="0"/>
+              <w:jc w:val="both"/>
+            </w:pPr>
             <w:r>
               <w:rPr>
-                <w:sz w:val="18"/>
+                <w:rFonts w:ascii="Times New Roman" w:hAnsi="Times New Roman" w:eastAsia="Times New Roman" w:cs="Times New Roman"/>
+                <w:b w:val="0"/>
+                <w:sz w:val="22"/>
               </w:rPr>
             </w:r>
           </w:p>
@@ -2111,9 +3217,16 @@
             <w:tcW w:type="dxa" w:w="2160"/>
           </w:tcPr>
           <w:p>
+            <w:pPr>
+              <w:spacing w:line="360" w:lineRule="auto" w:before="0" w:after="0"/>
+              <w:ind w:firstLine="0"/>
+              <w:jc w:val="both"/>
+            </w:pPr>
             <w:r>
               <w:rPr>
-                <w:sz w:val="18"/>
+                <w:rFonts w:ascii="Times New Roman" w:hAnsi="Times New Roman" w:eastAsia="Times New Roman" w:cs="Times New Roman"/>
+                <w:b w:val="0"/>
+                <w:sz w:val="22"/>
               </w:rPr>
               <w:t>6</w:t>
             </w:r>
@@ -2124,9 +3237,16 @@
             <w:tcW w:type="dxa" w:w="2160"/>
           </w:tcPr>
           <w:p>
+            <w:pPr>
+              <w:spacing w:line="360" w:lineRule="auto" w:before="0" w:after="0"/>
+              <w:ind w:firstLine="0"/>
+              <w:jc w:val="both"/>
+            </w:pPr>
             <w:r>
               <w:rPr>
-                <w:sz w:val="18"/>
+                <w:rFonts w:ascii="Times New Roman" w:hAnsi="Times New Roman" w:eastAsia="Times New Roman" w:cs="Times New Roman"/>
+                <w:b w:val="0"/>
+                <w:sz w:val="22"/>
               </w:rPr>
             </w:r>
           </w:p>
@@ -2136,9 +3256,16 @@
             <w:tcW w:type="dxa" w:w="2160"/>
           </w:tcPr>
           <w:p>
+            <w:pPr>
+              <w:spacing w:line="360" w:lineRule="auto" w:before="0" w:after="0"/>
+              <w:ind w:firstLine="0"/>
+              <w:jc w:val="both"/>
+            </w:pPr>
             <w:r>
               <w:rPr>
-                <w:sz w:val="18"/>
+                <w:rFonts w:ascii="Times New Roman" w:hAnsi="Times New Roman" w:eastAsia="Times New Roman" w:cs="Times New Roman"/>
+                <w:b w:val="0"/>
+                <w:sz w:val="22"/>
               </w:rPr>
             </w:r>
           </w:p>
@@ -2148,9 +3275,16 @@
             <w:tcW w:type="dxa" w:w="2160"/>
           </w:tcPr>
           <w:p>
+            <w:pPr>
+              <w:spacing w:line="360" w:lineRule="auto" w:before="0" w:after="0"/>
+              <w:ind w:firstLine="0"/>
+              <w:jc w:val="both"/>
+            </w:pPr>
             <w:r>
               <w:rPr>
-                <w:sz w:val="18"/>
+                <w:rFonts w:ascii="Times New Roman" w:hAnsi="Times New Roman" w:eastAsia="Times New Roman" w:cs="Times New Roman"/>
+                <w:b w:val="0"/>
+                <w:sz w:val="22"/>
               </w:rPr>
             </w:r>
           </w:p>
@@ -2162,9 +3296,16 @@
             <w:tcW w:type="dxa" w:w="2160"/>
           </w:tcPr>
           <w:p>
+            <w:pPr>
+              <w:spacing w:line="360" w:lineRule="auto" w:before="0" w:after="0"/>
+              <w:ind w:firstLine="0"/>
+              <w:jc w:val="both"/>
+            </w:pPr>
             <w:r>
               <w:rPr>
-                <w:sz w:val="18"/>
+                <w:rFonts w:ascii="Times New Roman" w:hAnsi="Times New Roman" w:eastAsia="Times New Roman" w:cs="Times New Roman"/>
+                <w:b w:val="0"/>
+                <w:sz w:val="22"/>
               </w:rPr>
               <w:t>7</w:t>
             </w:r>
@@ -2175,9 +3316,16 @@
             <w:tcW w:type="dxa" w:w="2160"/>
           </w:tcPr>
           <w:p>
+            <w:pPr>
+              <w:spacing w:line="360" w:lineRule="auto" w:before="0" w:after="0"/>
+              <w:ind w:firstLine="0"/>
+              <w:jc w:val="both"/>
+            </w:pPr>
             <w:r>
               <w:rPr>
-                <w:sz w:val="18"/>
+                <w:rFonts w:ascii="Times New Roman" w:hAnsi="Times New Roman" w:eastAsia="Times New Roman" w:cs="Times New Roman"/>
+                <w:b w:val="0"/>
+                <w:sz w:val="22"/>
               </w:rPr>
             </w:r>
           </w:p>
@@ -2187,9 +3335,16 @@
             <w:tcW w:type="dxa" w:w="2160"/>
           </w:tcPr>
           <w:p>
+            <w:pPr>
+              <w:spacing w:line="360" w:lineRule="auto" w:before="0" w:after="0"/>
+              <w:ind w:firstLine="0"/>
+              <w:jc w:val="both"/>
+            </w:pPr>
             <w:r>
               <w:rPr>
-                <w:sz w:val="18"/>
+                <w:rFonts w:ascii="Times New Roman" w:hAnsi="Times New Roman" w:eastAsia="Times New Roman" w:cs="Times New Roman"/>
+                <w:b w:val="0"/>
+                <w:sz w:val="22"/>
               </w:rPr>
             </w:r>
           </w:p>
@@ -2199,9 +3354,16 @@
             <w:tcW w:type="dxa" w:w="2160"/>
           </w:tcPr>
           <w:p>
+            <w:pPr>
+              <w:spacing w:line="360" w:lineRule="auto" w:before="0" w:after="0"/>
+              <w:ind w:firstLine="0"/>
+              <w:jc w:val="both"/>
+            </w:pPr>
             <w:r>
               <w:rPr>
-                <w:sz w:val="18"/>
+                <w:rFonts w:ascii="Times New Roman" w:hAnsi="Times New Roman" w:eastAsia="Times New Roman" w:cs="Times New Roman"/>
+                <w:b w:val="0"/>
+                <w:sz w:val="22"/>
               </w:rPr>
             </w:r>
           </w:p>
@@ -2213,9 +3375,16 @@
             <w:tcW w:type="dxa" w:w="2160"/>
           </w:tcPr>
           <w:p>
+            <w:pPr>
+              <w:spacing w:line="360" w:lineRule="auto" w:before="0" w:after="0"/>
+              <w:ind w:firstLine="0"/>
+              <w:jc w:val="both"/>
+            </w:pPr>
             <w:r>
               <w:rPr>
-                <w:sz w:val="18"/>
+                <w:rFonts w:ascii="Times New Roman" w:hAnsi="Times New Roman" w:eastAsia="Times New Roman" w:cs="Times New Roman"/>
+                <w:b w:val="0"/>
+                <w:sz w:val="22"/>
               </w:rPr>
               <w:t>8</w:t>
             </w:r>
@@ -2226,9 +3395,16 @@
             <w:tcW w:type="dxa" w:w="2160"/>
           </w:tcPr>
           <w:p>
+            <w:pPr>
+              <w:spacing w:line="360" w:lineRule="auto" w:before="0" w:after="0"/>
+              <w:ind w:firstLine="0"/>
+              <w:jc w:val="both"/>
+            </w:pPr>
             <w:r>
               <w:rPr>
-                <w:sz w:val="18"/>
+                <w:rFonts w:ascii="Times New Roman" w:hAnsi="Times New Roman" w:eastAsia="Times New Roman" w:cs="Times New Roman"/>
+                <w:b w:val="0"/>
+                <w:sz w:val="22"/>
               </w:rPr>
             </w:r>
           </w:p>
@@ -2238,9 +3414,16 @@
             <w:tcW w:type="dxa" w:w="2160"/>
           </w:tcPr>
           <w:p>
+            <w:pPr>
+              <w:spacing w:line="360" w:lineRule="auto" w:before="0" w:after="0"/>
+              <w:ind w:firstLine="0"/>
+              <w:jc w:val="both"/>
+            </w:pPr>
             <w:r>
               <w:rPr>
-                <w:sz w:val="18"/>
+                <w:rFonts w:ascii="Times New Roman" w:hAnsi="Times New Roman" w:eastAsia="Times New Roman" w:cs="Times New Roman"/>
+                <w:b w:val="0"/>
+                <w:sz w:val="22"/>
               </w:rPr>
             </w:r>
           </w:p>
@@ -2250,9 +3433,16 @@
             <w:tcW w:type="dxa" w:w="2160"/>
           </w:tcPr>
           <w:p>
+            <w:pPr>
+              <w:spacing w:line="360" w:lineRule="auto" w:before="0" w:after="0"/>
+              <w:ind w:firstLine="0"/>
+              <w:jc w:val="both"/>
+            </w:pPr>
             <w:r>
               <w:rPr>
-                <w:sz w:val="18"/>
+                <w:rFonts w:ascii="Times New Roman" w:hAnsi="Times New Roman" w:eastAsia="Times New Roman" w:cs="Times New Roman"/>
+                <w:b w:val="0"/>
+                <w:sz w:val="22"/>
               </w:rPr>
             </w:r>
           </w:p>
@@ -2264,9 +3454,16 @@
             <w:tcW w:type="dxa" w:w="2160"/>
           </w:tcPr>
           <w:p>
+            <w:pPr>
+              <w:spacing w:line="360" w:lineRule="auto" w:before="0" w:after="0"/>
+              <w:ind w:firstLine="0"/>
+              <w:jc w:val="both"/>
+            </w:pPr>
             <w:r>
               <w:rPr>
-                <w:sz w:val="18"/>
+                <w:rFonts w:ascii="Times New Roman" w:hAnsi="Times New Roman" w:eastAsia="Times New Roman" w:cs="Times New Roman"/>
+                <w:b w:val="0"/>
+                <w:sz w:val="22"/>
               </w:rPr>
               <w:t>9</w:t>
             </w:r>
@@ -2277,9 +3474,16 @@
             <w:tcW w:type="dxa" w:w="2160"/>
           </w:tcPr>
           <w:p>
+            <w:pPr>
+              <w:spacing w:line="360" w:lineRule="auto" w:before="0" w:after="0"/>
+              <w:ind w:firstLine="0"/>
+              <w:jc w:val="both"/>
+            </w:pPr>
             <w:r>
               <w:rPr>
-                <w:sz w:val="18"/>
+                <w:rFonts w:ascii="Times New Roman" w:hAnsi="Times New Roman" w:eastAsia="Times New Roman" w:cs="Times New Roman"/>
+                <w:b w:val="0"/>
+                <w:sz w:val="22"/>
               </w:rPr>
             </w:r>
           </w:p>
@@ -2289,9 +3493,16 @@
             <w:tcW w:type="dxa" w:w="2160"/>
           </w:tcPr>
           <w:p>
+            <w:pPr>
+              <w:spacing w:line="360" w:lineRule="auto" w:before="0" w:after="0"/>
+              <w:ind w:firstLine="0"/>
+              <w:jc w:val="both"/>
+            </w:pPr>
             <w:r>
               <w:rPr>
-                <w:sz w:val="18"/>
+                <w:rFonts w:ascii="Times New Roman" w:hAnsi="Times New Roman" w:eastAsia="Times New Roman" w:cs="Times New Roman"/>
+                <w:b w:val="0"/>
+                <w:sz w:val="22"/>
               </w:rPr>
             </w:r>
           </w:p>
@@ -2301,9 +3512,16 @@
             <w:tcW w:type="dxa" w:w="2160"/>
           </w:tcPr>
           <w:p>
+            <w:pPr>
+              <w:spacing w:line="360" w:lineRule="auto" w:before="0" w:after="0"/>
+              <w:ind w:firstLine="0"/>
+              <w:jc w:val="both"/>
+            </w:pPr>
             <w:r>
               <w:rPr>
-                <w:sz w:val="18"/>
+                <w:rFonts w:ascii="Times New Roman" w:hAnsi="Times New Roman" w:eastAsia="Times New Roman" w:cs="Times New Roman"/>
+                <w:b w:val="0"/>
+                <w:sz w:val="22"/>
               </w:rPr>
             </w:r>
           </w:p>
@@ -2315,9 +3533,16 @@
             <w:tcW w:type="dxa" w:w="2160"/>
           </w:tcPr>
           <w:p>
+            <w:pPr>
+              <w:spacing w:line="360" w:lineRule="auto" w:before="0" w:after="0"/>
+              <w:ind w:firstLine="0"/>
+              <w:jc w:val="both"/>
+            </w:pPr>
             <w:r>
               <w:rPr>
-                <w:sz w:val="18"/>
+                <w:rFonts w:ascii="Times New Roman" w:hAnsi="Times New Roman" w:eastAsia="Times New Roman" w:cs="Times New Roman"/>
+                <w:b w:val="0"/>
+                <w:sz w:val="22"/>
               </w:rPr>
               <w:t>10</w:t>
             </w:r>
@@ -2328,9 +3553,16 @@
             <w:tcW w:type="dxa" w:w="2160"/>
           </w:tcPr>
           <w:p>
+            <w:pPr>
+              <w:spacing w:line="360" w:lineRule="auto" w:before="0" w:after="0"/>
+              <w:ind w:firstLine="0"/>
+              <w:jc w:val="both"/>
+            </w:pPr>
             <w:r>
               <w:rPr>
-                <w:sz w:val="18"/>
+                <w:rFonts w:ascii="Times New Roman" w:hAnsi="Times New Roman" w:eastAsia="Times New Roman" w:cs="Times New Roman"/>
+                <w:b w:val="0"/>
+                <w:sz w:val="22"/>
               </w:rPr>
             </w:r>
           </w:p>
@@ -2340,9 +3572,16 @@
             <w:tcW w:type="dxa" w:w="2160"/>
           </w:tcPr>
           <w:p>
+            <w:pPr>
+              <w:spacing w:line="360" w:lineRule="auto" w:before="0" w:after="0"/>
+              <w:ind w:firstLine="0"/>
+              <w:jc w:val="both"/>
+            </w:pPr>
             <w:r>
               <w:rPr>
-                <w:sz w:val="18"/>
+                <w:rFonts w:ascii="Times New Roman" w:hAnsi="Times New Roman" w:eastAsia="Times New Roman" w:cs="Times New Roman"/>
+                <w:b w:val="0"/>
+                <w:sz w:val="22"/>
               </w:rPr>
             </w:r>
           </w:p>
@@ -2352,9 +3591,16 @@
             <w:tcW w:type="dxa" w:w="2160"/>
           </w:tcPr>
           <w:p>
+            <w:pPr>
+              <w:spacing w:line="360" w:lineRule="auto" w:before="0" w:after="0"/>
+              <w:ind w:firstLine="0"/>
+              <w:jc w:val="both"/>
+            </w:pPr>
             <w:r>
               <w:rPr>
-                <w:sz w:val="18"/>
+                <w:rFonts w:ascii="Times New Roman" w:hAnsi="Times New Roman" w:eastAsia="Times New Roman" w:cs="Times New Roman"/>
+                <w:b w:val="0"/>
+                <w:sz w:val="22"/>
               </w:rPr>
             </w:r>
           </w:p>
@@ -2364,22 +3610,34 @@
     <w:p/>
     <w:p>
       <w:pPr>
+        <w:spacing w:line="360" w:lineRule="auto" w:before="0" w:after="0"/>
+        <w:ind w:firstLine="0"/>
         <w:jc w:val="center"/>
       </w:pPr>
       <w:r>
         <w:rPr>
+          <w:rFonts w:ascii="Times New Roman" w:hAnsi="Times New Roman" w:eastAsia="Times New Roman" w:cs="Times New Roman"/>
           <w:i/>
-          <w:sz w:val="20"/>
+          <w:sz w:val="28"/>
         </w:rPr>
         <w:t>[ Скриншот графика сгорания: идеальная линия и факт ]</w:t>
       </w:r>
     </w:p>
     <w:p>
+      <w:pPr>
+        <w:pStyle w:val="Heading2"/>
+        <w:keepNext/>
+        <w:keepLines/>
+        <w:spacing w:line="240" w:lineRule="auto" w:before="40" w:after="0"/>
+        <w:ind w:left="0" w:firstLine="0"/>
+        <w:jc w:val="left"/>
+      </w:pPr>
       <w:r>
         <w:rPr>
+          <w:rFonts w:ascii="Times New Roman" w:hAnsi="Times New Roman" w:eastAsia="Times New Roman" w:cs="Times New Roman"/>
           <w:b/>
           <w:i w:val="0"/>
-          <w:sz w:val="24"/>
+          <w:sz w:val="28"/>
         </w:rPr>
         <w:t>5. Итоги спринта</w:t>
       </w:r>
@@ -2388,6 +3646,7 @@
       <w:tblPr>
         <w:tblStyle w:val="TableGrid"/>
         <w:tblW w:type="auto" w:w="0"/>
+        <w:tblLayout w:type="autofit"/>
         <w:tblLook w:firstColumn="1" w:firstRow="1" w:lastColumn="0" w:lastRow="0" w:noHBand="0" w:noVBand="1" w:val="04A0"/>
       </w:tblPr>
       <w:tblGrid>
@@ -2400,10 +3659,16 @@
             <w:tcW w:type="dxa" w:w="4320"/>
           </w:tcPr>
           <w:p>
+            <w:pPr>
+              <w:spacing w:line="360" w:lineRule="auto" w:before="0" w:after="0"/>
+              <w:ind w:firstLine="0"/>
+              <w:jc w:val="center"/>
+            </w:pPr>
             <w:r>
               <w:rPr>
+                <w:rFonts w:ascii="Times New Roman" w:hAnsi="Times New Roman" w:eastAsia="Times New Roman" w:cs="Times New Roman"/>
                 <w:b/>
-                <w:sz w:val="18"/>
+                <w:sz w:val="22"/>
               </w:rPr>
               <w:t>Вопрос</w:t>
             </w:r>
@@ -2414,10 +3679,16 @@
             <w:tcW w:type="dxa" w:w="4320"/>
           </w:tcPr>
           <w:p>
+            <w:pPr>
+              <w:spacing w:line="360" w:lineRule="auto" w:before="0" w:after="0"/>
+              <w:ind w:firstLine="0"/>
+              <w:jc w:val="center"/>
+            </w:pPr>
             <w:r>
               <w:rPr>
+                <w:rFonts w:ascii="Times New Roman" w:hAnsi="Times New Roman" w:eastAsia="Times New Roman" w:cs="Times New Roman"/>
                 <w:b/>
-                <w:sz w:val="18"/>
+                <w:sz w:val="22"/>
               </w:rPr>
               <w:t>Ответ</w:t>
             </w:r>
@@ -2430,9 +3701,16 @@
             <w:tcW w:type="dxa" w:w="4320"/>
           </w:tcPr>
           <w:p>
+            <w:pPr>
+              <w:spacing w:line="360" w:lineRule="auto" w:before="0" w:after="0"/>
+              <w:ind w:firstLine="0"/>
+              <w:jc w:val="both"/>
+            </w:pPr>
             <w:r>
               <w:rPr>
-                <w:sz w:val="18"/>
+                <w:rFonts w:ascii="Times New Roman" w:hAnsi="Times New Roman" w:eastAsia="Times New Roman" w:cs="Times New Roman"/>
+                <w:b w:val="0"/>
+                <w:sz w:val="22"/>
               </w:rPr>
               <w:t>Что сделано</w:t>
             </w:r>
@@ -2443,9 +3721,16 @@
             <w:tcW w:type="dxa" w:w="4320"/>
           </w:tcPr>
           <w:p>
+            <w:pPr>
+              <w:spacing w:line="360" w:lineRule="auto" w:before="0" w:after="0"/>
+              <w:ind w:firstLine="0"/>
+              <w:jc w:val="both"/>
+            </w:pPr>
             <w:r>
               <w:rPr>
-                <w:sz w:val="18"/>
+                <w:rFonts w:ascii="Times New Roman" w:hAnsi="Times New Roman" w:eastAsia="Times New Roman" w:cs="Times New Roman"/>
+                <w:b w:val="0"/>
+                <w:sz w:val="22"/>
               </w:rPr>
             </w:r>
           </w:p>
@@ -2457,9 +3742,16 @@
             <w:tcW w:type="dxa" w:w="4320"/>
           </w:tcPr>
           <w:p>
+            <w:pPr>
+              <w:spacing w:line="360" w:lineRule="auto" w:before="0" w:after="0"/>
+              <w:ind w:firstLine="0"/>
+              <w:jc w:val="both"/>
+            </w:pPr>
             <w:r>
               <w:rPr>
-                <w:sz w:val="18"/>
+                <w:rFonts w:ascii="Times New Roman" w:hAnsi="Times New Roman" w:eastAsia="Times New Roman" w:cs="Times New Roman"/>
+                <w:b w:val="0"/>
+                <w:sz w:val="22"/>
               </w:rPr>
               <w:t>Что не сделано и почему</w:t>
             </w:r>
@@ -2470,9 +3762,16 @@
             <w:tcW w:type="dxa" w:w="4320"/>
           </w:tcPr>
           <w:p>
+            <w:pPr>
+              <w:spacing w:line="360" w:lineRule="auto" w:before="0" w:after="0"/>
+              <w:ind w:firstLine="0"/>
+              <w:jc w:val="both"/>
+            </w:pPr>
             <w:r>
               <w:rPr>
-                <w:sz w:val="18"/>
+                <w:rFonts w:ascii="Times New Roman" w:hAnsi="Times New Roman" w:eastAsia="Times New Roman" w:cs="Times New Roman"/>
+                <w:b w:val="0"/>
+                <w:sz w:val="22"/>
               </w:rPr>
             </w:r>
           </w:p>
@@ -2484,9 +3783,16 @@
             <w:tcW w:type="dxa" w:w="4320"/>
           </w:tcPr>
           <w:p>
+            <w:pPr>
+              <w:spacing w:line="360" w:lineRule="auto" w:before="0" w:after="0"/>
+              <w:ind w:firstLine="0"/>
+              <w:jc w:val="both"/>
+            </w:pPr>
             <w:r>
               <w:rPr>
-                <w:sz w:val="18"/>
+                <w:rFonts w:ascii="Times New Roman" w:hAnsi="Times New Roman" w:eastAsia="Times New Roman" w:cs="Times New Roman"/>
+                <w:b w:val="0"/>
+                <w:sz w:val="22"/>
               </w:rPr>
               <w:t>Что изменим в следующем спринте</w:t>
             </w:r>
@@ -2497,9 +3803,16 @@
             <w:tcW w:type="dxa" w:w="4320"/>
           </w:tcPr>
           <w:p>
+            <w:pPr>
+              <w:spacing w:line="360" w:lineRule="auto" w:before="0" w:after="0"/>
+              <w:ind w:firstLine="0"/>
+              <w:jc w:val="both"/>
+            </w:pPr>
             <w:r>
               <w:rPr>
-                <w:sz w:val="18"/>
+                <w:rFonts w:ascii="Times New Roman" w:hAnsi="Times New Roman" w:eastAsia="Times New Roman" w:cs="Times New Roman"/>
+                <w:b w:val="0"/>
+                <w:sz w:val="22"/>
               </w:rPr>
             </w:r>
           </w:p>
@@ -2511,9 +3824,16 @@
             <w:tcW w:type="dxa" w:w="4320"/>
           </w:tcPr>
           <w:p>
+            <w:pPr>
+              <w:spacing w:line="360" w:lineRule="auto" w:before="0" w:after="0"/>
+              <w:ind w:firstLine="0"/>
+              <w:jc w:val="both"/>
+            </w:pPr>
             <w:r>
               <w:rPr>
-                <w:sz w:val="18"/>
+                <w:rFonts w:ascii="Times New Roman" w:hAnsi="Times New Roman" w:eastAsia="Times New Roman" w:cs="Times New Roman"/>
+                <w:b w:val="0"/>
+                <w:sz w:val="22"/>
               </w:rPr>
               <w:t>Где доска соврала</w:t>
             </w:r>
@@ -2524,9 +3844,16 @@
             <w:tcW w:type="dxa" w:w="4320"/>
           </w:tcPr>
           <w:p>
+            <w:pPr>
+              <w:spacing w:line="360" w:lineRule="auto" w:before="0" w:after="0"/>
+              <w:ind w:firstLine="0"/>
+              <w:jc w:val="both"/>
+            </w:pPr>
             <w:r>
               <w:rPr>
-                <w:sz w:val="18"/>
+                <w:rFonts w:ascii="Times New Roman" w:hAnsi="Times New Roman" w:eastAsia="Times New Roman" w:cs="Times New Roman"/>
+                <w:b w:val="0"/>
+                <w:sz w:val="22"/>
               </w:rPr>
             </w:r>
           </w:p>
@@ -2535,72 +3862,120 @@
     </w:tbl>
     <w:p/>
     <w:p>
+      <w:pPr>
+        <w:pStyle w:val="Heading1"/>
+        <w:keepNext/>
+        <w:keepLines/>
+        <w:spacing w:line="240" w:lineRule="auto" w:before="240" w:after="0"/>
+        <w:ind w:left="0" w:firstLine="0"/>
+        <w:jc w:val="both"/>
+      </w:pPr>
       <w:r>
         <w:rPr>
-          <w:b/>
+          <w:rFonts w:ascii="Times New Roman" w:hAnsi="Times New Roman" w:eastAsia="Times New Roman" w:cs="Times New Roman"/>
+          <w:b w:val="0"/>
           <w:i w:val="0"/>
-          <w:sz w:val="24"/>
+          <w:sz w:val="28"/>
         </w:rPr>
         <w:t>Контрольные вопросы</w:t>
       </w:r>
     </w:p>
     <w:p>
+      <w:pPr>
+        <w:spacing w:line="360" w:lineRule="auto" w:before="0" w:after="0"/>
+        <w:ind w:firstLine="709"/>
+        <w:jc w:val="both"/>
+      </w:pPr>
       <w:r>
         <w:rPr>
+          <w:rFonts w:ascii="Times New Roman" w:hAnsi="Times New Roman" w:eastAsia="Times New Roman" w:cs="Times New Roman"/>
           <w:b w:val="0"/>
           <w:i w:val="0"/>
-          <w:sz w:val="24"/>
+          <w:sz w:val="28"/>
         </w:rPr>
         <w:t>1. Чем story points отличаются от часов?</w:t>
       </w:r>
     </w:p>
     <w:p>
+      <w:pPr>
+        <w:spacing w:line="360" w:lineRule="auto" w:before="0" w:after="0"/>
+        <w:ind w:firstLine="709"/>
+        <w:jc w:val="both"/>
+      </w:pPr>
       <w:r>
         <w:rPr>
+          <w:rFonts w:ascii="Times New Roman" w:hAnsi="Times New Roman" w:eastAsia="Times New Roman" w:cs="Times New Roman"/>
           <w:b w:val="0"/>
           <w:i w:val="0"/>
-          <w:sz w:val="24"/>
+          <w:sz w:val="28"/>
         </w:rPr>
         <w:t>2. Почему скорость команды нельзя сравнивать со скоростью другой команды?</w:t>
       </w:r>
     </w:p>
     <w:p>
+      <w:pPr>
+        <w:spacing w:line="360" w:lineRule="auto" w:before="0" w:after="0"/>
+        <w:ind w:firstLine="709"/>
+        <w:jc w:val="both"/>
+      </w:pPr>
       <w:r>
         <w:rPr>
+          <w:rFonts w:ascii="Times New Roman" w:hAnsi="Times New Roman" w:eastAsia="Times New Roman" w:cs="Times New Roman"/>
           <w:b w:val="0"/>
           <w:i w:val="0"/>
-          <w:sz w:val="24"/>
+          <w:sz w:val="28"/>
         </w:rPr>
         <w:t>3. Что делать, если фактическая линия сгорания идёт выше идеальной?</w:t>
       </w:r>
     </w:p>
     <w:p>
+      <w:pPr>
+        <w:spacing w:line="360" w:lineRule="auto" w:before="0" w:after="0"/>
+        <w:ind w:firstLine="709"/>
+        <w:jc w:val="both"/>
+      </w:pPr>
       <w:r>
         <w:rPr>
+          <w:rFonts w:ascii="Times New Roman" w:hAnsi="Times New Roman" w:eastAsia="Times New Roman" w:cs="Times New Roman"/>
           <w:b w:val="0"/>
           <w:i w:val="0"/>
-          <w:sz w:val="24"/>
+          <w:sz w:val="28"/>
         </w:rPr>
         <w:t>4. Зачем нужна цель спринта, если есть список историй?</w:t>
       </w:r>
     </w:p>
     <w:p>
+      <w:pPr>
+        <w:spacing w:line="360" w:lineRule="auto" w:before="0" w:after="0"/>
+        <w:ind w:firstLine="709"/>
+        <w:jc w:val="both"/>
+      </w:pPr>
       <w:r>
         <w:rPr>
+          <w:rFonts w:ascii="Times New Roman" w:hAnsi="Times New Roman" w:eastAsia="Times New Roman" w:cs="Times New Roman"/>
           <w:b w:val="0"/>
           <w:i w:val="0"/>
-          <w:sz w:val="24"/>
+          <w:sz w:val="28"/>
         </w:rPr>
         <w:t>5. Какая история не готова к спринту и почему?</w:t>
       </w:r>
     </w:p>
     <w:p/>
     <w:p>
+      <w:pPr>
+        <w:pStyle w:val="Heading1"/>
+        <w:keepNext/>
+        <w:keepLines/>
+        <w:spacing w:line="240" w:lineRule="auto" w:before="240" w:after="0"/>
+        <w:ind w:left="0" w:firstLine="0"/>
+        <w:jc w:val="both"/>
+      </w:pPr>
       <w:r>
         <w:rPr>
-          <w:b/>
+          <w:rFonts w:ascii="Times New Roman" w:hAnsi="Times New Roman" w:eastAsia="Times New Roman" w:cs="Times New Roman"/>
+          <w:b w:val="0"/>
           <w:i w:val="0"/>
-          <w:sz w:val="24"/>
+          <w:sz w:val="28"/>
         </w:rPr>
         <w:t>Критерии оценки</w:t>
       </w:r>
@@ -2609,6 +3984,7 @@
       <w:tblPr>
         <w:tblStyle w:val="TableGrid"/>
         <w:tblW w:type="auto" w:w="0"/>
+        <w:tblLayout w:type="autofit"/>
         <w:tblLook w:firstColumn="1" w:firstRow="1" w:lastColumn="0" w:lastRow="0" w:noHBand="0" w:noVBand="1" w:val="04A0"/>
       </w:tblPr>
       <w:tblGrid>
@@ -2621,10 +3997,16 @@
             <w:tcW w:type="dxa" w:w="4320"/>
           </w:tcPr>
           <w:p>
+            <w:pPr>
+              <w:spacing w:line="360" w:lineRule="auto" w:before="0" w:after="0"/>
+              <w:ind w:firstLine="0"/>
+              <w:jc w:val="center"/>
+            </w:pPr>
             <w:r>
               <w:rPr>
+                <w:rFonts w:ascii="Times New Roman" w:hAnsi="Times New Roman" w:eastAsia="Times New Roman" w:cs="Times New Roman"/>
                 <w:b/>
-                <w:sz w:val="18"/>
+                <w:sz w:val="22"/>
               </w:rPr>
               <w:t>Балл</w:t>
             </w:r>
@@ -2635,10 +4017,16 @@
             <w:tcW w:type="dxa" w:w="4320"/>
           </w:tcPr>
           <w:p>
+            <w:pPr>
+              <w:spacing w:line="360" w:lineRule="auto" w:before="0" w:after="0"/>
+              <w:ind w:firstLine="0"/>
+              <w:jc w:val="center"/>
+            </w:pPr>
             <w:r>
               <w:rPr>
+                <w:rFonts w:ascii="Times New Roman" w:hAnsi="Times New Roman" w:eastAsia="Times New Roman" w:cs="Times New Roman"/>
                 <w:b/>
-                <w:sz w:val="18"/>
+                <w:sz w:val="22"/>
               </w:rPr>
               <w:t>Что должно быть сделано</w:t>
             </w:r>
@@ -2651,9 +4039,16 @@
             <w:tcW w:type="dxa" w:w="4320"/>
           </w:tcPr>
           <w:p>
+            <w:pPr>
+              <w:spacing w:line="360" w:lineRule="auto" w:before="0" w:after="0"/>
+              <w:ind w:firstLine="0"/>
+              <w:jc w:val="both"/>
+            </w:pPr>
             <w:r>
               <w:rPr>
-                <w:sz w:val="18"/>
+                <w:rFonts w:ascii="Times New Roman" w:hAnsi="Times New Roman" w:eastAsia="Times New Roman" w:cs="Times New Roman"/>
+                <w:b w:val="0"/>
+                <w:sz w:val="22"/>
               </w:rPr>
               <w:t>5</w:t>
             </w:r>
@@ -2664,9 +4059,16 @@
             <w:tcW w:type="dxa" w:w="4320"/>
           </w:tcPr>
           <w:p>
+            <w:pPr>
+              <w:spacing w:line="360" w:lineRule="auto" w:before="0" w:after="0"/>
+              <w:ind w:firstLine="0"/>
+              <w:jc w:val="both"/>
+            </w:pPr>
             <w:r>
               <w:rPr>
-                <w:sz w:val="18"/>
+                <w:rFonts w:ascii="Times New Roman" w:hAnsi="Times New Roman" w:eastAsia="Times New Roman" w:cs="Times New Roman"/>
+                <w:b w:val="0"/>
+                <w:sz w:val="22"/>
               </w:rPr>
               <w:t>Восемь историй с критериями, спринт сбалансирован по скорости, доска заполнена по дням, график построен, итоги честные.</w:t>
             </w:r>
@@ -2679,9 +4081,16 @@
             <w:tcW w:type="dxa" w:w="4320"/>
           </w:tcPr>
           <w:p>
+            <w:pPr>
+              <w:spacing w:line="360" w:lineRule="auto" w:before="0" w:after="0"/>
+              <w:ind w:firstLine="0"/>
+              <w:jc w:val="both"/>
+            </w:pPr>
             <w:r>
               <w:rPr>
-                <w:sz w:val="18"/>
+                <w:rFonts w:ascii="Times New Roman" w:hAnsi="Times New Roman" w:eastAsia="Times New Roman" w:cs="Times New Roman"/>
+                <w:b w:val="0"/>
+                <w:sz w:val="22"/>
               </w:rPr>
               <w:t>4</w:t>
             </w:r>
@@ -2692,9 +4101,16 @@
             <w:tcW w:type="dxa" w:w="4320"/>
           </w:tcPr>
           <w:p>
+            <w:pPr>
+              <w:spacing w:line="360" w:lineRule="auto" w:before="0" w:after="0"/>
+              <w:ind w:firstLine="0"/>
+              <w:jc w:val="both"/>
+            </w:pPr>
             <w:r>
               <w:rPr>
-                <w:sz w:val="18"/>
+                <w:rFonts w:ascii="Times New Roman" w:hAnsi="Times New Roman" w:eastAsia="Times New Roman" w:cs="Times New Roman"/>
+                <w:b w:val="0"/>
+                <w:sz w:val="22"/>
               </w:rPr>
               <w:t>Бэклог и доска готовы, график построен, итоги поверхностные.</w:t>
             </w:r>
@@ -2707,9 +4123,16 @@
             <w:tcW w:type="dxa" w:w="4320"/>
           </w:tcPr>
           <w:p>
+            <w:pPr>
+              <w:spacing w:line="360" w:lineRule="auto" w:before="0" w:after="0"/>
+              <w:ind w:firstLine="0"/>
+              <w:jc w:val="both"/>
+            </w:pPr>
             <w:r>
               <w:rPr>
-                <w:sz w:val="18"/>
+                <w:rFonts w:ascii="Times New Roman" w:hAnsi="Times New Roman" w:eastAsia="Times New Roman" w:cs="Times New Roman"/>
+                <w:b w:val="0"/>
+                <w:sz w:val="22"/>
               </w:rPr>
               <w:t>3</w:t>
             </w:r>
@@ -2720,9 +4143,16 @@
             <w:tcW w:type="dxa" w:w="4320"/>
           </w:tcPr>
           <w:p>
+            <w:pPr>
+              <w:spacing w:line="360" w:lineRule="auto" w:before="0" w:after="0"/>
+              <w:ind w:firstLine="0"/>
+              <w:jc w:val="both"/>
+            </w:pPr>
             <w:r>
               <w:rPr>
-                <w:sz w:val="18"/>
+                <w:rFonts w:ascii="Times New Roman" w:hAnsi="Times New Roman" w:eastAsia="Times New Roman" w:cs="Times New Roman"/>
+                <w:b w:val="0"/>
+                <w:sz w:val="22"/>
               </w:rPr>
               <w:t>Истории есть, оценка и критерии приёмки слабые, график не построен.</w:t>
             </w:r>
@@ -2732,48 +4162,75 @@
     </w:tbl>
     <w:p/>
     <w:p>
+      <w:pPr>
+        <w:pStyle w:val="Heading1"/>
+        <w:keepNext/>
+        <w:keepLines/>
+        <w:spacing w:line="240" w:lineRule="auto" w:before="240" w:after="0"/>
+        <w:ind w:left="0" w:firstLine="0"/>
+        <w:jc w:val="both"/>
+      </w:pPr>
       <w:r>
         <w:rPr>
-          <w:b/>
+          <w:rFonts w:ascii="Times New Roman" w:hAnsi="Times New Roman" w:eastAsia="Times New Roman" w:cs="Times New Roman"/>
+          <w:b w:val="0"/>
           <w:i w:val="0"/>
-          <w:sz w:val="24"/>
+          <w:sz w:val="28"/>
         </w:rPr>
         <w:t>Вывод</w:t>
       </w:r>
     </w:p>
     <w:p>
+      <w:pPr>
+        <w:spacing w:line="360" w:lineRule="auto" w:before="0" w:after="0"/>
+        <w:ind w:firstLine="709"/>
+        <w:jc w:val="both"/>
+      </w:pPr>
       <w:r>
         <w:rPr>
+          <w:rFonts w:ascii="Times New Roman" w:hAnsi="Times New Roman" w:eastAsia="Times New Roman" w:cs="Times New Roman"/>
           <w:b w:val="0"/>
           <w:i w:val="0"/>
-          <w:sz w:val="24"/>
+          <w:sz w:val="28"/>
         </w:rPr>
         <w:t>________________________________________________________________________</w:t>
       </w:r>
     </w:p>
     <w:p>
+      <w:pPr>
+        <w:spacing w:line="360" w:lineRule="auto" w:before="0" w:after="0"/>
+        <w:ind w:firstLine="709"/>
+        <w:jc w:val="both"/>
+      </w:pPr>
       <w:r>
         <w:rPr>
+          <w:rFonts w:ascii="Times New Roman" w:hAnsi="Times New Roman" w:eastAsia="Times New Roman" w:cs="Times New Roman"/>
           <w:b w:val="0"/>
           <w:i w:val="0"/>
-          <w:sz w:val="24"/>
+          <w:sz w:val="28"/>
         </w:rPr>
         <w:t>________________________________________________________________________</w:t>
       </w:r>
     </w:p>
     <w:p>
+      <w:pPr>
+        <w:spacing w:line="360" w:lineRule="auto" w:before="0" w:after="0"/>
+        <w:ind w:firstLine="709"/>
+        <w:jc w:val="both"/>
+      </w:pPr>
       <w:r>
         <w:rPr>
+          <w:rFonts w:ascii="Times New Roman" w:hAnsi="Times New Roman" w:eastAsia="Times New Roman" w:cs="Times New Roman"/>
           <w:b w:val="0"/>
           <w:i w:val="0"/>
-          <w:sz w:val="24"/>
+          <w:sz w:val="28"/>
         </w:rPr>
         <w:t>________________________________________________________________________</w:t>
       </w:r>
     </w:p>
     <w:sectPr>
-      <w:pgSz w:w="12240" w:h="15840"/>
-      <w:pgMar w:top="1440" w:right="1800" w:bottom="1440" w:left="1800" w:header="720" w:footer="720" w:gutter="0"/>
+      <w:pgSz w:w="11906" w:h="16838"/>
+      <w:pgMar w:top="1134" w:right="850" w:bottom="1134" w:left="1701" w:header="720" w:footer="720" w:gutter="0"/>
       <w:cols w:space="720"/>
       <w:docGrid w:linePitch="360"/>
     </w:sectPr>
@@ -3144,9 +4601,14 @@
     <w:name w:val="Normal"/>
     <w:qFormat/>
     <w:rsid w:val="00FC693F"/>
+    <w:pPr>
+      <w:spacing w:line="360" w:lineRule="auto" w:before="0" w:after="0"/>
+      <w:ind w:firstLine="709"/>
+      <w:jc w:val="both"/>
+    </w:pPr>
     <w:rPr>
-      <w:rFonts w:ascii="Times New Roman" w:hAnsi="Times New Roman"/>
-      <w:sz w:val="24"/>
+      <w:rFonts w:ascii="Times New Roman" w:hAnsi="Times New Roman" w:eastAsia="Times New Roman" w:cs="Times New Roman"/>
+      <w:sz w:val="28"/>
     </w:rPr>
   </w:style>
   <w:style w:type="paragraph" w:styleId="Header">
@@ -3204,12 +4666,14 @@
     <w:pPr>
       <w:keepNext/>
       <w:keepLines/>
-      <w:spacing w:before="480" w:after="0"/>
+      <w:spacing w:before="240" w:after="0" w:line="240" w:lineRule="auto"/>
+      <w:ind w:left="0" w:firstLine="0"/>
+      <w:jc w:val="both"/>
       <w:outlineLvl w:val="0"/>
     </w:pPr>
     <w:rPr>
-      <w:rFonts w:asciiTheme="majorHAnsi" w:eastAsiaTheme="majorEastAsia" w:hAnsiTheme="majorHAnsi" w:cstheme="majorBidi"/>
-      <w:b/>
+      <w:rFonts w:asciiTheme="majorHAnsi" w:eastAsiaTheme="majorEastAsia" w:hAnsiTheme="majorHAnsi" w:cstheme="majorBidi" w:ascii="Times New Roman" w:hAnsi="Times New Roman" w:eastAsia="Times New Roman" w:cs="Times New Roman"/>
+      <w:b w:val="0"/>
       <w:bCs/>
       <w:color w:val="365F91" w:themeColor="accent1" w:themeShade="BF"/>
       <w:sz w:val="28"/>
@@ -3228,15 +4692,17 @@
     <w:pPr>
       <w:keepNext/>
       <w:keepLines/>
-      <w:spacing w:before="200" w:after="0"/>
+      <w:spacing w:before="40" w:after="0" w:line="240" w:lineRule="auto"/>
+      <w:ind w:left="0" w:firstLine="0"/>
+      <w:jc w:val="left"/>
       <w:outlineLvl w:val="1"/>
     </w:pPr>
     <w:rPr>
-      <w:rFonts w:asciiTheme="majorHAnsi" w:eastAsiaTheme="majorEastAsia" w:hAnsiTheme="majorHAnsi" w:cstheme="majorBidi"/>
+      <w:rFonts w:asciiTheme="majorHAnsi" w:eastAsiaTheme="majorEastAsia" w:hAnsiTheme="majorHAnsi" w:cstheme="majorBidi" w:ascii="Times New Roman" w:hAnsi="Times New Roman" w:eastAsia="Times New Roman" w:cs="Times New Roman"/>
       <w:b/>
       <w:bCs/>
       <w:color w:val="4F81BD" w:themeColor="accent1"/>
-      <w:sz w:val="26"/>
+      <w:sz w:val="28"/>
       <w:szCs w:val="26"/>
     </w:rPr>
   </w:style>
@@ -3566,9 +5032,14 @@
     <w:qFormat/>
     <w:rsid w:val="00FC693F"/>
     <w:pPr>
-      <w:ind w:left="720"/>
+      <w:spacing w:line="360" w:lineRule="auto" w:before="0" w:after="0"/>
+      <w:ind w:left="709" w:firstLine="0"/>
       <w:contextualSpacing/>
     </w:pPr>
+    <w:rPr>
+      <w:rFonts w:ascii="Times New Roman" w:hAnsi="Times New Roman" w:eastAsia="Times New Roman" w:cs="Times New Roman"/>
+      <w:sz w:val="28"/>
+    </w:rPr>
   </w:style>
   <w:style w:type="paragraph" w:styleId="BodyText">
     <w:name w:val="Body Text"/>

--- a/docs/3/project-management/reports/PM_practice-06_report-template.docx
+++ b/docs/3/project-management/reports/PM_practice-06_report-template.docx
@@ -13,6 +13,7 @@
           <w:rFonts w:ascii="Times New Roman" w:hAnsi="Times New Roman" w:eastAsia="Times New Roman" w:cs="Times New Roman"/>
           <w:b/>
           <w:i w:val="0"/>
+          <w:color w:val="000000"/>
           <w:sz w:val="28"/>
         </w:rPr>
         <w:t>Управление проектами (МДК.03.02)</w:t>
@@ -29,6 +30,7 @@
           <w:rFonts w:ascii="Times New Roman" w:hAnsi="Times New Roman" w:eastAsia="Times New Roman" w:cs="Times New Roman"/>
           <w:b/>
           <w:i w:val="0"/>
+          <w:color w:val="000000"/>
           <w:sz w:val="28"/>
         </w:rPr>
         <w:t>Практическая работа 6</w:t>
@@ -45,6 +47,7 @@
           <w:rFonts w:ascii="Times New Roman" w:hAnsi="Times New Roman" w:eastAsia="Times New Roman" w:cs="Times New Roman"/>
           <w:b w:val="0"/>
           <w:i w:val="0"/>
+          <w:color w:val="000000"/>
           <w:sz w:val="28"/>
         </w:rPr>
         <w:t>Scrum-доска</w:t>
@@ -62,6 +65,7 @@
           <w:rFonts w:ascii="Times New Roman" w:hAnsi="Times New Roman" w:eastAsia="Times New Roman" w:cs="Times New Roman"/>
           <w:b w:val="0"/>
           <w:i w:val="0"/>
+          <w:color w:val="000000"/>
           <w:sz w:val="28"/>
         </w:rPr>
         <w:t>ФИО студента: ______________________________________</w:t>
@@ -78,6 +82,7 @@
           <w:rFonts w:ascii="Times New Roman" w:hAnsi="Times New Roman" w:eastAsia="Times New Roman" w:cs="Times New Roman"/>
           <w:b w:val="0"/>
           <w:i w:val="0"/>
+          <w:color w:val="000000"/>
           <w:sz w:val="28"/>
         </w:rPr>
         <w:t>Группа: ______________________  Дата: _______________</w:t>
@@ -94,6 +99,7 @@
           <w:rFonts w:ascii="Times New Roman" w:hAnsi="Times New Roman" w:eastAsia="Times New Roman" w:cs="Times New Roman"/>
           <w:b w:val="0"/>
           <w:i w:val="0"/>
+          <w:color w:val="000000"/>
           <w:sz w:val="28"/>
         </w:rPr>
         <w:t>Проект: ____________________________________________</w:t>
@@ -105,6 +111,7 @@
         <w:pStyle w:val="Heading1"/>
         <w:keepNext/>
         <w:keepLines/>
+        <w:pageBreakBefore/>
         <w:spacing w:line="240" w:lineRule="auto" w:before="240" w:after="0"/>
         <w:ind w:left="0" w:firstLine="0"/>
         <w:jc w:val="both"/>
@@ -114,6 +121,7 @@
           <w:rFonts w:ascii="Times New Roman" w:hAnsi="Times New Roman" w:eastAsia="Times New Roman" w:cs="Times New Roman"/>
           <w:b w:val="0"/>
           <w:i w:val="0"/>
+          <w:color w:val="000000"/>
           <w:sz w:val="28"/>
         </w:rPr>
         <w:t>Цель работы</w:t>
@@ -130,6 +138,7 @@
           <w:rFonts w:ascii="Times New Roman" w:hAnsi="Times New Roman" w:eastAsia="Times New Roman" w:cs="Times New Roman"/>
           <w:b w:val="0"/>
           <w:i w:val="0"/>
+          <w:color w:val="000000"/>
           <w:sz w:val="28"/>
         </w:rPr>
         <w:t>Собрать и проверить проектный документ так, чтобы его мог понять новый участник команды и комиссия. Все решения должны опираться на числа и проверяемые факты.</w:t>
@@ -149,6 +158,7 @@
         <w:rPr>
           <w:rFonts w:ascii="Times New Roman" w:hAnsi="Times New Roman" w:eastAsia="Times New Roman" w:cs="Times New Roman"/>
           <w:b w:val="0"/>
+          <w:color w:val="000000"/>
           <w:sz w:val="28"/>
         </w:rPr>
         <w:t>Ход работы</w:t>
@@ -168,6 +178,7 @@
           <w:rFonts w:ascii="Times New Roman" w:hAnsi="Times New Roman" w:eastAsia="Times New Roman" w:cs="Times New Roman"/>
           <w:b/>
           <w:i w:val="0"/>
+          <w:color w:val="000000"/>
           <w:sz w:val="28"/>
         </w:rPr>
         <w:t>1. Продуктовый бэклог</w:t>
@@ -184,6 +195,7 @@
           <w:rFonts w:ascii="Times New Roman" w:hAnsi="Times New Roman" w:eastAsia="Times New Roman" w:cs="Times New Roman"/>
           <w:b w:val="0"/>
           <w:i w:val="0"/>
+          <w:color w:val="000000"/>
           <w:sz w:val="28"/>
         </w:rPr>
         <w:t>История записывается как роль, потребность и ценность. Критерии приёмки проверяемы без спора о вкусах.</w:t>
@@ -220,6 +232,7 @@
               <w:rPr>
                 <w:rFonts w:ascii="Times New Roman" w:hAnsi="Times New Roman" w:eastAsia="Times New Roman" w:cs="Times New Roman"/>
                 <w:b/>
+                <w:color w:val="000000"/>
                 <w:sz w:val="22"/>
               </w:rPr>
               <w:t>ID</w:t>
@@ -240,6 +253,7 @@
               <w:rPr>
                 <w:rFonts w:ascii="Times New Roman" w:hAnsi="Times New Roman" w:eastAsia="Times New Roman" w:cs="Times New Roman"/>
                 <w:b/>
+                <w:color w:val="000000"/>
                 <w:sz w:val="22"/>
               </w:rPr>
               <w:t>Как</w:t>
@@ -260,6 +274,7 @@
               <w:rPr>
                 <w:rFonts w:ascii="Times New Roman" w:hAnsi="Times New Roman" w:eastAsia="Times New Roman" w:cs="Times New Roman"/>
                 <w:b/>
+                <w:color w:val="000000"/>
                 <w:sz w:val="22"/>
               </w:rPr>
               <w:t>Я хочу</w:t>
@@ -280,6 +295,7 @@
               <w:rPr>
                 <w:rFonts w:ascii="Times New Roman" w:hAnsi="Times New Roman" w:eastAsia="Times New Roman" w:cs="Times New Roman"/>
                 <w:b/>
+                <w:color w:val="000000"/>
                 <w:sz w:val="22"/>
               </w:rPr>
               <w:t>Чтобы</w:t>
@@ -300,6 +316,7 @@
               <w:rPr>
                 <w:rFonts w:ascii="Times New Roman" w:hAnsi="Times New Roman" w:eastAsia="Times New Roman" w:cs="Times New Roman"/>
                 <w:b/>
+                <w:color w:val="000000"/>
                 <w:sz w:val="22"/>
               </w:rPr>
               <w:t>Оценка</w:t>
@@ -320,6 +337,7 @@
               <w:rPr>
                 <w:rFonts w:ascii="Times New Roman" w:hAnsi="Times New Roman" w:eastAsia="Times New Roman" w:cs="Times New Roman"/>
                 <w:b/>
+                <w:color w:val="000000"/>
                 <w:sz w:val="22"/>
               </w:rPr>
               <w:t>Приоритет</w:t>
@@ -340,6 +358,7 @@
               <w:rPr>
                 <w:rFonts w:ascii="Times New Roman" w:hAnsi="Times New Roman" w:eastAsia="Times New Roman" w:cs="Times New Roman"/>
                 <w:b/>
+                <w:color w:val="000000"/>
                 <w:sz w:val="22"/>
               </w:rPr>
               <w:t>Критерий приёмки</w:t>
@@ -362,6 +381,7 @@
               <w:rPr>
                 <w:rFonts w:ascii="Times New Roman" w:hAnsi="Times New Roman" w:eastAsia="Times New Roman" w:cs="Times New Roman"/>
                 <w:b w:val="0"/>
+                <w:color w:val="000000"/>
                 <w:sz w:val="22"/>
               </w:rPr>
               <w:t>US1</w:t>
@@ -382,6 +402,7 @@
               <w:rPr>
                 <w:rFonts w:ascii="Times New Roman" w:hAnsi="Times New Roman" w:eastAsia="Times New Roman" w:cs="Times New Roman"/>
                 <w:b w:val="0"/>
+                <w:color w:val="000000"/>
                 <w:sz w:val="22"/>
               </w:rPr>
             </w:r>
@@ -401,6 +422,7 @@
               <w:rPr>
                 <w:rFonts w:ascii="Times New Roman" w:hAnsi="Times New Roman" w:eastAsia="Times New Roman" w:cs="Times New Roman"/>
                 <w:b w:val="0"/>
+                <w:color w:val="000000"/>
                 <w:sz w:val="22"/>
               </w:rPr>
             </w:r>
@@ -420,6 +442,7 @@
               <w:rPr>
                 <w:rFonts w:ascii="Times New Roman" w:hAnsi="Times New Roman" w:eastAsia="Times New Roman" w:cs="Times New Roman"/>
                 <w:b w:val="0"/>
+                <w:color w:val="000000"/>
                 <w:sz w:val="22"/>
               </w:rPr>
             </w:r>
@@ -439,6 +462,7 @@
               <w:rPr>
                 <w:rFonts w:ascii="Times New Roman" w:hAnsi="Times New Roman" w:eastAsia="Times New Roman" w:cs="Times New Roman"/>
                 <w:b w:val="0"/>
+                <w:color w:val="000000"/>
                 <w:sz w:val="22"/>
               </w:rPr>
             </w:r>
@@ -458,6 +482,7 @@
               <w:rPr>
                 <w:rFonts w:ascii="Times New Roman" w:hAnsi="Times New Roman" w:eastAsia="Times New Roman" w:cs="Times New Roman"/>
                 <w:b w:val="0"/>
+                <w:color w:val="000000"/>
                 <w:sz w:val="22"/>
               </w:rPr>
             </w:r>
@@ -477,6 +502,7 @@
               <w:rPr>
                 <w:rFonts w:ascii="Times New Roman" w:hAnsi="Times New Roman" w:eastAsia="Times New Roman" w:cs="Times New Roman"/>
                 <w:b w:val="0"/>
+                <w:color w:val="000000"/>
                 <w:sz w:val="22"/>
               </w:rPr>
             </w:r>
@@ -498,6 +524,7 @@
               <w:rPr>
                 <w:rFonts w:ascii="Times New Roman" w:hAnsi="Times New Roman" w:eastAsia="Times New Roman" w:cs="Times New Roman"/>
                 <w:b w:val="0"/>
+                <w:color w:val="000000"/>
                 <w:sz w:val="22"/>
               </w:rPr>
               <w:t>US2</w:t>
@@ -518,6 +545,7 @@
               <w:rPr>
                 <w:rFonts w:ascii="Times New Roman" w:hAnsi="Times New Roman" w:eastAsia="Times New Roman" w:cs="Times New Roman"/>
                 <w:b w:val="0"/>
+                <w:color w:val="000000"/>
                 <w:sz w:val="22"/>
               </w:rPr>
             </w:r>
@@ -537,6 +565,7 @@
               <w:rPr>
                 <w:rFonts w:ascii="Times New Roman" w:hAnsi="Times New Roman" w:eastAsia="Times New Roman" w:cs="Times New Roman"/>
                 <w:b w:val="0"/>
+                <w:color w:val="000000"/>
                 <w:sz w:val="22"/>
               </w:rPr>
             </w:r>
@@ -556,6 +585,7 @@
               <w:rPr>
                 <w:rFonts w:ascii="Times New Roman" w:hAnsi="Times New Roman" w:eastAsia="Times New Roman" w:cs="Times New Roman"/>
                 <w:b w:val="0"/>
+                <w:color w:val="000000"/>
                 <w:sz w:val="22"/>
               </w:rPr>
             </w:r>
@@ -575,6 +605,7 @@
               <w:rPr>
                 <w:rFonts w:ascii="Times New Roman" w:hAnsi="Times New Roman" w:eastAsia="Times New Roman" w:cs="Times New Roman"/>
                 <w:b w:val="0"/>
+                <w:color w:val="000000"/>
                 <w:sz w:val="22"/>
               </w:rPr>
             </w:r>
@@ -594,6 +625,7 @@
               <w:rPr>
                 <w:rFonts w:ascii="Times New Roman" w:hAnsi="Times New Roman" w:eastAsia="Times New Roman" w:cs="Times New Roman"/>
                 <w:b w:val="0"/>
+                <w:color w:val="000000"/>
                 <w:sz w:val="22"/>
               </w:rPr>
             </w:r>
@@ -613,6 +645,7 @@
               <w:rPr>
                 <w:rFonts w:ascii="Times New Roman" w:hAnsi="Times New Roman" w:eastAsia="Times New Roman" w:cs="Times New Roman"/>
                 <w:b w:val="0"/>
+                <w:color w:val="000000"/>
                 <w:sz w:val="22"/>
               </w:rPr>
             </w:r>
@@ -634,6 +667,7 @@
               <w:rPr>
                 <w:rFonts w:ascii="Times New Roman" w:hAnsi="Times New Roman" w:eastAsia="Times New Roman" w:cs="Times New Roman"/>
                 <w:b w:val="0"/>
+                <w:color w:val="000000"/>
                 <w:sz w:val="22"/>
               </w:rPr>
               <w:t>US3</w:t>
@@ -654,6 +688,7 @@
               <w:rPr>
                 <w:rFonts w:ascii="Times New Roman" w:hAnsi="Times New Roman" w:eastAsia="Times New Roman" w:cs="Times New Roman"/>
                 <w:b w:val="0"/>
+                <w:color w:val="000000"/>
                 <w:sz w:val="22"/>
               </w:rPr>
             </w:r>
@@ -673,6 +708,7 @@
               <w:rPr>
                 <w:rFonts w:ascii="Times New Roman" w:hAnsi="Times New Roman" w:eastAsia="Times New Roman" w:cs="Times New Roman"/>
                 <w:b w:val="0"/>
+                <w:color w:val="000000"/>
                 <w:sz w:val="22"/>
               </w:rPr>
             </w:r>
@@ -692,6 +728,7 @@
               <w:rPr>
                 <w:rFonts w:ascii="Times New Roman" w:hAnsi="Times New Roman" w:eastAsia="Times New Roman" w:cs="Times New Roman"/>
                 <w:b w:val="0"/>
+                <w:color w:val="000000"/>
                 <w:sz w:val="22"/>
               </w:rPr>
             </w:r>
@@ -711,6 +748,7 @@
               <w:rPr>
                 <w:rFonts w:ascii="Times New Roman" w:hAnsi="Times New Roman" w:eastAsia="Times New Roman" w:cs="Times New Roman"/>
                 <w:b w:val="0"/>
+                <w:color w:val="000000"/>
                 <w:sz w:val="22"/>
               </w:rPr>
             </w:r>
@@ -730,6 +768,7 @@
               <w:rPr>
                 <w:rFonts w:ascii="Times New Roman" w:hAnsi="Times New Roman" w:eastAsia="Times New Roman" w:cs="Times New Roman"/>
                 <w:b w:val="0"/>
+                <w:color w:val="000000"/>
                 <w:sz w:val="22"/>
               </w:rPr>
             </w:r>
@@ -749,6 +788,7 @@
               <w:rPr>
                 <w:rFonts w:ascii="Times New Roman" w:hAnsi="Times New Roman" w:eastAsia="Times New Roman" w:cs="Times New Roman"/>
                 <w:b w:val="0"/>
+                <w:color w:val="000000"/>
                 <w:sz w:val="22"/>
               </w:rPr>
             </w:r>
@@ -770,6 +810,7 @@
               <w:rPr>
                 <w:rFonts w:ascii="Times New Roman" w:hAnsi="Times New Roman" w:eastAsia="Times New Roman" w:cs="Times New Roman"/>
                 <w:b w:val="0"/>
+                <w:color w:val="000000"/>
                 <w:sz w:val="22"/>
               </w:rPr>
               <w:t>US4</w:t>
@@ -790,6 +831,7 @@
               <w:rPr>
                 <w:rFonts w:ascii="Times New Roman" w:hAnsi="Times New Roman" w:eastAsia="Times New Roman" w:cs="Times New Roman"/>
                 <w:b w:val="0"/>
+                <w:color w:val="000000"/>
                 <w:sz w:val="22"/>
               </w:rPr>
             </w:r>
@@ -809,6 +851,7 @@
               <w:rPr>
                 <w:rFonts w:ascii="Times New Roman" w:hAnsi="Times New Roman" w:eastAsia="Times New Roman" w:cs="Times New Roman"/>
                 <w:b w:val="0"/>
+                <w:color w:val="000000"/>
                 <w:sz w:val="22"/>
               </w:rPr>
             </w:r>
@@ -828,6 +871,7 @@
               <w:rPr>
                 <w:rFonts w:ascii="Times New Roman" w:hAnsi="Times New Roman" w:eastAsia="Times New Roman" w:cs="Times New Roman"/>
                 <w:b w:val="0"/>
+                <w:color w:val="000000"/>
                 <w:sz w:val="22"/>
               </w:rPr>
             </w:r>
@@ -847,6 +891,7 @@
               <w:rPr>
                 <w:rFonts w:ascii="Times New Roman" w:hAnsi="Times New Roman" w:eastAsia="Times New Roman" w:cs="Times New Roman"/>
                 <w:b w:val="0"/>
+                <w:color w:val="000000"/>
                 <w:sz w:val="22"/>
               </w:rPr>
             </w:r>
@@ -866,6 +911,7 @@
               <w:rPr>
                 <w:rFonts w:ascii="Times New Roman" w:hAnsi="Times New Roman" w:eastAsia="Times New Roman" w:cs="Times New Roman"/>
                 <w:b w:val="0"/>
+                <w:color w:val="000000"/>
                 <w:sz w:val="22"/>
               </w:rPr>
             </w:r>
@@ -885,6 +931,7 @@
               <w:rPr>
                 <w:rFonts w:ascii="Times New Roman" w:hAnsi="Times New Roman" w:eastAsia="Times New Roman" w:cs="Times New Roman"/>
                 <w:b w:val="0"/>
+                <w:color w:val="000000"/>
                 <w:sz w:val="22"/>
               </w:rPr>
             </w:r>
@@ -906,6 +953,7 @@
               <w:rPr>
                 <w:rFonts w:ascii="Times New Roman" w:hAnsi="Times New Roman" w:eastAsia="Times New Roman" w:cs="Times New Roman"/>
                 <w:b w:val="0"/>
+                <w:color w:val="000000"/>
                 <w:sz w:val="22"/>
               </w:rPr>
               <w:t>US5</w:t>
@@ -926,6 +974,7 @@
               <w:rPr>
                 <w:rFonts w:ascii="Times New Roman" w:hAnsi="Times New Roman" w:eastAsia="Times New Roman" w:cs="Times New Roman"/>
                 <w:b w:val="0"/>
+                <w:color w:val="000000"/>
                 <w:sz w:val="22"/>
               </w:rPr>
             </w:r>
@@ -945,6 +994,7 @@
               <w:rPr>
                 <w:rFonts w:ascii="Times New Roman" w:hAnsi="Times New Roman" w:eastAsia="Times New Roman" w:cs="Times New Roman"/>
                 <w:b w:val="0"/>
+                <w:color w:val="000000"/>
                 <w:sz w:val="22"/>
               </w:rPr>
             </w:r>
@@ -964,6 +1014,7 @@
               <w:rPr>
                 <w:rFonts w:ascii="Times New Roman" w:hAnsi="Times New Roman" w:eastAsia="Times New Roman" w:cs="Times New Roman"/>
                 <w:b w:val="0"/>
+                <w:color w:val="000000"/>
                 <w:sz w:val="22"/>
               </w:rPr>
             </w:r>
@@ -983,6 +1034,7 @@
               <w:rPr>
                 <w:rFonts w:ascii="Times New Roman" w:hAnsi="Times New Roman" w:eastAsia="Times New Roman" w:cs="Times New Roman"/>
                 <w:b w:val="0"/>
+                <w:color w:val="000000"/>
                 <w:sz w:val="22"/>
               </w:rPr>
             </w:r>
@@ -1002,6 +1054,7 @@
               <w:rPr>
                 <w:rFonts w:ascii="Times New Roman" w:hAnsi="Times New Roman" w:eastAsia="Times New Roman" w:cs="Times New Roman"/>
                 <w:b w:val="0"/>
+                <w:color w:val="000000"/>
                 <w:sz w:val="22"/>
               </w:rPr>
             </w:r>
@@ -1021,6 +1074,7 @@
               <w:rPr>
                 <w:rFonts w:ascii="Times New Roman" w:hAnsi="Times New Roman" w:eastAsia="Times New Roman" w:cs="Times New Roman"/>
                 <w:b w:val="0"/>
+                <w:color w:val="000000"/>
                 <w:sz w:val="22"/>
               </w:rPr>
             </w:r>
@@ -1042,6 +1096,7 @@
               <w:rPr>
                 <w:rFonts w:ascii="Times New Roman" w:hAnsi="Times New Roman" w:eastAsia="Times New Roman" w:cs="Times New Roman"/>
                 <w:b w:val="0"/>
+                <w:color w:val="000000"/>
                 <w:sz w:val="22"/>
               </w:rPr>
               <w:t>US6</w:t>
@@ -1062,6 +1117,7 @@
               <w:rPr>
                 <w:rFonts w:ascii="Times New Roman" w:hAnsi="Times New Roman" w:eastAsia="Times New Roman" w:cs="Times New Roman"/>
                 <w:b w:val="0"/>
+                <w:color w:val="000000"/>
                 <w:sz w:val="22"/>
               </w:rPr>
             </w:r>
@@ -1081,6 +1137,7 @@
               <w:rPr>
                 <w:rFonts w:ascii="Times New Roman" w:hAnsi="Times New Roman" w:eastAsia="Times New Roman" w:cs="Times New Roman"/>
                 <w:b w:val="0"/>
+                <w:color w:val="000000"/>
                 <w:sz w:val="22"/>
               </w:rPr>
             </w:r>
@@ -1100,6 +1157,7 @@
               <w:rPr>
                 <w:rFonts w:ascii="Times New Roman" w:hAnsi="Times New Roman" w:eastAsia="Times New Roman" w:cs="Times New Roman"/>
                 <w:b w:val="0"/>
+                <w:color w:val="000000"/>
                 <w:sz w:val="22"/>
               </w:rPr>
             </w:r>
@@ -1119,6 +1177,7 @@
               <w:rPr>
                 <w:rFonts w:ascii="Times New Roman" w:hAnsi="Times New Roman" w:eastAsia="Times New Roman" w:cs="Times New Roman"/>
                 <w:b w:val="0"/>
+                <w:color w:val="000000"/>
                 <w:sz w:val="22"/>
               </w:rPr>
             </w:r>
@@ -1138,6 +1197,7 @@
               <w:rPr>
                 <w:rFonts w:ascii="Times New Roman" w:hAnsi="Times New Roman" w:eastAsia="Times New Roman" w:cs="Times New Roman"/>
                 <w:b w:val="0"/>
+                <w:color w:val="000000"/>
                 <w:sz w:val="22"/>
               </w:rPr>
             </w:r>
@@ -1157,6 +1217,7 @@
               <w:rPr>
                 <w:rFonts w:ascii="Times New Roman" w:hAnsi="Times New Roman" w:eastAsia="Times New Roman" w:cs="Times New Roman"/>
                 <w:b w:val="0"/>
+                <w:color w:val="000000"/>
                 <w:sz w:val="22"/>
               </w:rPr>
             </w:r>
@@ -1178,6 +1239,7 @@
               <w:rPr>
                 <w:rFonts w:ascii="Times New Roman" w:hAnsi="Times New Roman" w:eastAsia="Times New Roman" w:cs="Times New Roman"/>
                 <w:b w:val="0"/>
+                <w:color w:val="000000"/>
                 <w:sz w:val="22"/>
               </w:rPr>
               <w:t>US7</w:t>
@@ -1198,6 +1260,7 @@
               <w:rPr>
                 <w:rFonts w:ascii="Times New Roman" w:hAnsi="Times New Roman" w:eastAsia="Times New Roman" w:cs="Times New Roman"/>
                 <w:b w:val="0"/>
+                <w:color w:val="000000"/>
                 <w:sz w:val="22"/>
               </w:rPr>
             </w:r>
@@ -1217,6 +1280,7 @@
               <w:rPr>
                 <w:rFonts w:ascii="Times New Roman" w:hAnsi="Times New Roman" w:eastAsia="Times New Roman" w:cs="Times New Roman"/>
                 <w:b w:val="0"/>
+                <w:color w:val="000000"/>
                 <w:sz w:val="22"/>
               </w:rPr>
             </w:r>
@@ -1236,6 +1300,7 @@
               <w:rPr>
                 <w:rFonts w:ascii="Times New Roman" w:hAnsi="Times New Roman" w:eastAsia="Times New Roman" w:cs="Times New Roman"/>
                 <w:b w:val="0"/>
+                <w:color w:val="000000"/>
                 <w:sz w:val="22"/>
               </w:rPr>
             </w:r>
@@ -1255,6 +1320,7 @@
               <w:rPr>
                 <w:rFonts w:ascii="Times New Roman" w:hAnsi="Times New Roman" w:eastAsia="Times New Roman" w:cs="Times New Roman"/>
                 <w:b w:val="0"/>
+                <w:color w:val="000000"/>
                 <w:sz w:val="22"/>
               </w:rPr>
             </w:r>
@@ -1274,6 +1340,7 @@
               <w:rPr>
                 <w:rFonts w:ascii="Times New Roman" w:hAnsi="Times New Roman" w:eastAsia="Times New Roman" w:cs="Times New Roman"/>
                 <w:b w:val="0"/>
+                <w:color w:val="000000"/>
                 <w:sz w:val="22"/>
               </w:rPr>
             </w:r>
@@ -1293,6 +1360,7 @@
               <w:rPr>
                 <w:rFonts w:ascii="Times New Roman" w:hAnsi="Times New Roman" w:eastAsia="Times New Roman" w:cs="Times New Roman"/>
                 <w:b w:val="0"/>
+                <w:color w:val="000000"/>
                 <w:sz w:val="22"/>
               </w:rPr>
             </w:r>
@@ -1314,6 +1382,7 @@
               <w:rPr>
                 <w:rFonts w:ascii="Times New Roman" w:hAnsi="Times New Roman" w:eastAsia="Times New Roman" w:cs="Times New Roman"/>
                 <w:b w:val="0"/>
+                <w:color w:val="000000"/>
                 <w:sz w:val="22"/>
               </w:rPr>
               <w:t>US8</w:t>
@@ -1334,6 +1403,7 @@
               <w:rPr>
                 <w:rFonts w:ascii="Times New Roman" w:hAnsi="Times New Roman" w:eastAsia="Times New Roman" w:cs="Times New Roman"/>
                 <w:b w:val="0"/>
+                <w:color w:val="000000"/>
                 <w:sz w:val="22"/>
               </w:rPr>
             </w:r>
@@ -1353,6 +1423,7 @@
               <w:rPr>
                 <w:rFonts w:ascii="Times New Roman" w:hAnsi="Times New Roman" w:eastAsia="Times New Roman" w:cs="Times New Roman"/>
                 <w:b w:val="0"/>
+                <w:color w:val="000000"/>
                 <w:sz w:val="22"/>
               </w:rPr>
             </w:r>
@@ -1372,6 +1443,7 @@
               <w:rPr>
                 <w:rFonts w:ascii="Times New Roman" w:hAnsi="Times New Roman" w:eastAsia="Times New Roman" w:cs="Times New Roman"/>
                 <w:b w:val="0"/>
+                <w:color w:val="000000"/>
                 <w:sz w:val="22"/>
               </w:rPr>
             </w:r>
@@ -1391,6 +1463,7 @@
               <w:rPr>
                 <w:rFonts w:ascii="Times New Roman" w:hAnsi="Times New Roman" w:eastAsia="Times New Roman" w:cs="Times New Roman"/>
                 <w:b w:val="0"/>
+                <w:color w:val="000000"/>
                 <w:sz w:val="22"/>
               </w:rPr>
             </w:r>
@@ -1410,6 +1483,7 @@
               <w:rPr>
                 <w:rFonts w:ascii="Times New Roman" w:hAnsi="Times New Roman" w:eastAsia="Times New Roman" w:cs="Times New Roman"/>
                 <w:b w:val="0"/>
+                <w:color w:val="000000"/>
                 <w:sz w:val="22"/>
               </w:rPr>
             </w:r>
@@ -1429,6 +1503,7 @@
               <w:rPr>
                 <w:rFonts w:ascii="Times New Roman" w:hAnsi="Times New Roman" w:eastAsia="Times New Roman" w:cs="Times New Roman"/>
                 <w:b w:val="0"/>
+                <w:color w:val="000000"/>
                 <w:sz w:val="22"/>
               </w:rPr>
             </w:r>
@@ -1451,6 +1526,7 @@
           <w:rFonts w:ascii="Times New Roman" w:hAnsi="Times New Roman" w:eastAsia="Times New Roman" w:cs="Times New Roman"/>
           <w:b/>
           <w:i w:val="0"/>
+          <w:color w:val="000000"/>
           <w:sz w:val="28"/>
         </w:rPr>
         <w:t>2. План спринта</w:t>
@@ -1482,6 +1558,7 @@
               <w:rPr>
                 <w:rFonts w:ascii="Times New Roman" w:hAnsi="Times New Roman" w:eastAsia="Times New Roman" w:cs="Times New Roman"/>
                 <w:b/>
+                <w:color w:val="000000"/>
                 <w:sz w:val="22"/>
               </w:rPr>
               <w:t>Параметр</w:t>
@@ -1502,6 +1579,7 @@
               <w:rPr>
                 <w:rFonts w:ascii="Times New Roman" w:hAnsi="Times New Roman" w:eastAsia="Times New Roman" w:cs="Times New Roman"/>
                 <w:b/>
+                <w:color w:val="000000"/>
                 <w:sz w:val="22"/>
               </w:rPr>
               <w:t>Значение</w:t>
@@ -1524,6 +1602,7 @@
               <w:rPr>
                 <w:rFonts w:ascii="Times New Roman" w:hAnsi="Times New Roman" w:eastAsia="Times New Roman" w:cs="Times New Roman"/>
                 <w:b w:val="0"/>
+                <w:color w:val="000000"/>
                 <w:sz w:val="22"/>
               </w:rPr>
               <w:t>Длина спринта</w:t>
@@ -1544,6 +1623,7 @@
               <w:rPr>
                 <w:rFonts w:ascii="Times New Roman" w:hAnsi="Times New Roman" w:eastAsia="Times New Roman" w:cs="Times New Roman"/>
                 <w:b w:val="0"/>
+                <w:color w:val="000000"/>
                 <w:sz w:val="22"/>
               </w:rPr>
               <w:t>10 рабочих дней</w:t>
@@ -1566,6 +1646,7 @@
               <w:rPr>
                 <w:rFonts w:ascii="Times New Roman" w:hAnsi="Times New Roman" w:eastAsia="Times New Roman" w:cs="Times New Roman"/>
                 <w:b w:val="0"/>
+                <w:color w:val="000000"/>
                 <w:sz w:val="22"/>
               </w:rPr>
               <w:t>Скорость команды</w:t>
@@ -1586,6 +1667,7 @@
               <w:rPr>
                 <w:rFonts w:ascii="Times New Roman" w:hAnsi="Times New Roman" w:eastAsia="Times New Roman" w:cs="Times New Roman"/>
                 <w:b w:val="0"/>
+                <w:color w:val="000000"/>
                 <w:sz w:val="22"/>
               </w:rPr>
               <w:t>20 story points</w:t>
@@ -1608,6 +1690,7 @@
               <w:rPr>
                 <w:rFonts w:ascii="Times New Roman" w:hAnsi="Times New Roman" w:eastAsia="Times New Roman" w:cs="Times New Roman"/>
                 <w:b w:val="0"/>
+                <w:color w:val="000000"/>
                 <w:sz w:val="22"/>
               </w:rPr>
               <w:t>Цель спринта</w:t>
@@ -1628,6 +1711,7 @@
               <w:rPr>
                 <w:rFonts w:ascii="Times New Roman" w:hAnsi="Times New Roman" w:eastAsia="Times New Roman" w:cs="Times New Roman"/>
                 <w:b w:val="0"/>
+                <w:color w:val="000000"/>
                 <w:sz w:val="22"/>
               </w:rPr>
             </w:r>
@@ -1649,6 +1733,7 @@
               <w:rPr>
                 <w:rFonts w:ascii="Times New Roman" w:hAnsi="Times New Roman" w:eastAsia="Times New Roman" w:cs="Times New Roman"/>
                 <w:b w:val="0"/>
+                <w:color w:val="000000"/>
                 <w:sz w:val="22"/>
               </w:rPr>
               <w:t>Выбрано историй</w:t>
@@ -1669,6 +1754,7 @@
               <w:rPr>
                 <w:rFonts w:ascii="Times New Roman" w:hAnsi="Times New Roman" w:eastAsia="Times New Roman" w:cs="Times New Roman"/>
                 <w:b w:val="0"/>
+                <w:color w:val="000000"/>
                 <w:sz w:val="22"/>
               </w:rPr>
             </w:r>
@@ -1690,6 +1776,7 @@
               <w:rPr>
                 <w:rFonts w:ascii="Times New Roman" w:hAnsi="Times New Roman" w:eastAsia="Times New Roman" w:cs="Times New Roman"/>
                 <w:b w:val="0"/>
+                <w:color w:val="000000"/>
                 <w:sz w:val="22"/>
               </w:rPr>
               <w:t>Сумма story points</w:t>
@@ -1710,6 +1797,7 @@
               <w:rPr>
                 <w:rFonts w:ascii="Times New Roman" w:hAnsi="Times New Roman" w:eastAsia="Times New Roman" w:cs="Times New Roman"/>
                 <w:b w:val="0"/>
+                <w:color w:val="000000"/>
                 <w:sz w:val="22"/>
               </w:rPr>
             </w:r>
@@ -1731,6 +1819,7 @@
               <w:rPr>
                 <w:rFonts w:ascii="Times New Roman" w:hAnsi="Times New Roman" w:eastAsia="Times New Roman" w:cs="Times New Roman"/>
                 <w:b w:val="0"/>
+                <w:color w:val="000000"/>
                 <w:sz w:val="22"/>
               </w:rPr>
               <w:t>Риски спринта</w:t>
@@ -1751,6 +1840,7 @@
               <w:rPr>
                 <w:rFonts w:ascii="Times New Roman" w:hAnsi="Times New Roman" w:eastAsia="Times New Roman" w:cs="Times New Roman"/>
                 <w:b w:val="0"/>
+                <w:color w:val="000000"/>
                 <w:sz w:val="22"/>
               </w:rPr>
             </w:r>
@@ -1773,6 +1863,7 @@
           <w:rFonts w:ascii="Times New Roman" w:hAnsi="Times New Roman" w:eastAsia="Times New Roman" w:cs="Times New Roman"/>
           <w:b/>
           <w:i w:val="0"/>
+          <w:color w:val="000000"/>
           <w:sz w:val="28"/>
         </w:rPr>
         <w:t>3. Доска спринта</w:t>
@@ -1809,6 +1900,7 @@
               <w:rPr>
                 <w:rFonts w:ascii="Times New Roman" w:hAnsi="Times New Roman" w:eastAsia="Times New Roman" w:cs="Times New Roman"/>
                 <w:b/>
+                <w:color w:val="000000"/>
                 <w:sz w:val="22"/>
               </w:rPr>
               <w:t>ID</w:t>
@@ -1829,6 +1921,7 @@
               <w:rPr>
                 <w:rFonts w:ascii="Times New Roman" w:hAnsi="Times New Roman" w:eastAsia="Times New Roman" w:cs="Times New Roman"/>
                 <w:b/>
+                <w:color w:val="000000"/>
                 <w:sz w:val="22"/>
               </w:rPr>
               <w:t>История</w:t>
@@ -1849,6 +1942,7 @@
               <w:rPr>
                 <w:rFonts w:ascii="Times New Roman" w:hAnsi="Times New Roman" w:eastAsia="Times New Roman" w:cs="Times New Roman"/>
                 <w:b/>
+                <w:color w:val="000000"/>
                 <w:sz w:val="22"/>
               </w:rPr>
               <w:t>Кто</w:t>
@@ -1869,6 +1963,7 @@
               <w:rPr>
                 <w:rFonts w:ascii="Times New Roman" w:hAnsi="Times New Roman" w:eastAsia="Times New Roman" w:cs="Times New Roman"/>
                 <w:b/>
+                <w:color w:val="000000"/>
                 <w:sz w:val="22"/>
               </w:rPr>
               <w:t>Колонка</w:t>
@@ -1889,6 +1984,7 @@
               <w:rPr>
                 <w:rFonts w:ascii="Times New Roman" w:hAnsi="Times New Roman" w:eastAsia="Times New Roman" w:cs="Times New Roman"/>
                 <w:b/>
+                <w:color w:val="000000"/>
                 <w:sz w:val="22"/>
               </w:rPr>
               <w:t>День начала</w:t>
@@ -1909,6 +2005,7 @@
               <w:rPr>
                 <w:rFonts w:ascii="Times New Roman" w:hAnsi="Times New Roman" w:eastAsia="Times New Roman" w:cs="Times New Roman"/>
                 <w:b/>
+                <w:color w:val="000000"/>
                 <w:sz w:val="22"/>
               </w:rPr>
               <w:t>День конца</w:t>
@@ -1929,6 +2026,7 @@
               <w:rPr>
                 <w:rFonts w:ascii="Times New Roman" w:hAnsi="Times New Roman" w:eastAsia="Times New Roman" w:cs="Times New Roman"/>
                 <w:b/>
+                <w:color w:val="000000"/>
                 <w:sz w:val="22"/>
               </w:rPr>
               <w:t>Блокер</w:t>
@@ -1951,6 +2049,7 @@
               <w:rPr>
                 <w:rFonts w:ascii="Times New Roman" w:hAnsi="Times New Roman" w:eastAsia="Times New Roman" w:cs="Times New Roman"/>
                 <w:b w:val="0"/>
+                <w:color w:val="000000"/>
                 <w:sz w:val="22"/>
               </w:rPr>
               <w:t>US1</w:t>
@@ -1971,6 +2070,7 @@
               <w:rPr>
                 <w:rFonts w:ascii="Times New Roman" w:hAnsi="Times New Roman" w:eastAsia="Times New Roman" w:cs="Times New Roman"/>
                 <w:b w:val="0"/>
+                <w:color w:val="000000"/>
                 <w:sz w:val="22"/>
               </w:rPr>
             </w:r>
@@ -1990,6 +2090,7 @@
               <w:rPr>
                 <w:rFonts w:ascii="Times New Roman" w:hAnsi="Times New Roman" w:eastAsia="Times New Roman" w:cs="Times New Roman"/>
                 <w:b w:val="0"/>
+                <w:color w:val="000000"/>
                 <w:sz w:val="22"/>
               </w:rPr>
             </w:r>
@@ -2009,6 +2110,7 @@
               <w:rPr>
                 <w:rFonts w:ascii="Times New Roman" w:hAnsi="Times New Roman" w:eastAsia="Times New Roman" w:cs="Times New Roman"/>
                 <w:b w:val="0"/>
+                <w:color w:val="000000"/>
                 <w:sz w:val="22"/>
               </w:rPr>
               <w:t>To do</w:t>
@@ -2029,6 +2131,7 @@
               <w:rPr>
                 <w:rFonts w:ascii="Times New Roman" w:hAnsi="Times New Roman" w:eastAsia="Times New Roman" w:cs="Times New Roman"/>
                 <w:b w:val="0"/>
+                <w:color w:val="000000"/>
                 <w:sz w:val="22"/>
               </w:rPr>
             </w:r>
@@ -2048,6 +2151,7 @@
               <w:rPr>
                 <w:rFonts w:ascii="Times New Roman" w:hAnsi="Times New Roman" w:eastAsia="Times New Roman" w:cs="Times New Roman"/>
                 <w:b w:val="0"/>
+                <w:color w:val="000000"/>
                 <w:sz w:val="22"/>
               </w:rPr>
             </w:r>
@@ -2067,6 +2171,7 @@
               <w:rPr>
                 <w:rFonts w:ascii="Times New Roman" w:hAnsi="Times New Roman" w:eastAsia="Times New Roman" w:cs="Times New Roman"/>
                 <w:b w:val="0"/>
+                <w:color w:val="000000"/>
                 <w:sz w:val="22"/>
               </w:rPr>
             </w:r>
@@ -2088,6 +2193,7 @@
               <w:rPr>
                 <w:rFonts w:ascii="Times New Roman" w:hAnsi="Times New Roman" w:eastAsia="Times New Roman" w:cs="Times New Roman"/>
                 <w:b w:val="0"/>
+                <w:color w:val="000000"/>
                 <w:sz w:val="22"/>
               </w:rPr>
               <w:t>US2</w:t>
@@ -2108,6 +2214,7 @@
               <w:rPr>
                 <w:rFonts w:ascii="Times New Roman" w:hAnsi="Times New Roman" w:eastAsia="Times New Roman" w:cs="Times New Roman"/>
                 <w:b w:val="0"/>
+                <w:color w:val="000000"/>
                 <w:sz w:val="22"/>
               </w:rPr>
             </w:r>
@@ -2127,6 +2234,7 @@
               <w:rPr>
                 <w:rFonts w:ascii="Times New Roman" w:hAnsi="Times New Roman" w:eastAsia="Times New Roman" w:cs="Times New Roman"/>
                 <w:b w:val="0"/>
+                <w:color w:val="000000"/>
                 <w:sz w:val="22"/>
               </w:rPr>
             </w:r>
@@ -2146,6 +2254,7 @@
               <w:rPr>
                 <w:rFonts w:ascii="Times New Roman" w:hAnsi="Times New Roman" w:eastAsia="Times New Roman" w:cs="Times New Roman"/>
                 <w:b w:val="0"/>
+                <w:color w:val="000000"/>
                 <w:sz w:val="22"/>
               </w:rPr>
               <w:t>In progress</w:t>
@@ -2166,6 +2275,7 @@
               <w:rPr>
                 <w:rFonts w:ascii="Times New Roman" w:hAnsi="Times New Roman" w:eastAsia="Times New Roman" w:cs="Times New Roman"/>
                 <w:b w:val="0"/>
+                <w:color w:val="000000"/>
                 <w:sz w:val="22"/>
               </w:rPr>
             </w:r>
@@ -2185,6 +2295,7 @@
               <w:rPr>
                 <w:rFonts w:ascii="Times New Roman" w:hAnsi="Times New Roman" w:eastAsia="Times New Roman" w:cs="Times New Roman"/>
                 <w:b w:val="0"/>
+                <w:color w:val="000000"/>
                 <w:sz w:val="22"/>
               </w:rPr>
             </w:r>
@@ -2204,6 +2315,7 @@
               <w:rPr>
                 <w:rFonts w:ascii="Times New Roman" w:hAnsi="Times New Roman" w:eastAsia="Times New Roman" w:cs="Times New Roman"/>
                 <w:b w:val="0"/>
+                <w:color w:val="000000"/>
                 <w:sz w:val="22"/>
               </w:rPr>
             </w:r>
@@ -2225,6 +2337,7 @@
               <w:rPr>
                 <w:rFonts w:ascii="Times New Roman" w:hAnsi="Times New Roman" w:eastAsia="Times New Roman" w:cs="Times New Roman"/>
                 <w:b w:val="0"/>
+                <w:color w:val="000000"/>
                 <w:sz w:val="22"/>
               </w:rPr>
               <w:t>US3</w:t>
@@ -2245,6 +2358,7 @@
               <w:rPr>
                 <w:rFonts w:ascii="Times New Roman" w:hAnsi="Times New Roman" w:eastAsia="Times New Roman" w:cs="Times New Roman"/>
                 <w:b w:val="0"/>
+                <w:color w:val="000000"/>
                 <w:sz w:val="22"/>
               </w:rPr>
             </w:r>
@@ -2264,6 +2378,7 @@
               <w:rPr>
                 <w:rFonts w:ascii="Times New Roman" w:hAnsi="Times New Roman" w:eastAsia="Times New Roman" w:cs="Times New Roman"/>
                 <w:b w:val="0"/>
+                <w:color w:val="000000"/>
                 <w:sz w:val="22"/>
               </w:rPr>
             </w:r>
@@ -2283,6 +2398,7 @@
               <w:rPr>
                 <w:rFonts w:ascii="Times New Roman" w:hAnsi="Times New Roman" w:eastAsia="Times New Roman" w:cs="Times New Roman"/>
                 <w:b w:val="0"/>
+                <w:color w:val="000000"/>
                 <w:sz w:val="22"/>
               </w:rPr>
               <w:t>Review</w:t>
@@ -2303,6 +2419,7 @@
               <w:rPr>
                 <w:rFonts w:ascii="Times New Roman" w:hAnsi="Times New Roman" w:eastAsia="Times New Roman" w:cs="Times New Roman"/>
                 <w:b w:val="0"/>
+                <w:color w:val="000000"/>
                 <w:sz w:val="22"/>
               </w:rPr>
             </w:r>
@@ -2322,6 +2439,7 @@
               <w:rPr>
                 <w:rFonts w:ascii="Times New Roman" w:hAnsi="Times New Roman" w:eastAsia="Times New Roman" w:cs="Times New Roman"/>
                 <w:b w:val="0"/>
+                <w:color w:val="000000"/>
                 <w:sz w:val="22"/>
               </w:rPr>
             </w:r>
@@ -2341,6 +2459,7 @@
               <w:rPr>
                 <w:rFonts w:ascii="Times New Roman" w:hAnsi="Times New Roman" w:eastAsia="Times New Roman" w:cs="Times New Roman"/>
                 <w:b w:val="0"/>
+                <w:color w:val="000000"/>
                 <w:sz w:val="22"/>
               </w:rPr>
             </w:r>
@@ -2362,6 +2481,7 @@
               <w:rPr>
                 <w:rFonts w:ascii="Times New Roman" w:hAnsi="Times New Roman" w:eastAsia="Times New Roman" w:cs="Times New Roman"/>
                 <w:b w:val="0"/>
+                <w:color w:val="000000"/>
                 <w:sz w:val="22"/>
               </w:rPr>
               <w:t>US4</w:t>
@@ -2382,6 +2502,7 @@
               <w:rPr>
                 <w:rFonts w:ascii="Times New Roman" w:hAnsi="Times New Roman" w:eastAsia="Times New Roman" w:cs="Times New Roman"/>
                 <w:b w:val="0"/>
+                <w:color w:val="000000"/>
                 <w:sz w:val="22"/>
               </w:rPr>
             </w:r>
@@ -2401,6 +2522,7 @@
               <w:rPr>
                 <w:rFonts w:ascii="Times New Roman" w:hAnsi="Times New Roman" w:eastAsia="Times New Roman" w:cs="Times New Roman"/>
                 <w:b w:val="0"/>
+                <w:color w:val="000000"/>
                 <w:sz w:val="22"/>
               </w:rPr>
             </w:r>
@@ -2420,6 +2542,7 @@
               <w:rPr>
                 <w:rFonts w:ascii="Times New Roman" w:hAnsi="Times New Roman" w:eastAsia="Times New Roman" w:cs="Times New Roman"/>
                 <w:b w:val="0"/>
+                <w:color w:val="000000"/>
                 <w:sz w:val="22"/>
               </w:rPr>
               <w:t>Done</w:t>
@@ -2440,6 +2563,7 @@
               <w:rPr>
                 <w:rFonts w:ascii="Times New Roman" w:hAnsi="Times New Roman" w:eastAsia="Times New Roman" w:cs="Times New Roman"/>
                 <w:b w:val="0"/>
+                <w:color w:val="000000"/>
                 <w:sz w:val="22"/>
               </w:rPr>
             </w:r>
@@ -2459,6 +2583,7 @@
               <w:rPr>
                 <w:rFonts w:ascii="Times New Roman" w:hAnsi="Times New Roman" w:eastAsia="Times New Roman" w:cs="Times New Roman"/>
                 <w:b w:val="0"/>
+                <w:color w:val="000000"/>
                 <w:sz w:val="22"/>
               </w:rPr>
             </w:r>
@@ -2478,6 +2603,7 @@
               <w:rPr>
                 <w:rFonts w:ascii="Times New Roman" w:hAnsi="Times New Roman" w:eastAsia="Times New Roman" w:cs="Times New Roman"/>
                 <w:b w:val="0"/>
+                <w:color w:val="000000"/>
                 <w:sz w:val="22"/>
               </w:rPr>
             </w:r>
@@ -2499,6 +2625,7 @@
               <w:rPr>
                 <w:rFonts w:ascii="Times New Roman" w:hAnsi="Times New Roman" w:eastAsia="Times New Roman" w:cs="Times New Roman"/>
                 <w:b w:val="0"/>
+                <w:color w:val="000000"/>
                 <w:sz w:val="22"/>
               </w:rPr>
               <w:t>US5</w:t>
@@ -2519,6 +2646,7 @@
               <w:rPr>
                 <w:rFonts w:ascii="Times New Roman" w:hAnsi="Times New Roman" w:eastAsia="Times New Roman" w:cs="Times New Roman"/>
                 <w:b w:val="0"/>
+                <w:color w:val="000000"/>
                 <w:sz w:val="22"/>
               </w:rPr>
             </w:r>
@@ -2538,6 +2666,7 @@
               <w:rPr>
                 <w:rFonts w:ascii="Times New Roman" w:hAnsi="Times New Roman" w:eastAsia="Times New Roman" w:cs="Times New Roman"/>
                 <w:b w:val="0"/>
+                <w:color w:val="000000"/>
                 <w:sz w:val="22"/>
               </w:rPr>
             </w:r>
@@ -2557,6 +2686,7 @@
               <w:rPr>
                 <w:rFonts w:ascii="Times New Roman" w:hAnsi="Times New Roman" w:eastAsia="Times New Roman" w:cs="Times New Roman"/>
                 <w:b w:val="0"/>
+                <w:color w:val="000000"/>
                 <w:sz w:val="22"/>
               </w:rPr>
               <w:t>To do</w:t>
@@ -2577,6 +2707,7 @@
               <w:rPr>
                 <w:rFonts w:ascii="Times New Roman" w:hAnsi="Times New Roman" w:eastAsia="Times New Roman" w:cs="Times New Roman"/>
                 <w:b w:val="0"/>
+                <w:color w:val="000000"/>
                 <w:sz w:val="22"/>
               </w:rPr>
             </w:r>
@@ -2596,6 +2727,7 @@
               <w:rPr>
                 <w:rFonts w:ascii="Times New Roman" w:hAnsi="Times New Roman" w:eastAsia="Times New Roman" w:cs="Times New Roman"/>
                 <w:b w:val="0"/>
+                <w:color w:val="000000"/>
                 <w:sz w:val="22"/>
               </w:rPr>
             </w:r>
@@ -2615,6 +2747,7 @@
               <w:rPr>
                 <w:rFonts w:ascii="Times New Roman" w:hAnsi="Times New Roman" w:eastAsia="Times New Roman" w:cs="Times New Roman"/>
                 <w:b w:val="0"/>
+                <w:color w:val="000000"/>
                 <w:sz w:val="22"/>
               </w:rPr>
             </w:r>
@@ -2637,6 +2770,7 @@
           <w:rFonts w:ascii="Times New Roman" w:hAnsi="Times New Roman" w:eastAsia="Times New Roman" w:cs="Times New Roman"/>
           <w:b/>
           <w:i w:val="0"/>
+          <w:color w:val="000000"/>
           <w:sz w:val="28"/>
         </w:rPr>
         <w:t>4. График сгорания</w:t>
@@ -2670,6 +2804,7 @@
               <w:rPr>
                 <w:rFonts w:ascii="Times New Roman" w:hAnsi="Times New Roman" w:eastAsia="Times New Roman" w:cs="Times New Roman"/>
                 <w:b/>
+                <w:color w:val="000000"/>
                 <w:sz w:val="22"/>
               </w:rPr>
               <w:t>День</w:t>
@@ -2690,6 +2825,7 @@
               <w:rPr>
                 <w:rFonts w:ascii="Times New Roman" w:hAnsi="Times New Roman" w:eastAsia="Times New Roman" w:cs="Times New Roman"/>
                 <w:b/>
+                <w:color w:val="000000"/>
                 <w:sz w:val="22"/>
               </w:rPr>
               <w:t>Осталось story points</w:t>
@@ -2710,6 +2846,7 @@
               <w:rPr>
                 <w:rFonts w:ascii="Times New Roman" w:hAnsi="Times New Roman" w:eastAsia="Times New Roman" w:cs="Times New Roman"/>
                 <w:b/>
+                <w:color w:val="000000"/>
                 <w:sz w:val="22"/>
               </w:rPr>
               <w:t>Факт</w:t>
@@ -2730,6 +2867,7 @@
               <w:rPr>
                 <w:rFonts w:ascii="Times New Roman" w:hAnsi="Times New Roman" w:eastAsia="Times New Roman" w:cs="Times New Roman"/>
                 <w:b/>
+                <w:color w:val="000000"/>
                 <w:sz w:val="22"/>
               </w:rPr>
               <w:t>Комментарий</w:t>
@@ -2752,6 +2890,7 @@
               <w:rPr>
                 <w:rFonts w:ascii="Times New Roman" w:hAnsi="Times New Roman" w:eastAsia="Times New Roman" w:cs="Times New Roman"/>
                 <w:b w:val="0"/>
+                <w:color w:val="000000"/>
                 <w:sz w:val="22"/>
               </w:rPr>
               <w:t>0</w:t>
@@ -2772,6 +2911,7 @@
               <w:rPr>
                 <w:rFonts w:ascii="Times New Roman" w:hAnsi="Times New Roman" w:eastAsia="Times New Roman" w:cs="Times New Roman"/>
                 <w:b w:val="0"/>
+                <w:color w:val="000000"/>
                 <w:sz w:val="22"/>
               </w:rPr>
             </w:r>
@@ -2791,6 +2931,7 @@
               <w:rPr>
                 <w:rFonts w:ascii="Times New Roman" w:hAnsi="Times New Roman" w:eastAsia="Times New Roman" w:cs="Times New Roman"/>
                 <w:b w:val="0"/>
+                <w:color w:val="000000"/>
                 <w:sz w:val="22"/>
               </w:rPr>
             </w:r>
@@ -2810,6 +2951,7 @@
               <w:rPr>
                 <w:rFonts w:ascii="Times New Roman" w:hAnsi="Times New Roman" w:eastAsia="Times New Roman" w:cs="Times New Roman"/>
                 <w:b w:val="0"/>
+                <w:color w:val="000000"/>
                 <w:sz w:val="22"/>
               </w:rPr>
             </w:r>
@@ -2831,6 +2973,7 @@
               <w:rPr>
                 <w:rFonts w:ascii="Times New Roman" w:hAnsi="Times New Roman" w:eastAsia="Times New Roman" w:cs="Times New Roman"/>
                 <w:b w:val="0"/>
+                <w:color w:val="000000"/>
                 <w:sz w:val="22"/>
               </w:rPr>
               <w:t>1</w:t>
@@ -2851,6 +2994,7 @@
               <w:rPr>
                 <w:rFonts w:ascii="Times New Roman" w:hAnsi="Times New Roman" w:eastAsia="Times New Roman" w:cs="Times New Roman"/>
                 <w:b w:val="0"/>
+                <w:color w:val="000000"/>
                 <w:sz w:val="22"/>
               </w:rPr>
             </w:r>
@@ -2870,6 +3014,7 @@
               <w:rPr>
                 <w:rFonts w:ascii="Times New Roman" w:hAnsi="Times New Roman" w:eastAsia="Times New Roman" w:cs="Times New Roman"/>
                 <w:b w:val="0"/>
+                <w:color w:val="000000"/>
                 <w:sz w:val="22"/>
               </w:rPr>
             </w:r>
@@ -2889,6 +3034,7 @@
               <w:rPr>
                 <w:rFonts w:ascii="Times New Roman" w:hAnsi="Times New Roman" w:eastAsia="Times New Roman" w:cs="Times New Roman"/>
                 <w:b w:val="0"/>
+                <w:color w:val="000000"/>
                 <w:sz w:val="22"/>
               </w:rPr>
             </w:r>
@@ -2910,6 +3056,7 @@
               <w:rPr>
                 <w:rFonts w:ascii="Times New Roman" w:hAnsi="Times New Roman" w:eastAsia="Times New Roman" w:cs="Times New Roman"/>
                 <w:b w:val="0"/>
+                <w:color w:val="000000"/>
                 <w:sz w:val="22"/>
               </w:rPr>
               <w:t>2</w:t>
@@ -2930,6 +3077,7 @@
               <w:rPr>
                 <w:rFonts w:ascii="Times New Roman" w:hAnsi="Times New Roman" w:eastAsia="Times New Roman" w:cs="Times New Roman"/>
                 <w:b w:val="0"/>
+                <w:color w:val="000000"/>
                 <w:sz w:val="22"/>
               </w:rPr>
             </w:r>
@@ -2949,6 +3097,7 @@
               <w:rPr>
                 <w:rFonts w:ascii="Times New Roman" w:hAnsi="Times New Roman" w:eastAsia="Times New Roman" w:cs="Times New Roman"/>
                 <w:b w:val="0"/>
+                <w:color w:val="000000"/>
                 <w:sz w:val="22"/>
               </w:rPr>
             </w:r>
@@ -2968,6 +3117,7 @@
               <w:rPr>
                 <w:rFonts w:ascii="Times New Roman" w:hAnsi="Times New Roman" w:eastAsia="Times New Roman" w:cs="Times New Roman"/>
                 <w:b w:val="0"/>
+                <w:color w:val="000000"/>
                 <w:sz w:val="22"/>
               </w:rPr>
             </w:r>
@@ -2989,6 +3139,7 @@
               <w:rPr>
                 <w:rFonts w:ascii="Times New Roman" w:hAnsi="Times New Roman" w:eastAsia="Times New Roman" w:cs="Times New Roman"/>
                 <w:b w:val="0"/>
+                <w:color w:val="000000"/>
                 <w:sz w:val="22"/>
               </w:rPr>
               <w:t>3</w:t>
@@ -3009,6 +3160,7 @@
               <w:rPr>
                 <w:rFonts w:ascii="Times New Roman" w:hAnsi="Times New Roman" w:eastAsia="Times New Roman" w:cs="Times New Roman"/>
                 <w:b w:val="0"/>
+                <w:color w:val="000000"/>
                 <w:sz w:val="22"/>
               </w:rPr>
             </w:r>
@@ -3028,6 +3180,7 @@
               <w:rPr>
                 <w:rFonts w:ascii="Times New Roman" w:hAnsi="Times New Roman" w:eastAsia="Times New Roman" w:cs="Times New Roman"/>
                 <w:b w:val="0"/>
+                <w:color w:val="000000"/>
                 <w:sz w:val="22"/>
               </w:rPr>
             </w:r>
@@ -3047,6 +3200,7 @@
               <w:rPr>
                 <w:rFonts w:ascii="Times New Roman" w:hAnsi="Times New Roman" w:eastAsia="Times New Roman" w:cs="Times New Roman"/>
                 <w:b w:val="0"/>
+                <w:color w:val="000000"/>
                 <w:sz w:val="22"/>
               </w:rPr>
             </w:r>
@@ -3068,6 +3222,7 @@
               <w:rPr>
                 <w:rFonts w:ascii="Times New Roman" w:hAnsi="Times New Roman" w:eastAsia="Times New Roman" w:cs="Times New Roman"/>
                 <w:b w:val="0"/>
+                <w:color w:val="000000"/>
                 <w:sz w:val="22"/>
               </w:rPr>
               <w:t>4</w:t>
@@ -3088,6 +3243,7 @@
               <w:rPr>
                 <w:rFonts w:ascii="Times New Roman" w:hAnsi="Times New Roman" w:eastAsia="Times New Roman" w:cs="Times New Roman"/>
                 <w:b w:val="0"/>
+                <w:color w:val="000000"/>
                 <w:sz w:val="22"/>
               </w:rPr>
             </w:r>
@@ -3107,6 +3263,7 @@
               <w:rPr>
                 <w:rFonts w:ascii="Times New Roman" w:hAnsi="Times New Roman" w:eastAsia="Times New Roman" w:cs="Times New Roman"/>
                 <w:b w:val="0"/>
+                <w:color w:val="000000"/>
                 <w:sz w:val="22"/>
               </w:rPr>
             </w:r>
@@ -3126,6 +3283,7 @@
               <w:rPr>
                 <w:rFonts w:ascii="Times New Roman" w:hAnsi="Times New Roman" w:eastAsia="Times New Roman" w:cs="Times New Roman"/>
                 <w:b w:val="0"/>
+                <w:color w:val="000000"/>
                 <w:sz w:val="22"/>
               </w:rPr>
             </w:r>
@@ -3147,6 +3305,7 @@
               <w:rPr>
                 <w:rFonts w:ascii="Times New Roman" w:hAnsi="Times New Roman" w:eastAsia="Times New Roman" w:cs="Times New Roman"/>
                 <w:b w:val="0"/>
+                <w:color w:val="000000"/>
                 <w:sz w:val="22"/>
               </w:rPr>
               <w:t>5</w:t>
@@ -3167,6 +3326,7 @@
               <w:rPr>
                 <w:rFonts w:ascii="Times New Roman" w:hAnsi="Times New Roman" w:eastAsia="Times New Roman" w:cs="Times New Roman"/>
                 <w:b w:val="0"/>
+                <w:color w:val="000000"/>
                 <w:sz w:val="22"/>
               </w:rPr>
             </w:r>
@@ -3186,6 +3346,7 @@
               <w:rPr>
                 <w:rFonts w:ascii="Times New Roman" w:hAnsi="Times New Roman" w:eastAsia="Times New Roman" w:cs="Times New Roman"/>
                 <w:b w:val="0"/>
+                <w:color w:val="000000"/>
                 <w:sz w:val="22"/>
               </w:rPr>
             </w:r>
@@ -3205,6 +3366,7 @@
               <w:rPr>
                 <w:rFonts w:ascii="Times New Roman" w:hAnsi="Times New Roman" w:eastAsia="Times New Roman" w:cs="Times New Roman"/>
                 <w:b w:val="0"/>
+                <w:color w:val="000000"/>
                 <w:sz w:val="22"/>
               </w:rPr>
             </w:r>
@@ -3226,6 +3388,7 @@
               <w:rPr>
                 <w:rFonts w:ascii="Times New Roman" w:hAnsi="Times New Roman" w:eastAsia="Times New Roman" w:cs="Times New Roman"/>
                 <w:b w:val="0"/>
+                <w:color w:val="000000"/>
                 <w:sz w:val="22"/>
               </w:rPr>
               <w:t>6</w:t>
@@ -3246,6 +3409,7 @@
               <w:rPr>
                 <w:rFonts w:ascii="Times New Roman" w:hAnsi="Times New Roman" w:eastAsia="Times New Roman" w:cs="Times New Roman"/>
                 <w:b w:val="0"/>
+                <w:color w:val="000000"/>
                 <w:sz w:val="22"/>
               </w:rPr>
             </w:r>
@@ -3265,6 +3429,7 @@
               <w:rPr>
                 <w:rFonts w:ascii="Times New Roman" w:hAnsi="Times New Roman" w:eastAsia="Times New Roman" w:cs="Times New Roman"/>
                 <w:b w:val="0"/>
+                <w:color w:val="000000"/>
                 <w:sz w:val="22"/>
               </w:rPr>
             </w:r>
@@ -3284,6 +3449,7 @@
               <w:rPr>
                 <w:rFonts w:ascii="Times New Roman" w:hAnsi="Times New Roman" w:eastAsia="Times New Roman" w:cs="Times New Roman"/>
                 <w:b w:val="0"/>
+                <w:color w:val="000000"/>
                 <w:sz w:val="22"/>
               </w:rPr>
             </w:r>
@@ -3305,6 +3471,7 @@
               <w:rPr>
                 <w:rFonts w:ascii="Times New Roman" w:hAnsi="Times New Roman" w:eastAsia="Times New Roman" w:cs="Times New Roman"/>
                 <w:b w:val="0"/>
+                <w:color w:val="000000"/>
                 <w:sz w:val="22"/>
               </w:rPr>
               <w:t>7</w:t>
@@ -3325,6 +3492,7 @@
               <w:rPr>
                 <w:rFonts w:ascii="Times New Roman" w:hAnsi="Times New Roman" w:eastAsia="Times New Roman" w:cs="Times New Roman"/>
                 <w:b w:val="0"/>
+                <w:color w:val="000000"/>
                 <w:sz w:val="22"/>
               </w:rPr>
             </w:r>
@@ -3344,6 +3512,7 @@
               <w:rPr>
                 <w:rFonts w:ascii="Times New Roman" w:hAnsi="Times New Roman" w:eastAsia="Times New Roman" w:cs="Times New Roman"/>
                 <w:b w:val="0"/>
+                <w:color w:val="000000"/>
                 <w:sz w:val="22"/>
               </w:rPr>
             </w:r>
@@ -3363,6 +3532,7 @@
               <w:rPr>
                 <w:rFonts w:ascii="Times New Roman" w:hAnsi="Times New Roman" w:eastAsia="Times New Roman" w:cs="Times New Roman"/>
                 <w:b w:val="0"/>
+                <w:color w:val="000000"/>
                 <w:sz w:val="22"/>
               </w:rPr>
             </w:r>
@@ -3384,6 +3554,7 @@
               <w:rPr>
                 <w:rFonts w:ascii="Times New Roman" w:hAnsi="Times New Roman" w:eastAsia="Times New Roman" w:cs="Times New Roman"/>
                 <w:b w:val="0"/>
+                <w:color w:val="000000"/>
                 <w:sz w:val="22"/>
               </w:rPr>
               <w:t>8</w:t>
@@ -3404,6 +3575,7 @@
               <w:rPr>
                 <w:rFonts w:ascii="Times New Roman" w:hAnsi="Times New Roman" w:eastAsia="Times New Roman" w:cs="Times New Roman"/>
                 <w:b w:val="0"/>
+                <w:color w:val="000000"/>
                 <w:sz w:val="22"/>
               </w:rPr>
             </w:r>
@@ -3423,6 +3595,7 @@
               <w:rPr>
                 <w:rFonts w:ascii="Times New Roman" w:hAnsi="Times New Roman" w:eastAsia="Times New Roman" w:cs="Times New Roman"/>
                 <w:b w:val="0"/>
+                <w:color w:val="000000"/>
                 <w:sz w:val="22"/>
               </w:rPr>
             </w:r>
@@ -3442,6 +3615,7 @@
               <w:rPr>
                 <w:rFonts w:ascii="Times New Roman" w:hAnsi="Times New Roman" w:eastAsia="Times New Roman" w:cs="Times New Roman"/>
                 <w:b w:val="0"/>
+                <w:color w:val="000000"/>
                 <w:sz w:val="22"/>
               </w:rPr>
             </w:r>
@@ -3463,6 +3637,7 @@
               <w:rPr>
                 <w:rFonts w:ascii="Times New Roman" w:hAnsi="Times New Roman" w:eastAsia="Times New Roman" w:cs="Times New Roman"/>
                 <w:b w:val="0"/>
+                <w:color w:val="000000"/>
                 <w:sz w:val="22"/>
               </w:rPr>
               <w:t>9</w:t>
@@ -3483,6 +3658,7 @@
               <w:rPr>
                 <w:rFonts w:ascii="Times New Roman" w:hAnsi="Times New Roman" w:eastAsia="Times New Roman" w:cs="Times New Roman"/>
                 <w:b w:val="0"/>
+                <w:color w:val="000000"/>
                 <w:sz w:val="22"/>
               </w:rPr>
             </w:r>
@@ -3502,6 +3678,7 @@
               <w:rPr>
                 <w:rFonts w:ascii="Times New Roman" w:hAnsi="Times New Roman" w:eastAsia="Times New Roman" w:cs="Times New Roman"/>
                 <w:b w:val="0"/>
+                <w:color w:val="000000"/>
                 <w:sz w:val="22"/>
               </w:rPr>
             </w:r>
@@ -3521,6 +3698,7 @@
               <w:rPr>
                 <w:rFonts w:ascii="Times New Roman" w:hAnsi="Times New Roman" w:eastAsia="Times New Roman" w:cs="Times New Roman"/>
                 <w:b w:val="0"/>
+                <w:color w:val="000000"/>
                 <w:sz w:val="22"/>
               </w:rPr>
             </w:r>
@@ -3542,6 +3720,7 @@
               <w:rPr>
                 <w:rFonts w:ascii="Times New Roman" w:hAnsi="Times New Roman" w:eastAsia="Times New Roman" w:cs="Times New Roman"/>
                 <w:b w:val="0"/>
+                <w:color w:val="000000"/>
                 <w:sz w:val="22"/>
               </w:rPr>
               <w:t>10</w:t>
@@ -3562,6 +3741,7 @@
               <w:rPr>
                 <w:rFonts w:ascii="Times New Roman" w:hAnsi="Times New Roman" w:eastAsia="Times New Roman" w:cs="Times New Roman"/>
                 <w:b w:val="0"/>
+                <w:color w:val="000000"/>
                 <w:sz w:val="22"/>
               </w:rPr>
             </w:r>
@@ -3581,6 +3761,7 @@
               <w:rPr>
                 <w:rFonts w:ascii="Times New Roman" w:hAnsi="Times New Roman" w:eastAsia="Times New Roman" w:cs="Times New Roman"/>
                 <w:b w:val="0"/>
+                <w:color w:val="000000"/>
                 <w:sz w:val="22"/>
               </w:rPr>
             </w:r>
@@ -3600,6 +3781,7 @@
               <w:rPr>
                 <w:rFonts w:ascii="Times New Roman" w:hAnsi="Times New Roman" w:eastAsia="Times New Roman" w:cs="Times New Roman"/>
                 <w:b w:val="0"/>
+                <w:color w:val="000000"/>
                 <w:sz w:val="22"/>
               </w:rPr>
             </w:r>
@@ -3618,6 +3800,7 @@
         <w:rPr>
           <w:rFonts w:ascii="Times New Roman" w:hAnsi="Times New Roman" w:eastAsia="Times New Roman" w:cs="Times New Roman"/>
           <w:i/>
+          <w:color w:val="000000"/>
           <w:sz w:val="28"/>
         </w:rPr>
         <w:t>[ Скриншот графика сгорания: идеальная линия и факт ]</w:t>
@@ -3637,6 +3820,7 @@
           <w:rFonts w:ascii="Times New Roman" w:hAnsi="Times New Roman" w:eastAsia="Times New Roman" w:cs="Times New Roman"/>
           <w:b/>
           <w:i w:val="0"/>
+          <w:color w:val="000000"/>
           <w:sz w:val="28"/>
         </w:rPr>
         <w:t>5. Итоги спринта</w:t>
@@ -3668,6 +3852,7 @@
               <w:rPr>
                 <w:rFonts w:ascii="Times New Roman" w:hAnsi="Times New Roman" w:eastAsia="Times New Roman" w:cs="Times New Roman"/>
                 <w:b/>
+                <w:color w:val="000000"/>
                 <w:sz w:val="22"/>
               </w:rPr>
               <w:t>Вопрос</w:t>
@@ -3688,6 +3873,7 @@
               <w:rPr>
                 <w:rFonts w:ascii="Times New Roman" w:hAnsi="Times New Roman" w:eastAsia="Times New Roman" w:cs="Times New Roman"/>
                 <w:b/>
+                <w:color w:val="000000"/>
                 <w:sz w:val="22"/>
               </w:rPr>
               <w:t>Ответ</w:t>
@@ -3710,6 +3896,7 @@
               <w:rPr>
                 <w:rFonts w:ascii="Times New Roman" w:hAnsi="Times New Roman" w:eastAsia="Times New Roman" w:cs="Times New Roman"/>
                 <w:b w:val="0"/>
+                <w:color w:val="000000"/>
                 <w:sz w:val="22"/>
               </w:rPr>
               <w:t>Что сделано</w:t>
@@ -3730,6 +3917,7 @@
               <w:rPr>
                 <w:rFonts w:ascii="Times New Roman" w:hAnsi="Times New Roman" w:eastAsia="Times New Roman" w:cs="Times New Roman"/>
                 <w:b w:val="0"/>
+                <w:color w:val="000000"/>
                 <w:sz w:val="22"/>
               </w:rPr>
             </w:r>
@@ -3751,6 +3939,7 @@
               <w:rPr>
                 <w:rFonts w:ascii="Times New Roman" w:hAnsi="Times New Roman" w:eastAsia="Times New Roman" w:cs="Times New Roman"/>
                 <w:b w:val="0"/>
+                <w:color w:val="000000"/>
                 <w:sz w:val="22"/>
               </w:rPr>
               <w:t>Что не сделано и почему</w:t>
@@ -3771,6 +3960,7 @@
               <w:rPr>
                 <w:rFonts w:ascii="Times New Roman" w:hAnsi="Times New Roman" w:eastAsia="Times New Roman" w:cs="Times New Roman"/>
                 <w:b w:val="0"/>
+                <w:color w:val="000000"/>
                 <w:sz w:val="22"/>
               </w:rPr>
             </w:r>
@@ -3792,6 +3982,7 @@
               <w:rPr>
                 <w:rFonts w:ascii="Times New Roman" w:hAnsi="Times New Roman" w:eastAsia="Times New Roman" w:cs="Times New Roman"/>
                 <w:b w:val="0"/>
+                <w:color w:val="000000"/>
                 <w:sz w:val="22"/>
               </w:rPr>
               <w:t>Что изменим в следующем спринте</w:t>
@@ -3812,6 +4003,7 @@
               <w:rPr>
                 <w:rFonts w:ascii="Times New Roman" w:hAnsi="Times New Roman" w:eastAsia="Times New Roman" w:cs="Times New Roman"/>
                 <w:b w:val="0"/>
+                <w:color w:val="000000"/>
                 <w:sz w:val="22"/>
               </w:rPr>
             </w:r>
@@ -3833,6 +4025,7 @@
               <w:rPr>
                 <w:rFonts w:ascii="Times New Roman" w:hAnsi="Times New Roman" w:eastAsia="Times New Roman" w:cs="Times New Roman"/>
                 <w:b w:val="0"/>
+                <w:color w:val="000000"/>
                 <w:sz w:val="22"/>
               </w:rPr>
               <w:t>Где доска соврала</w:t>
@@ -3853,6 +4046,7 @@
               <w:rPr>
                 <w:rFonts w:ascii="Times New Roman" w:hAnsi="Times New Roman" w:eastAsia="Times New Roman" w:cs="Times New Roman"/>
                 <w:b w:val="0"/>
+                <w:color w:val="000000"/>
                 <w:sz w:val="22"/>
               </w:rPr>
             </w:r>
@@ -3875,6 +4069,7 @@
           <w:rFonts w:ascii="Times New Roman" w:hAnsi="Times New Roman" w:eastAsia="Times New Roman" w:cs="Times New Roman"/>
           <w:b w:val="0"/>
           <w:i w:val="0"/>
+          <w:color w:val="000000"/>
           <w:sz w:val="28"/>
         </w:rPr>
         <w:t>Контрольные вопросы</w:t>
@@ -3891,6 +4086,7 @@
           <w:rFonts w:ascii="Times New Roman" w:hAnsi="Times New Roman" w:eastAsia="Times New Roman" w:cs="Times New Roman"/>
           <w:b w:val="0"/>
           <w:i w:val="0"/>
+          <w:color w:val="000000"/>
           <w:sz w:val="28"/>
         </w:rPr>
         <w:t>1. Чем story points отличаются от часов?</w:t>
@@ -3907,6 +4103,7 @@
           <w:rFonts w:ascii="Times New Roman" w:hAnsi="Times New Roman" w:eastAsia="Times New Roman" w:cs="Times New Roman"/>
           <w:b w:val="0"/>
           <w:i w:val="0"/>
+          <w:color w:val="000000"/>
           <w:sz w:val="28"/>
         </w:rPr>
         <w:t>2. Почему скорость команды нельзя сравнивать со скоростью другой команды?</w:t>
@@ -3923,6 +4120,7 @@
           <w:rFonts w:ascii="Times New Roman" w:hAnsi="Times New Roman" w:eastAsia="Times New Roman" w:cs="Times New Roman"/>
           <w:b w:val="0"/>
           <w:i w:val="0"/>
+          <w:color w:val="000000"/>
           <w:sz w:val="28"/>
         </w:rPr>
         <w:t>3. Что делать, если фактическая линия сгорания идёт выше идеальной?</w:t>
@@ -3939,6 +4137,7 @@
           <w:rFonts w:ascii="Times New Roman" w:hAnsi="Times New Roman" w:eastAsia="Times New Roman" w:cs="Times New Roman"/>
           <w:b w:val="0"/>
           <w:i w:val="0"/>
+          <w:color w:val="000000"/>
           <w:sz w:val="28"/>
         </w:rPr>
         <w:t>4. Зачем нужна цель спринта, если есть список историй?</w:t>
@@ -3955,6 +4154,7 @@
           <w:rFonts w:ascii="Times New Roman" w:hAnsi="Times New Roman" w:eastAsia="Times New Roman" w:cs="Times New Roman"/>
           <w:b w:val="0"/>
           <w:i w:val="0"/>
+          <w:color w:val="000000"/>
           <w:sz w:val="28"/>
         </w:rPr>
         <w:t>5. Какая история не готова к спринту и почему?</w:t>
@@ -3975,6 +4175,7 @@
           <w:rFonts w:ascii="Times New Roman" w:hAnsi="Times New Roman" w:eastAsia="Times New Roman" w:cs="Times New Roman"/>
           <w:b w:val="0"/>
           <w:i w:val="0"/>
+          <w:color w:val="000000"/>
           <w:sz w:val="28"/>
         </w:rPr>
         <w:t>Критерии оценки</w:t>
@@ -4006,6 +4207,7 @@
               <w:rPr>
                 <w:rFonts w:ascii="Times New Roman" w:hAnsi="Times New Roman" w:eastAsia="Times New Roman" w:cs="Times New Roman"/>
                 <w:b/>
+                <w:color w:val="000000"/>
                 <w:sz w:val="22"/>
               </w:rPr>
               <w:t>Балл</w:t>
@@ -4026,6 +4228,7 @@
               <w:rPr>
                 <w:rFonts w:ascii="Times New Roman" w:hAnsi="Times New Roman" w:eastAsia="Times New Roman" w:cs="Times New Roman"/>
                 <w:b/>
+                <w:color w:val="000000"/>
                 <w:sz w:val="22"/>
               </w:rPr>
               <w:t>Что должно быть сделано</w:t>
@@ -4048,6 +4251,7 @@
               <w:rPr>
                 <w:rFonts w:ascii="Times New Roman" w:hAnsi="Times New Roman" w:eastAsia="Times New Roman" w:cs="Times New Roman"/>
                 <w:b w:val="0"/>
+                <w:color w:val="000000"/>
                 <w:sz w:val="22"/>
               </w:rPr>
               <w:t>5</w:t>
@@ -4068,6 +4272,7 @@
               <w:rPr>
                 <w:rFonts w:ascii="Times New Roman" w:hAnsi="Times New Roman" w:eastAsia="Times New Roman" w:cs="Times New Roman"/>
                 <w:b w:val="0"/>
+                <w:color w:val="000000"/>
                 <w:sz w:val="22"/>
               </w:rPr>
               <w:t>Восемь историй с критериями, спринт сбалансирован по скорости, доска заполнена по дням, график построен, итоги честные.</w:t>
@@ -4090,6 +4295,7 @@
               <w:rPr>
                 <w:rFonts w:ascii="Times New Roman" w:hAnsi="Times New Roman" w:eastAsia="Times New Roman" w:cs="Times New Roman"/>
                 <w:b w:val="0"/>
+                <w:color w:val="000000"/>
                 <w:sz w:val="22"/>
               </w:rPr>
               <w:t>4</w:t>
@@ -4110,6 +4316,7 @@
               <w:rPr>
                 <w:rFonts w:ascii="Times New Roman" w:hAnsi="Times New Roman" w:eastAsia="Times New Roman" w:cs="Times New Roman"/>
                 <w:b w:val="0"/>
+                <w:color w:val="000000"/>
                 <w:sz w:val="22"/>
               </w:rPr>
               <w:t>Бэклог и доска готовы, график построен, итоги поверхностные.</w:t>
@@ -4132,6 +4339,7 @@
               <w:rPr>
                 <w:rFonts w:ascii="Times New Roman" w:hAnsi="Times New Roman" w:eastAsia="Times New Roman" w:cs="Times New Roman"/>
                 <w:b w:val="0"/>
+                <w:color w:val="000000"/>
                 <w:sz w:val="22"/>
               </w:rPr>
               <w:t>3</w:t>
@@ -4152,6 +4360,7 @@
               <w:rPr>
                 <w:rFonts w:ascii="Times New Roman" w:hAnsi="Times New Roman" w:eastAsia="Times New Roman" w:cs="Times New Roman"/>
                 <w:b w:val="0"/>
+                <w:color w:val="000000"/>
                 <w:sz w:val="22"/>
               </w:rPr>
               <w:t>Истории есть, оценка и критерии приёмки слабые, график не построен.</w:t>
@@ -4175,6 +4384,7 @@
           <w:rFonts w:ascii="Times New Roman" w:hAnsi="Times New Roman" w:eastAsia="Times New Roman" w:cs="Times New Roman"/>
           <w:b w:val="0"/>
           <w:i w:val="0"/>
+          <w:color w:val="000000"/>
           <w:sz w:val="28"/>
         </w:rPr>
         <w:t>Вывод</w:t>
@@ -4191,9 +4401,9 @@
           <w:rFonts w:ascii="Times New Roman" w:hAnsi="Times New Roman" w:eastAsia="Times New Roman" w:cs="Times New Roman"/>
           <w:b w:val="0"/>
           <w:i w:val="0"/>
+          <w:color w:val="000000"/>
           <w:sz w:val="28"/>
         </w:rPr>
-        <w:t>________________________________________________________________________</w:t>
       </w:r>
     </w:p>
     <w:p>
@@ -4207,9 +4417,9 @@
           <w:rFonts w:ascii="Times New Roman" w:hAnsi="Times New Roman" w:eastAsia="Times New Roman" w:cs="Times New Roman"/>
           <w:b w:val="0"/>
           <w:i w:val="0"/>
+          <w:color w:val="000000"/>
           <w:sz w:val="28"/>
         </w:rPr>
-        <w:t>________________________________________________________________________</w:t>
       </w:r>
     </w:p>
     <w:p>
@@ -4223,9 +4433,9 @@
           <w:rFonts w:ascii="Times New Roman" w:hAnsi="Times New Roman" w:eastAsia="Times New Roman" w:cs="Times New Roman"/>
           <w:b w:val="0"/>
           <w:i w:val="0"/>
+          <w:color w:val="000000"/>
           <w:sz w:val="28"/>
         </w:rPr>
-        <w:t>________________________________________________________________________</w:t>
       </w:r>
     </w:p>
     <w:sectPr>
@@ -4608,6 +4818,7 @@
     </w:pPr>
     <w:rPr>
       <w:rFonts w:ascii="Times New Roman" w:hAnsi="Times New Roman" w:eastAsia="Times New Roman" w:cs="Times New Roman"/>
+      <w:color w:val="000000"/>
       <w:sz w:val="28"/>
     </w:rPr>
   </w:style>
@@ -4675,7 +4886,7 @@
       <w:rFonts w:asciiTheme="majorHAnsi" w:eastAsiaTheme="majorEastAsia" w:hAnsiTheme="majorHAnsi" w:cstheme="majorBidi" w:ascii="Times New Roman" w:hAnsi="Times New Roman" w:eastAsia="Times New Roman" w:cs="Times New Roman"/>
       <w:b w:val="0"/>
       <w:bCs/>
-      <w:color w:val="365F91" w:themeColor="accent1" w:themeShade="BF"/>
+      <w:color w:val="000000"/>
       <w:sz w:val="28"/>
       <w:szCs w:val="28"/>
     </w:rPr>
@@ -4701,7 +4912,7 @@
       <w:rFonts w:asciiTheme="majorHAnsi" w:eastAsiaTheme="majorEastAsia" w:hAnsiTheme="majorHAnsi" w:cstheme="majorBidi" w:ascii="Times New Roman" w:hAnsi="Times New Roman" w:eastAsia="Times New Roman" w:cs="Times New Roman"/>
       <w:b/>
       <w:bCs/>
-      <w:color w:val="4F81BD" w:themeColor="accent1"/>
+      <w:color w:val="000000"/>
       <w:sz w:val="28"/>
       <w:szCs w:val="26"/>
     </w:rPr>
@@ -5038,6 +5249,7 @@
     </w:pPr>
     <w:rPr>
       <w:rFonts w:ascii="Times New Roman" w:hAnsi="Times New Roman" w:eastAsia="Times New Roman" w:cs="Times New Roman"/>
+      <w:color w:val="000000"/>
       <w:sz w:val="28"/>
     </w:rPr>
   </w:style>
